--- a/01-电源电路/02-开关电源/全桥/全桥LLC电路/全桥LLC电路.docx
+++ b/01-电源电路/02-开关电源/全桥/全桥LLC电路/全桥LLC电路.docx
@@ -3810,6 +3810,20 @@
     </w:p>
     <w:bookmarkEnd w:id="26"/>
     <w:bookmarkEnd w:id="27"/>
+    <w:p>
+      <w:pPr>
+        <w:spacing w:before="360"/>
+        <w:jc w:val="center"/>
+      </w:pPr>
+      <w:r>
+        <w:rPr>
+          <w:rFonts w:ascii="Times New Roman" w:hAnsi="Times New Roman"/>
+          <w:color w:val="555555"/>
+          <w:sz w:val="21"/>
+        </w:rPr>
+        <w:t>材料收集者：杜文杰</w:t>
+      </w:r>
+    </w:p>
     <w:sectPr>
       <w:headerReference r:id="rId9" w:type="default"/>
       <w:footerReference r:id="rId10" w:type="default"/>

--- a/01-电源电路/02-开关电源/全桥/全桥LLC电路/全桥LLC电路.docx
+++ b/01-电源电路/02-开关电源/全桥/全桥LLC电路/全桥LLC电路.docx
@@ -1,6 +1,6 @@
 
 <file path=word/document.xml><?xml version="1.0" encoding="utf-8"?>
-<w:document xmlns:w="http://schemas.openxmlformats.org/wordprocessingml/2006/main" xmlns:m="http://schemas.openxmlformats.org/officeDocument/2006/math" xmlns:r="http://schemas.openxmlformats.org/officeDocument/2006/relationships" xmlns:o="urn:schemas-microsoft-com:office:office" xmlns:v="urn:schemas-microsoft-com:vml" xmlns:w10="urn:schemas-microsoft-com:office:word" xmlns:a="http://schemas.openxmlformats.org/drawingml/2006/main" xmlns:pic="http://schemas.openxmlformats.org/drawingml/2006/picture" xmlns:wp="http://schemas.openxmlformats.org/drawingml/2006/wordprocessingDrawing">
+<w:document xmlns:m="http://schemas.openxmlformats.org/officeDocument/2006/math" xmlns:r="http://schemas.openxmlformats.org/officeDocument/2006/relationships" xmlns:w="http://schemas.openxmlformats.org/wordprocessingml/2006/main" xmlns:o="urn:schemas-microsoft-com:office:office" xmlns:v="urn:schemas-microsoft-com:vml" xmlns:w10="urn:schemas-microsoft-com:office:word" xmlns:a="http://schemas.openxmlformats.org/drawingml/2006/main" xmlns:pic="http://schemas.openxmlformats.org/drawingml/2006/picture" xmlns:wp="http://schemas.openxmlformats.org/drawingml/2006/wordprocessingDrawing">
   <w:body>
     <w:bookmarkStart w:id="27" w:name="全桥-llc-电路"/>
     <w:p>
@@ -9,16 +9,19 @@
       </w:pPr>
       <w:r>
         <w:rPr>
-          <w:rFonts w:hint="eastAsia"/>
+          <w:rFonts w:hint="eastAsia" w:eastAsia="黑体"/>
         </w:rPr>
         <w:t xml:space="preserve">全桥</w:t>
       </w:r>
       <w:r>
+        <w:rPr>
+          <w:rFonts w:eastAsia="黑体"/>
+        </w:rPr>
         <w:t xml:space="preserve"> LLC </w:t>
       </w:r>
       <w:r>
         <w:rPr>
-          <w:rFonts w:hint="eastAsia"/>
+          <w:rFonts w:hint="eastAsia" w:eastAsia="黑体"/>
         </w:rPr>
         <w:t xml:space="preserve">电路</w:t>
       </w:r>
@@ -30,7 +33,7 @@
       </w:pPr>
       <w:r>
         <w:rPr>
-          <w:rFonts w:hint="eastAsia"/>
+          <w:rFonts w:hint="eastAsia" w:eastAsia="黑体"/>
         </w:rPr>
         <w:t xml:space="preserve">拓扑描述</w:t>
       </w:r>
@@ -41,16 +44,19 @@
       </w:pPr>
       <w:r>
         <w:rPr>
-          <w:rFonts w:hint="eastAsia"/>
+          <w:rFonts w:hint="eastAsia" w:eastAsia="黑体"/>
         </w:rPr>
         <w:t xml:space="preserve">由</w:t>
       </w:r>
       <w:r>
+        <w:rPr>
+          <w:rFonts w:eastAsia="黑体"/>
+        </w:rPr>
         <w:t xml:space="preserve"> </w:t>
       </w:r>
       <w:r>
         <w:rPr>
-          <w:rFonts w:hint="eastAsia"/>
+          <w:rFonts w:hint="eastAsia" w:eastAsia="黑体"/>
           <w:b/>
           <w:bCs/>
         </w:rPr>
@@ -58,6 +64,7 @@
       </w:r>
       <w:r>
         <w:rPr>
+          <w:rFonts w:eastAsia="黑体"/>
           <w:b/>
           <w:bCs/>
         </w:rPr>
@@ -79,6 +86,7 @@
       </m:oMath>
       <w:r>
         <w:rPr>
+          <w:rFonts w:eastAsia="黑体"/>
           <w:b/>
           <w:bCs/>
         </w:rPr>
@@ -100,22 +108,25 @@
       </m:oMath>
       <w:r>
         <w:rPr>
-          <w:rFonts w:hint="eastAsia"/>
+          <w:rFonts w:hint="eastAsia" w:eastAsia="黑体"/>
         </w:rPr>
         <w:t xml:space="preserve">（全桥</w:t>
       </w:r>
       <w:r>
+        <w:rPr>
+          <w:rFonts w:eastAsia="黑体"/>
+        </w:rPr>
         <w:t xml:space="preserve"> H </w:t>
       </w:r>
       <w:r>
         <w:rPr>
-          <w:rFonts w:hint="eastAsia"/>
+          <w:rFonts w:hint="eastAsia" w:eastAsia="黑体"/>
         </w:rPr>
         <w:t xml:space="preserve">桥）、</w:t>
       </w:r>
       <w:r>
         <w:rPr>
-          <w:rFonts w:hint="eastAsia"/>
+          <w:rFonts w:hint="eastAsia" w:eastAsia="黑体"/>
           <w:b/>
           <w:bCs/>
         </w:rPr>
@@ -123,6 +134,7 @@
       </w:r>
       <w:r>
         <w:rPr>
+          <w:rFonts w:eastAsia="黑体"/>
           <w:b/>
           <w:bCs/>
         </w:rPr>
@@ -143,11 +155,14 @@
         </m:sSub>
       </m:oMath>
       <w:r>
+        <w:rPr>
+          <w:rFonts w:eastAsia="黑体"/>
+        </w:rPr>
         <w:t xml:space="preserve">、</w:t>
       </w:r>
       <w:r>
         <w:rPr>
-          <w:rFonts w:hint="eastAsia"/>
+          <w:rFonts w:hint="eastAsia" w:eastAsia="黑体"/>
           <w:b/>
           <w:bCs/>
         </w:rPr>
@@ -155,6 +170,7 @@
       </w:r>
       <w:r>
         <w:rPr>
+          <w:rFonts w:eastAsia="黑体"/>
           <w:b/>
           <w:bCs/>
         </w:rPr>
@@ -175,11 +191,14 @@
         </m:sSub>
       </m:oMath>
       <w:r>
+        <w:rPr>
+          <w:rFonts w:eastAsia="黑体"/>
+        </w:rPr>
         <w:t xml:space="preserve">、</w:t>
       </w:r>
       <w:r>
         <w:rPr>
-          <w:rFonts w:hint="eastAsia"/>
+          <w:rFonts w:hint="eastAsia" w:eastAsia="黑体"/>
           <w:b/>
           <w:bCs/>
         </w:rPr>
@@ -187,6 +206,7 @@
       </w:r>
       <w:r>
         <w:rPr>
+          <w:rFonts w:eastAsia="黑体"/>
           <w:b/>
           <w:bCs/>
         </w:rPr>
@@ -208,11 +228,14 @@
       </m:oMath>
       <w:r>
         <w:rPr>
-          <w:rFonts w:hint="eastAsia"/>
+          <w:rFonts w:hint="eastAsia" w:eastAsia="黑体"/>
         </w:rPr>
         <w:t xml:space="preserve">（常与变压器</w:t>
       </w:r>
       <w:r>
+        <w:rPr>
+          <w:rFonts w:eastAsia="黑体"/>
+        </w:rPr>
         <w:t xml:space="preserve"> </w:t>
       </w:r>
       <m:oMath>
@@ -221,17 +244,20 @@
         </m:r>
       </m:oMath>
       <w:r>
+        <w:rPr>
+          <w:rFonts w:eastAsia="黑体"/>
+        </w:rPr>
         <w:t xml:space="preserve"> </w:t>
       </w:r>
       <w:r>
         <w:rPr>
-          <w:rFonts w:hint="eastAsia"/>
+          <w:rFonts w:hint="eastAsia" w:eastAsia="黑体"/>
         </w:rPr>
         <w:t xml:space="preserve">集成）、</w:t>
       </w:r>
       <w:r>
         <w:rPr>
-          <w:rFonts w:hint="eastAsia"/>
+          <w:rFonts w:hint="eastAsia" w:eastAsia="黑体"/>
           <w:b/>
           <w:bCs/>
         </w:rPr>
@@ -239,6 +265,7 @@
       </w:r>
       <w:r>
         <w:rPr>
+          <w:rFonts w:eastAsia="黑体"/>
           <w:b/>
           <w:bCs/>
         </w:rPr>
@@ -250,37 +277,46 @@
         </m:r>
       </m:oMath>
       <w:r>
+        <w:rPr>
+          <w:rFonts w:eastAsia="黑体"/>
+        </w:rPr>
         <w:t xml:space="preserve"> </w:t>
       </w:r>
       <w:r>
         <w:rPr>
-          <w:rFonts w:hint="eastAsia"/>
+          <w:rFonts w:hint="eastAsia" w:eastAsia="黑体"/>
         </w:rPr>
         <w:t xml:space="preserve">与</w:t>
       </w:r>
       <w:r>
+        <w:rPr>
+          <w:rFonts w:eastAsia="黑体"/>
+        </w:rPr>
         <w:t xml:space="preserve"> </w:t>
       </w:r>
       <w:r>
         <w:rPr>
-          <w:rFonts w:hint="eastAsia"/>
+          <w:rFonts w:hint="eastAsia" w:eastAsia="黑体"/>
           <w:b/>
           <w:bCs/>
         </w:rPr>
         <w:t xml:space="preserve">副边整流滤波</w:t>
       </w:r>
       <w:r>
+        <w:rPr>
+          <w:rFonts w:eastAsia="黑体"/>
+        </w:rPr>
         <w:t xml:space="preserve"> </w:t>
       </w:r>
       <w:r>
         <w:rPr>
-          <w:rFonts w:hint="eastAsia"/>
+          <w:rFonts w:hint="eastAsia" w:eastAsia="黑体"/>
         </w:rPr>
         <w:t xml:space="preserve">组成。电路关键节点：</w:t>
       </w:r>
       <w:r>
         <w:rPr>
-          <w:rFonts w:hint="eastAsia"/>
+          <w:rFonts w:hint="eastAsia" w:eastAsia="黑体"/>
           <w:b/>
           <w:bCs/>
         </w:rPr>
@@ -288,6 +324,7 @@
       </w:r>
       <w:r>
         <w:rPr>
+          <w:rFonts w:eastAsia="黑体"/>
           <w:b/>
           <w:bCs/>
         </w:rPr>
@@ -295,7 +332,7 @@
       </w:r>
       <w:r>
         <w:rPr>
-          <w:rFonts w:hint="eastAsia"/>
+          <w:rFonts w:hint="eastAsia" w:eastAsia="黑体"/>
           <w:b/>
           <w:bCs/>
         </w:rPr>
@@ -303,6 +340,7 @@
       </w:r>
       <w:r>
         <w:rPr>
+          <w:rFonts w:eastAsia="黑体"/>
           <w:b/>
           <w:bCs/>
         </w:rPr>
@@ -333,7 +371,7 @@
       </m:oMath>
       <w:r>
         <w:rPr>
-          <w:rFonts w:hint="eastAsia"/>
+          <w:rFonts w:hint="eastAsia" w:eastAsia="黑体"/>
         </w:rPr>
         <w:t xml:space="preserve">（</w:t>
       </w:r>
@@ -352,15 +390,21 @@
         </m:sSub>
       </m:oMath>
       <w:r>
+        <w:rPr>
+          <w:rFonts w:eastAsia="黑体"/>
+        </w:rPr>
         <w:t xml:space="preserve"> </w:t>
       </w:r>
       <w:r>
         <w:rPr>
-          <w:rFonts w:hint="eastAsia"/>
+          <w:rFonts w:hint="eastAsia" w:eastAsia="黑体"/>
         </w:rPr>
         <w:t xml:space="preserve">与</w:t>
       </w:r>
       <w:r>
+        <w:rPr>
+          <w:rFonts w:eastAsia="黑体"/>
+        </w:rPr>
         <w:t xml:space="preserve"> </w:t>
       </w:r>
       <m:oMath>
@@ -378,17 +422,20 @@
         </m:sSub>
       </m:oMath>
       <w:r>
+        <w:rPr>
+          <w:rFonts w:eastAsia="黑体"/>
+        </w:rPr>
         <w:t xml:space="preserve"> </w:t>
       </w:r>
       <w:r>
         <w:rPr>
-          <w:rFonts w:hint="eastAsia"/>
+          <w:rFonts w:hint="eastAsia" w:eastAsia="黑体"/>
         </w:rPr>
         <w:t xml:space="preserve">的漏极相连）；</w:t>
       </w:r>
       <w:r>
         <w:rPr>
-          <w:rFonts w:hint="eastAsia"/>
+          <w:rFonts w:hint="eastAsia" w:eastAsia="黑体"/>
           <w:b/>
           <w:bCs/>
         </w:rPr>
@@ -396,6 +443,7 @@
       </w:r>
       <w:r>
         <w:rPr>
+          <w:rFonts w:eastAsia="黑体"/>
           <w:b/>
           <w:bCs/>
         </w:rPr>
@@ -403,7 +451,7 @@
       </w:r>
       <w:r>
         <w:rPr>
-          <w:rFonts w:hint="eastAsia"/>
+          <w:rFonts w:hint="eastAsia" w:eastAsia="黑体"/>
           <w:b/>
           <w:bCs/>
         </w:rPr>
@@ -411,6 +459,7 @@
       </w:r>
       <w:r>
         <w:rPr>
+          <w:rFonts w:eastAsia="黑体"/>
           <w:b/>
           <w:bCs/>
         </w:rPr>
@@ -418,7 +467,7 @@
       </w:r>
       <w:r>
         <w:rPr>
-          <w:rFonts w:hint="eastAsia"/>
+          <w:rFonts w:hint="eastAsia" w:eastAsia="黑体"/>
         </w:rPr>
         <w:t xml:space="preserve">（</w:t>
       </w:r>
@@ -437,11 +486,14 @@
         </m:sSub>
       </m:oMath>
       <w:r>
+        <w:rPr>
+          <w:rFonts w:eastAsia="黑体"/>
+        </w:rPr>
         <w:t xml:space="preserve"> </w:t>
       </w:r>
       <w:r>
         <w:rPr>
-          <w:rFonts w:hint="eastAsia"/>
+          <w:rFonts w:hint="eastAsia" w:eastAsia="黑体"/>
         </w:rPr>
         <w:t xml:space="preserve">源极、</w:t>
       </w:r>
@@ -460,11 +512,14 @@
         </m:sSub>
       </m:oMath>
       <w:r>
+        <w:rPr>
+          <w:rFonts w:eastAsia="黑体"/>
+        </w:rPr>
         <w:t xml:space="preserve"> </w:t>
       </w:r>
       <w:r>
         <w:rPr>
-          <w:rFonts w:hint="eastAsia"/>
+          <w:rFonts w:hint="eastAsia" w:eastAsia="黑体"/>
         </w:rPr>
         <w:t xml:space="preserve">漏极、</w:t>
       </w:r>
@@ -483,17 +538,20 @@
         </m:sSub>
       </m:oMath>
       <w:r>
+        <w:rPr>
+          <w:rFonts w:eastAsia="黑体"/>
+        </w:rPr>
         <w:t xml:space="preserve"> </w:t>
       </w:r>
       <w:r>
         <w:rPr>
-          <w:rFonts w:hint="eastAsia"/>
+          <w:rFonts w:hint="eastAsia" w:eastAsia="黑体"/>
         </w:rPr>
         <w:t xml:space="preserve">一端相连）；</w:t>
       </w:r>
       <w:r>
         <w:rPr>
-          <w:rFonts w:hint="eastAsia"/>
+          <w:rFonts w:hint="eastAsia" w:eastAsia="黑体"/>
           <w:b/>
           <w:bCs/>
         </w:rPr>
@@ -501,6 +559,7 @@
       </w:r>
       <w:r>
         <w:rPr>
+          <w:rFonts w:eastAsia="黑体"/>
           <w:b/>
           <w:bCs/>
         </w:rPr>
@@ -508,7 +567,7 @@
       </w:r>
       <w:r>
         <w:rPr>
-          <w:rFonts w:hint="eastAsia"/>
+          <w:rFonts w:hint="eastAsia" w:eastAsia="黑体"/>
           <w:b/>
           <w:bCs/>
         </w:rPr>
@@ -516,6 +575,7 @@
       </w:r>
       <w:r>
         <w:rPr>
+          <w:rFonts w:eastAsia="黑体"/>
           <w:b/>
           <w:bCs/>
         </w:rPr>
@@ -523,7 +583,7 @@
       </w:r>
       <w:r>
         <w:rPr>
-          <w:rFonts w:hint="eastAsia"/>
+          <w:rFonts w:hint="eastAsia" w:eastAsia="黑体"/>
         </w:rPr>
         <w:t xml:space="preserve">（</w:t>
       </w:r>
@@ -542,11 +602,14 @@
         </m:sSub>
       </m:oMath>
       <w:r>
+        <w:rPr>
+          <w:rFonts w:eastAsia="黑体"/>
+        </w:rPr>
         <w:t xml:space="preserve"> </w:t>
       </w:r>
       <w:r>
         <w:rPr>
-          <w:rFonts w:hint="eastAsia"/>
+          <w:rFonts w:hint="eastAsia" w:eastAsia="黑体"/>
         </w:rPr>
         <w:t xml:space="preserve">源极、</w:t>
       </w:r>
@@ -565,15 +628,21 @@
         </m:sSub>
       </m:oMath>
       <w:r>
+        <w:rPr>
+          <w:rFonts w:eastAsia="黑体"/>
+        </w:rPr>
         <w:t xml:space="preserve"> </w:t>
       </w:r>
       <w:r>
         <w:rPr>
-          <w:rFonts w:hint="eastAsia"/>
+          <w:rFonts w:hint="eastAsia" w:eastAsia="黑体"/>
         </w:rPr>
         <w:t xml:space="preserve">漏极、变压器初级另一端与</w:t>
       </w:r>
       <w:r>
+        <w:rPr>
+          <w:rFonts w:eastAsia="黑体"/>
+        </w:rPr>
         <w:t xml:space="preserve"> </w:t>
       </w:r>
       <m:oMath>
@@ -591,17 +660,20 @@
         </m:sSub>
       </m:oMath>
       <w:r>
+        <w:rPr>
+          <w:rFonts w:eastAsia="黑体"/>
+        </w:rPr>
         <w:t xml:space="preserve"> </w:t>
       </w:r>
       <w:r>
         <w:rPr>
-          <w:rFonts w:hint="eastAsia"/>
+          <w:rFonts w:hint="eastAsia" w:eastAsia="黑体"/>
         </w:rPr>
         <w:t xml:space="preserve">另一端相连）；</w:t>
       </w:r>
       <w:r>
         <w:rPr>
-          <w:rFonts w:hint="eastAsia"/>
+          <w:rFonts w:hint="eastAsia" w:eastAsia="黑体"/>
           <w:b/>
           <w:bCs/>
         </w:rPr>
@@ -609,6 +681,7 @@
       </w:r>
       <w:r>
         <w:rPr>
+          <w:rFonts w:eastAsia="黑体"/>
           <w:b/>
           <w:bCs/>
         </w:rPr>
@@ -616,7 +689,7 @@
       </w:r>
       <w:r>
         <w:rPr>
-          <w:rFonts w:hint="eastAsia"/>
+          <w:rFonts w:hint="eastAsia" w:eastAsia="黑体"/>
           <w:b/>
           <w:bCs/>
         </w:rPr>
@@ -624,6 +697,7 @@
       </w:r>
       <w:r>
         <w:rPr>
+          <w:rFonts w:eastAsia="黑体"/>
           <w:b/>
           <w:bCs/>
         </w:rPr>
@@ -631,7 +705,7 @@
       </w:r>
       <w:r>
         <w:rPr>
-          <w:rFonts w:hint="eastAsia"/>
+          <w:rFonts w:hint="eastAsia" w:eastAsia="黑体"/>
           <w:b/>
           <w:bCs/>
         </w:rPr>
@@ -653,6 +727,7 @@
       </m:oMath>
       <w:r>
         <w:rPr>
+          <w:rFonts w:eastAsia="黑体"/>
           <w:b/>
           <w:bCs/>
         </w:rPr>
@@ -674,6 +749,7 @@
       </m:oMath>
       <w:r>
         <w:rPr>
+          <w:rFonts w:eastAsia="黑体"/>
           <w:b/>
           <w:bCs/>
         </w:rPr>
@@ -681,7 +757,7 @@
       </w:r>
       <w:r>
         <w:rPr>
-          <w:rFonts w:hint="eastAsia"/>
+          <w:rFonts w:hint="eastAsia" w:eastAsia="黑体"/>
           <w:b/>
           <w:bCs/>
         </w:rPr>
@@ -689,7 +765,7 @@
       </w:r>
       <w:r>
         <w:rPr>
-          <w:rFonts w:hint="eastAsia"/>
+          <w:rFonts w:hint="eastAsia" w:eastAsia="黑体"/>
         </w:rPr>
         <w:t xml:space="preserve">（</w:t>
       </w:r>
@@ -708,15 +784,21 @@
         </m:sSub>
       </m:oMath>
       <w:r>
+        <w:rPr>
+          <w:rFonts w:eastAsia="黑体"/>
+        </w:rPr>
         <w:t xml:space="preserve"> </w:t>
       </w:r>
       <w:r>
         <w:rPr>
-          <w:rFonts w:hint="eastAsia"/>
+          <w:rFonts w:hint="eastAsia" w:eastAsia="黑体"/>
         </w:rPr>
         <w:t xml:space="preserve">另一端与</w:t>
       </w:r>
       <w:r>
+        <w:rPr>
+          <w:rFonts w:eastAsia="黑体"/>
+        </w:rPr>
         <w:t xml:space="preserve"> </w:t>
       </w:r>
       <m:oMath>
@@ -734,17 +816,20 @@
         </m:sSub>
       </m:oMath>
       <w:r>
+        <w:rPr>
+          <w:rFonts w:eastAsia="黑体"/>
+        </w:rPr>
         <w:t xml:space="preserve"> </w:t>
       </w:r>
       <w:r>
         <w:rPr>
-          <w:rFonts w:hint="eastAsia"/>
+          <w:rFonts w:hint="eastAsia" w:eastAsia="黑体"/>
         </w:rPr>
         <w:t xml:space="preserve">一端相连）；</w:t>
       </w:r>
       <w:r>
         <w:rPr>
-          <w:rFonts w:hint="eastAsia"/>
+          <w:rFonts w:hint="eastAsia" w:eastAsia="黑体"/>
           <w:b/>
           <w:bCs/>
         </w:rPr>
@@ -752,6 +837,7 @@
       </w:r>
       <w:r>
         <w:rPr>
+          <w:rFonts w:eastAsia="黑体"/>
           <w:b/>
           <w:bCs/>
         </w:rPr>
@@ -759,7 +845,7 @@
       </w:r>
       <w:r>
         <w:rPr>
-          <w:rFonts w:hint="eastAsia"/>
+          <w:rFonts w:hint="eastAsia" w:eastAsia="黑体"/>
           <w:b/>
           <w:bCs/>
         </w:rPr>
@@ -767,6 +853,7 @@
       </w:r>
       <w:r>
         <w:rPr>
+          <w:rFonts w:eastAsia="黑体"/>
           <w:b/>
           <w:bCs/>
         </w:rPr>
@@ -774,7 +861,7 @@
       </w:r>
       <w:r>
         <w:rPr>
-          <w:rFonts w:hint="eastAsia"/>
+          <w:rFonts w:hint="eastAsia" w:eastAsia="黑体"/>
         </w:rPr>
         <w:t xml:space="preserve">（</w:t>
       </w:r>
@@ -793,11 +880,14 @@
         </m:sSub>
       </m:oMath>
       <w:r>
+        <w:rPr>
+          <w:rFonts w:eastAsia="黑体"/>
+        </w:rPr>
         <w:t xml:space="preserve"> </w:t>
       </w:r>
       <w:r>
         <w:rPr>
-          <w:rFonts w:hint="eastAsia"/>
+          <w:rFonts w:hint="eastAsia" w:eastAsia="黑体"/>
         </w:rPr>
         <w:t xml:space="preserve">另一端、变压器初级一端、</w:t>
       </w:r>
@@ -816,17 +906,20 @@
         </m:sSub>
       </m:oMath>
       <w:r>
+        <w:rPr>
+          <w:rFonts w:eastAsia="黑体"/>
+        </w:rPr>
         <w:t xml:space="preserve"> </w:t>
       </w:r>
       <w:r>
         <w:rPr>
-          <w:rFonts w:hint="eastAsia"/>
+          <w:rFonts w:hint="eastAsia" w:eastAsia="黑体"/>
         </w:rPr>
         <w:t xml:space="preserve">一端相连）；</w:t>
       </w:r>
       <w:r>
         <w:rPr>
-          <w:rFonts w:hint="eastAsia"/>
+          <w:rFonts w:hint="eastAsia" w:eastAsia="黑体"/>
           <w:b/>
           <w:bCs/>
         </w:rPr>
@@ -834,6 +927,7 @@
       </w:r>
       <w:r>
         <w:rPr>
+          <w:rFonts w:eastAsia="黑体"/>
           <w:b/>
           <w:bCs/>
         </w:rPr>
@@ -841,7 +935,7 @@
       </w:r>
       <w:r>
         <w:rPr>
-          <w:rFonts w:hint="eastAsia"/>
+          <w:rFonts w:hint="eastAsia" w:eastAsia="黑体"/>
           <w:b/>
           <w:bCs/>
         </w:rPr>
@@ -849,6 +943,7 @@
       </w:r>
       <w:r>
         <w:rPr>
+          <w:rFonts w:eastAsia="黑体"/>
           <w:b/>
           <w:bCs/>
         </w:rPr>
@@ -856,7 +951,7 @@
       </w:r>
       <w:r>
         <w:rPr>
-          <w:rFonts w:hint="eastAsia"/>
+          <w:rFonts w:hint="eastAsia" w:eastAsia="黑体"/>
         </w:rPr>
         <w:t xml:space="preserve">（</w:t>
       </w:r>
@@ -875,15 +970,21 @@
         </m:sSub>
       </m:oMath>
       <w:r>
+        <w:rPr>
+          <w:rFonts w:eastAsia="黑体"/>
+        </w:rPr>
         <w:t xml:space="preserve"> </w:t>
       </w:r>
       <w:r>
         <w:rPr>
-          <w:rFonts w:hint="eastAsia"/>
+          <w:rFonts w:hint="eastAsia" w:eastAsia="黑体"/>
         </w:rPr>
         <w:t xml:space="preserve">与</w:t>
       </w:r>
       <w:r>
+        <w:rPr>
+          <w:rFonts w:eastAsia="黑体"/>
+        </w:rPr>
         <w:t xml:space="preserve"> </w:t>
       </w:r>
       <m:oMath>
@@ -901,11 +1002,14 @@
         </m:sSub>
       </m:oMath>
       <w:r>
+        <w:rPr>
+          <w:rFonts w:eastAsia="黑体"/>
+        </w:rPr>
         <w:t xml:space="preserve"> </w:t>
       </w:r>
       <w:r>
         <w:rPr>
-          <w:rFonts w:hint="eastAsia"/>
+          <w:rFonts w:hint="eastAsia" w:eastAsia="黑体"/>
         </w:rPr>
         <w:t xml:space="preserve">的源极相连）。</w:t>
       </w:r>
@@ -914,7 +1018,7 @@
       <w:pPr/>
       <w:r>
         <w:rPr>
-          <w:rFonts w:hint="eastAsia"/>
+          <w:rFonts w:hint="eastAsia" w:eastAsia="黑体"/>
         </w:rPr>
         <w:t xml:space="preserve">各元件管脚连接：</w:t>
       </w:r>
@@ -933,15 +1037,21 @@
         </m:sSub>
       </m:oMath>
       <w:r>
+        <w:rPr>
+          <w:rFonts w:eastAsia="黑体"/>
+        </w:rPr>
         <w:t xml:space="preserve"> </w:t>
       </w:r>
       <w:r>
         <w:rPr>
-          <w:rFonts w:hint="eastAsia"/>
+          <w:rFonts w:hint="eastAsia" w:eastAsia="黑体"/>
         </w:rPr>
         <w:t xml:space="preserve">漏极接</w:t>
       </w:r>
       <w:r>
+        <w:rPr>
+          <w:rFonts w:eastAsia="黑体"/>
+        </w:rPr>
         <w:t xml:space="preserve"> </w:t>
       </w:r>
       <m:oMath>
@@ -969,16 +1079,19 @@
       </m:oMath>
       <w:r>
         <w:rPr>
-          <w:rFonts w:hint="eastAsia"/>
+          <w:rFonts w:hint="eastAsia" w:eastAsia="黑体"/>
         </w:rPr>
         <w:t xml:space="preserve">、源极接开关节点</w:t>
       </w:r>
       <w:r>
+        <w:rPr>
+          <w:rFonts w:eastAsia="黑体"/>
+        </w:rPr>
         <w:t xml:space="preserve"> </w:t>
       </w:r>
       <w:r>
         <w:rPr>
-          <w:rFonts w:hint="eastAsia"/>
+          <w:rFonts w:hint="eastAsia" w:eastAsia="黑体"/>
         </w:rPr>
         <w:t xml:space="preserve">A、栅极接驱动；</w:t>
       </w:r>
@@ -997,20 +1110,26 @@
         </m:sSub>
       </m:oMath>
       <w:r>
+        <w:rPr>
+          <w:rFonts w:eastAsia="黑体"/>
+        </w:rPr>
         <w:t xml:space="preserve"> </w:t>
       </w:r>
       <w:r>
         <w:rPr>
-          <w:rFonts w:hint="eastAsia"/>
+          <w:rFonts w:hint="eastAsia" w:eastAsia="黑体"/>
         </w:rPr>
         <w:t xml:space="preserve">漏极接开关节点</w:t>
       </w:r>
       <w:r>
+        <w:rPr>
+          <w:rFonts w:eastAsia="黑体"/>
+        </w:rPr>
         <w:t xml:space="preserve"> </w:t>
       </w:r>
       <w:r>
         <w:rPr>
-          <w:rFonts w:hint="eastAsia"/>
+          <w:rFonts w:hint="eastAsia" w:eastAsia="黑体"/>
         </w:rPr>
         <w:t xml:space="preserve">A、源极接地、栅极接驱动；</w:t>
       </w:r>
@@ -1029,15 +1148,21 @@
         </m:sSub>
       </m:oMath>
       <w:r>
+        <w:rPr>
+          <w:rFonts w:eastAsia="黑体"/>
+        </w:rPr>
         <w:t xml:space="preserve"> </w:t>
       </w:r>
       <w:r>
         <w:rPr>
-          <w:rFonts w:hint="eastAsia"/>
+          <w:rFonts w:hint="eastAsia" w:eastAsia="黑体"/>
         </w:rPr>
         <w:t xml:space="preserve">漏极接</w:t>
       </w:r>
       <w:r>
+        <w:rPr>
+          <w:rFonts w:eastAsia="黑体"/>
+        </w:rPr>
         <w:t xml:space="preserve"> </w:t>
       </w:r>
       <m:oMath>
@@ -1065,16 +1190,19 @@
       </m:oMath>
       <w:r>
         <w:rPr>
-          <w:rFonts w:hint="eastAsia"/>
+          <w:rFonts w:hint="eastAsia" w:eastAsia="黑体"/>
         </w:rPr>
         <w:t xml:space="preserve">、源极接开关节点</w:t>
       </w:r>
       <w:r>
+        <w:rPr>
+          <w:rFonts w:eastAsia="黑体"/>
+        </w:rPr>
         <w:t xml:space="preserve"> </w:t>
       </w:r>
       <w:r>
         <w:rPr>
-          <w:rFonts w:hint="eastAsia"/>
+          <w:rFonts w:hint="eastAsia" w:eastAsia="黑体"/>
         </w:rPr>
         <w:t xml:space="preserve">B、栅极接驱动；</w:t>
       </w:r>
@@ -1093,20 +1221,26 @@
         </m:sSub>
       </m:oMath>
       <w:r>
+        <w:rPr>
+          <w:rFonts w:eastAsia="黑体"/>
+        </w:rPr>
         <w:t xml:space="preserve"> </w:t>
       </w:r>
       <w:r>
         <w:rPr>
-          <w:rFonts w:hint="eastAsia"/>
+          <w:rFonts w:hint="eastAsia" w:eastAsia="黑体"/>
         </w:rPr>
         <w:t xml:space="preserve">漏极接开关节点</w:t>
       </w:r>
       <w:r>
+        <w:rPr>
+          <w:rFonts w:eastAsia="黑体"/>
+        </w:rPr>
         <w:t xml:space="preserve"> </w:t>
       </w:r>
       <w:r>
         <w:rPr>
-          <w:rFonts w:hint="eastAsia"/>
+          <w:rFonts w:hint="eastAsia" w:eastAsia="黑体"/>
         </w:rPr>
         <w:t xml:space="preserve">B、源极接地、栅极接驱动；</w:t>
       </w:r>
@@ -1125,29 +1259,38 @@
         </m:sSub>
       </m:oMath>
       <w:r>
+        <w:rPr>
+          <w:rFonts w:eastAsia="黑体"/>
+        </w:rPr>
         <w:t xml:space="preserve"> </w:t>
       </w:r>
       <w:r>
         <w:rPr>
-          <w:rFonts w:hint="eastAsia"/>
+          <w:rFonts w:hint="eastAsia" w:eastAsia="黑体"/>
         </w:rPr>
         <w:t xml:space="preserve">一端接开关节点</w:t>
       </w:r>
       <w:r>
+        <w:rPr>
+          <w:rFonts w:eastAsia="黑体"/>
+        </w:rPr>
         <w:t xml:space="preserve"> </w:t>
       </w:r>
       <w:r>
         <w:rPr>
-          <w:rFonts w:hint="eastAsia"/>
+          <w:rFonts w:hint="eastAsia" w:eastAsia="黑体"/>
         </w:rPr>
         <w:t xml:space="preserve">A、另一端接谐振节点</w:t>
       </w:r>
       <w:r>
+        <w:rPr>
+          <w:rFonts w:eastAsia="黑体"/>
+        </w:rPr>
         <w:t xml:space="preserve"> </w:t>
       </w:r>
       <w:r>
         <w:rPr>
-          <w:rFonts w:hint="eastAsia"/>
+          <w:rFonts w:hint="eastAsia" w:eastAsia="黑体"/>
         </w:rPr>
         <w:t xml:space="preserve">C；</w:t>
       </w:r>
@@ -1166,35 +1309,44 @@
         </m:sSub>
       </m:oMath>
       <w:r>
+        <w:rPr>
+          <w:rFonts w:eastAsia="黑体"/>
+        </w:rPr>
         <w:t xml:space="preserve"> </w:t>
       </w:r>
       <w:r>
         <w:rPr>
-          <w:rFonts w:hint="eastAsia"/>
+          <w:rFonts w:hint="eastAsia" w:eastAsia="黑体"/>
         </w:rPr>
         <w:t xml:space="preserve">一端接谐振节点</w:t>
       </w:r>
       <w:r>
+        <w:rPr>
+          <w:rFonts w:eastAsia="黑体"/>
+        </w:rPr>
         <w:t xml:space="preserve"> </w:t>
       </w:r>
       <w:r>
         <w:rPr>
-          <w:rFonts w:hint="eastAsia"/>
+          <w:rFonts w:hint="eastAsia" w:eastAsia="黑体"/>
         </w:rPr>
         <w:t xml:space="preserve">C、另一端接节点</w:t>
       </w:r>
       <w:r>
+        <w:rPr>
+          <w:rFonts w:eastAsia="黑体"/>
+        </w:rPr>
         <w:t xml:space="preserve"> </w:t>
       </w:r>
       <w:r>
         <w:rPr>
-          <w:rFonts w:hint="eastAsia"/>
+          <w:rFonts w:hint="eastAsia" w:eastAsia="黑体"/>
         </w:rPr>
         <w:t xml:space="preserve">P；</w:t>
       </w:r>
       <w:r>
         <w:rPr>
-          <w:rFonts w:hint="eastAsia"/>
+          <w:rFonts w:hint="eastAsia" w:eastAsia="黑体"/>
           <w:b/>
           <w:bCs/>
         </w:rPr>
@@ -1202,6 +1354,7 @@
       </w:r>
       <w:r>
         <w:rPr>
+          <w:rFonts w:eastAsia="黑体"/>
           <w:b/>
           <w:bCs/>
         </w:rPr>
@@ -1213,29 +1366,38 @@
         </m:r>
       </m:oMath>
       <w:r>
+        <w:rPr>
+          <w:rFonts w:eastAsia="黑体"/>
+        </w:rPr>
         <w:t xml:space="preserve"> </w:t>
       </w:r>
       <w:r>
         <w:rPr>
-          <w:rFonts w:hint="eastAsia"/>
+          <w:rFonts w:hint="eastAsia" w:eastAsia="黑体"/>
         </w:rPr>
         <w:t xml:space="preserve">初级一端接节点</w:t>
       </w:r>
       <w:r>
+        <w:rPr>
+          <w:rFonts w:eastAsia="黑体"/>
+        </w:rPr>
         <w:t xml:space="preserve"> </w:t>
       </w:r>
       <w:r>
         <w:rPr>
-          <w:rFonts w:hint="eastAsia"/>
+          <w:rFonts w:hint="eastAsia" w:eastAsia="黑体"/>
         </w:rPr>
         <w:t xml:space="preserve">P、另一端接开关节点</w:t>
       </w:r>
       <w:r>
+        <w:rPr>
+          <w:rFonts w:eastAsia="黑体"/>
+        </w:rPr>
         <w:t xml:space="preserve"> </w:t>
       </w:r>
       <w:r>
         <w:rPr>
-          <w:rFonts w:hint="eastAsia"/>
+          <w:rFonts w:hint="eastAsia" w:eastAsia="黑体"/>
         </w:rPr>
         <w:t xml:space="preserve">B，次级接副边整流；</w:t>
       </w:r>
@@ -1254,29 +1416,38 @@
         </m:sSub>
       </m:oMath>
       <w:r>
+        <w:rPr>
+          <w:rFonts w:eastAsia="黑体"/>
+        </w:rPr>
         <w:t xml:space="preserve"> </w:t>
       </w:r>
       <w:r>
         <w:rPr>
-          <w:rFonts w:hint="eastAsia"/>
+          <w:rFonts w:hint="eastAsia" w:eastAsia="黑体"/>
         </w:rPr>
         <w:t xml:space="preserve">一端接节点</w:t>
       </w:r>
       <w:r>
+        <w:rPr>
+          <w:rFonts w:eastAsia="黑体"/>
+        </w:rPr>
         <w:t xml:space="preserve"> </w:t>
       </w:r>
       <w:r>
         <w:rPr>
-          <w:rFonts w:hint="eastAsia"/>
+          <w:rFonts w:hint="eastAsia" w:eastAsia="黑体"/>
         </w:rPr>
         <w:t xml:space="preserve">P、另一端接开关节点</w:t>
       </w:r>
       <w:r>
+        <w:rPr>
+          <w:rFonts w:eastAsia="黑体"/>
+        </w:rPr>
         <w:t xml:space="preserve"> </w:t>
       </w:r>
       <w:r>
         <w:rPr>
-          <w:rFonts w:hint="eastAsia"/>
+          <w:rFonts w:hint="eastAsia" w:eastAsia="黑体"/>
         </w:rPr>
         <w:t xml:space="preserve">B（与变压器初级并联）；副边整流二极管与输出电容构成整流滤波，输出端接负载。</w:t>
       </w:r>
@@ -1285,7 +1456,7 @@
       <w:pPr/>
       <w:r>
         <w:rPr>
-          <w:rFonts w:hint="eastAsia"/>
+          <w:rFonts w:hint="eastAsia" w:eastAsia="黑体"/>
         </w:rPr>
         <w:t xml:space="preserve">由此构成”全桥施加方波、</w:t>
       </w:r>
@@ -1304,6 +1475,9 @@
         </m:sSub>
       </m:oMath>
       <w:r>
+        <w:rPr>
+          <w:rFonts w:eastAsia="黑体"/>
+        </w:rPr>
         <w:t xml:space="preserve">/</w:t>
       </w:r>
       <m:oMath>
@@ -1321,6 +1495,9 @@
         </m:sSub>
       </m:oMath>
       <w:r>
+        <w:rPr>
+          <w:rFonts w:eastAsia="黑体"/>
+        </w:rPr>
         <w:t xml:space="preserve">/</w:t>
       </w:r>
       <m:oMath>
@@ -1338,20 +1515,26 @@
         </m:sSub>
       </m:oMath>
       <w:r>
+        <w:rPr>
+          <w:rFonts w:eastAsia="黑体"/>
+        </w:rPr>
         <w:t xml:space="preserve"> </w:t>
       </w:r>
       <w:r>
         <w:rPr>
-          <w:rFonts w:hint="eastAsia"/>
+          <w:rFonts w:hint="eastAsia" w:eastAsia="黑体"/>
         </w:rPr>
         <w:t xml:space="preserve">组成</w:t>
       </w:r>
       <w:r>
+        <w:rPr>
+          <w:rFonts w:eastAsia="黑体"/>
+        </w:rPr>
         <w:t xml:space="preserve"> LLC </w:t>
       </w:r>
       <w:r>
         <w:rPr>
-          <w:rFonts w:hint="eastAsia"/>
+          <w:rFonts w:hint="eastAsia" w:eastAsia="黑体"/>
         </w:rPr>
         <w:t xml:space="preserve">谐振网络、副边整流输出直流”的隔离谐振变换器，通过调频改变增益并全程实现零电压开关（ZVS），用于中大功率高效率隔离电源（AC-DC、DC-DC）。</w:t>
       </w:r>
@@ -1364,7 +1547,7 @@
       </w:pPr>
       <w:r>
         <w:rPr>
-          <w:rFonts w:hint="eastAsia"/>
+          <w:rFonts w:hint="eastAsia" w:eastAsia="黑体"/>
         </w:rPr>
         <w:t xml:space="preserve">工作原理</w:t>
       </w:r>
@@ -1375,11 +1558,14 @@
       </w:pPr>
       <w:r>
         <w:rPr>
-          <w:rFonts w:hint="eastAsia"/>
+          <w:rFonts w:hint="eastAsia" w:eastAsia="黑体"/>
         </w:rPr>
         <w:t xml:space="preserve">全桥输出方波激励谐振网络，工作在谐振频率附近时，其基波经</w:t>
       </w:r>
       <w:r>
+        <w:rPr>
+          <w:rFonts w:eastAsia="黑体"/>
+        </w:rPr>
         <w:t xml:space="preserve"> </w:t>
       </w:r>
       <m:oMath>
@@ -1397,6 +1583,9 @@
         </m:sSub>
       </m:oMath>
       <w:r>
+        <w:rPr>
+          <w:rFonts w:eastAsia="黑体"/>
+        </w:rPr>
         <w:t xml:space="preserve">-</w:t>
       </w:r>
       <m:oMath>
@@ -1414,15 +1603,21 @@
         </m:sSub>
       </m:oMath>
       <w:r>
+        <w:rPr>
+          <w:rFonts w:eastAsia="黑体"/>
+        </w:rPr>
         <w:t xml:space="preserve"> </w:t>
       </w:r>
       <w:r>
         <w:rPr>
-          <w:rFonts w:hint="eastAsia"/>
+          <w:rFonts w:hint="eastAsia" w:eastAsia="黑体"/>
         </w:rPr>
         <w:t xml:space="preserve">谐振传输能量；通过调频（PFM）改变开关频率、进而改变谐振网络增益来调节输出电压，功率管借助谐振实现</w:t>
       </w:r>
       <w:r>
+        <w:rPr>
+          <w:rFonts w:eastAsia="黑体"/>
+        </w:rPr>
         <w:t xml:space="preserve"> ZVS。</w:t>
       </w:r>
     </w:p>
@@ -1434,7 +1629,7 @@
       </w:pPr>
       <w:r>
         <w:rPr>
-          <w:rFonts w:hint="eastAsia"/>
+          <w:rFonts w:hint="eastAsia" w:eastAsia="黑体"/>
         </w:rPr>
         <w:t xml:space="preserve">关键计算公式</w:t>
       </w:r>
@@ -1448,7 +1643,7 @@
       </w:pPr>
       <w:r>
         <w:rPr>
-          <w:rFonts w:hint="eastAsia"/>
+          <w:rFonts w:hint="eastAsia" w:eastAsia="黑体"/>
         </w:rPr>
         <w:t xml:space="preserve">双谐振频率（</w:t>
       </w:r>
@@ -1467,6 +1662,9 @@
         </m:sSub>
       </m:oMath>
       <w:r>
+        <w:rPr>
+          <w:rFonts w:eastAsia="黑体"/>
+        </w:rPr>
         <w:t xml:space="preserve">-</w:t>
       </w:r>
       <m:oMath>
@@ -1484,11 +1682,14 @@
         </m:sSub>
       </m:oMath>
       <w:r>
+        <w:rPr>
+          <w:rFonts w:eastAsia="黑体"/>
+        </w:rPr>
         <w:t xml:space="preserve"> </w:t>
       </w:r>
       <w:r>
         <w:rPr>
-          <w:rFonts w:hint="eastAsia"/>
+          <w:rFonts w:hint="eastAsia" w:eastAsia="黑体"/>
         </w:rPr>
         <w:t xml:space="preserve">决定串联谐振点）：</w:t>
       </w:r>
@@ -1583,7 +1784,7 @@
       </w:pPr>
       <w:r>
         <w:rPr>
-          <w:rFonts w:hint="eastAsia"/>
+          <w:rFonts w:hint="eastAsia" w:eastAsia="黑体"/>
         </w:rPr>
         <w:t xml:space="preserve">低频谐振点（</w:t>
       </w:r>
@@ -1602,6 +1803,9 @@
         </m:sSub>
       </m:oMath>
       <w:r>
+        <w:rPr>
+          <w:rFonts w:eastAsia="黑体"/>
+        </w:rPr>
         <w:t xml:space="preserve">、</w:t>
       </w:r>
       <m:oMath>
@@ -1619,15 +1823,21 @@
         </m:sSub>
       </m:oMath>
       <w:r>
+        <w:rPr>
+          <w:rFonts w:eastAsia="黑体"/>
+        </w:rPr>
         <w:t xml:space="preserve"> </w:t>
       </w:r>
       <w:r>
         <w:rPr>
-          <w:rFonts w:hint="eastAsia"/>
+          <w:rFonts w:hint="eastAsia" w:eastAsia="黑体"/>
         </w:rPr>
         <w:t xml:space="preserve">与</w:t>
       </w:r>
       <w:r>
+        <w:rPr>
+          <w:rFonts w:eastAsia="黑体"/>
+        </w:rPr>
         <w:t xml:space="preserve"> </w:t>
       </w:r>
       <m:oMath>
@@ -1646,7 +1856,7 @@
       </m:oMath>
       <w:r>
         <w:rPr>
-          <w:rFonts w:hint="eastAsia"/>
+          <w:rFonts w:hint="eastAsia" w:eastAsia="黑体"/>
         </w:rPr>
         <w:t xml:space="preserve">）：</w:t>
       </w:r>
@@ -1771,7 +1981,7 @@
       </w:pPr>
       <w:r>
         <w:rPr>
-          <w:rFonts w:hint="eastAsia"/>
+          <w:rFonts w:hint="eastAsia" w:eastAsia="黑体"/>
         </w:rPr>
         <w:t xml:space="preserve">归一化电感比与品质因数：</w:t>
       </w:r>
@@ -1920,16 +2130,19 @@
       </w:pPr>
       <w:r>
         <w:rPr>
-          <w:rFonts w:hint="eastAsia"/>
+          <w:rFonts w:hint="eastAsia" w:eastAsia="黑体"/>
         </w:rPr>
         <w:t xml:space="preserve">等效交流负载电阻（变压器变比</w:t>
       </w:r>
       <w:r>
+        <w:rPr>
+          <w:rFonts w:eastAsia="黑体"/>
+        </w:rPr>
         <w:t xml:space="preserve"> n </w:t>
       </w:r>
       <w:r>
         <w:rPr>
-          <w:rFonts w:hint="eastAsia"/>
+          <w:rFonts w:hint="eastAsia" w:eastAsia="黑体"/>
         </w:rPr>
         <w:t xml:space="preserve">时）：</w:t>
       </w:r>
@@ -2025,16 +2238,19 @@
       </w:pPr>
       <w:r>
         <w:rPr>
-          <w:rFonts w:hint="eastAsia"/>
+          <w:rFonts w:hint="eastAsia" w:eastAsia="黑体"/>
         </w:rPr>
         <w:t xml:space="preserve">电压增益（基波近似，第一谐振极点处近似为</w:t>
       </w:r>
       <w:r>
+        <w:rPr>
+          <w:rFonts w:eastAsia="黑体"/>
+        </w:rPr>
         <w:t xml:space="preserve"> </w:t>
       </w:r>
       <w:r>
         <w:rPr>
-          <w:rFonts w:hint="eastAsia"/>
+          <w:rFonts w:hint="eastAsia" w:eastAsia="黑体"/>
         </w:rPr>
         <w:t xml:space="preserve">1）：</w:t>
       </w:r>
@@ -2312,7 +2528,7 @@
             </w:pPr>
             <w:r>
               <w:rPr>
-                <w:rFonts w:hint="eastAsia"/>
+                <w:rFonts w:hint="eastAsia" w:eastAsia="黑体"/>
               </w:rPr>
               <w:t xml:space="preserve">符号</w:t>
             </w:r>
@@ -2326,7 +2542,7 @@
             </w:pPr>
             <w:r>
               <w:rPr>
-                <w:rFonts w:hint="eastAsia"/>
+                <w:rFonts w:hint="eastAsia" w:eastAsia="黑体"/>
               </w:rPr>
               <w:t xml:space="preserve">含义</w:t>
             </w:r>
@@ -2340,7 +2556,7 @@
             </w:pPr>
             <w:r>
               <w:rPr>
-                <w:rFonts w:hint="eastAsia"/>
+                <w:rFonts w:hint="eastAsia" w:eastAsia="黑体"/>
               </w:rPr>
               <w:t xml:space="preserve">单位</w:t>
             </w:r>
@@ -2369,6 +2585,9 @@
               </m:sSub>
             </m:oMath>
             <w:r>
+              <w:rPr>
+                <w:rFonts w:eastAsia="黑体"/>
+              </w:rPr>
               <w:t xml:space="preserve">、</w:t>
             </w:r>
             <m:oMath>
@@ -2395,7 +2614,7 @@
             </w:pPr>
             <w:r>
               <w:rPr>
-                <w:rFonts w:hint="eastAsia"/>
+                <w:rFonts w:hint="eastAsia" w:eastAsia="黑体"/>
               </w:rPr>
               <w:t xml:space="preserve">谐振电感、激磁电感</w:t>
             </w:r>
@@ -2408,6 +2627,9 @@
               <w:pStyle w:val="Compact"/>
             </w:pPr>
             <w:r>
+              <w:rPr>
+                <w:rFonts w:eastAsia="黑体"/>
+              </w:rPr>
               <w:t xml:space="preserve">H</w:t>
             </w:r>
           </w:p>
@@ -2435,6 +2657,9 @@
               </m:sSub>
             </m:oMath>
             <w:r>
+              <w:rPr>
+                <w:rFonts w:eastAsia="黑体"/>
+              </w:rPr>
               <w:t xml:space="preserve">​</w:t>
             </w:r>
           </w:p>
@@ -2447,7 +2672,7 @@
             </w:pPr>
             <w:r>
               <w:rPr>
-                <w:rFonts w:hint="eastAsia"/>
+                <w:rFonts w:hint="eastAsia" w:eastAsia="黑体"/>
               </w:rPr>
               <w:t xml:space="preserve">谐振电容</w:t>
             </w:r>
@@ -2460,6 +2685,9 @@
               <w:pStyle w:val="Compact"/>
             </w:pPr>
             <w:r>
+              <w:rPr>
+                <w:rFonts w:eastAsia="黑体"/>
+              </w:rPr>
               <w:t xml:space="preserve">F</w:t>
             </w:r>
           </w:p>
@@ -2487,6 +2715,9 @@
               </m:sSub>
             </m:oMath>
             <w:r>
+              <w:rPr>
+                <w:rFonts w:eastAsia="黑体"/>
+              </w:rPr>
               <w:t xml:space="preserve">、</w:t>
             </w:r>
             <m:oMath>
@@ -2513,7 +2744,7 @@
             </w:pPr>
             <w:r>
               <w:rPr>
-                <w:rFonts w:hint="eastAsia"/>
+                <w:rFonts w:hint="eastAsia" w:eastAsia="黑体"/>
               </w:rPr>
               <w:t xml:space="preserve">高、低谐振频率</w:t>
             </w:r>
@@ -2526,6 +2757,9 @@
               <w:pStyle w:val="Compact"/>
             </w:pPr>
             <w:r>
+              <w:rPr>
+                <w:rFonts w:eastAsia="黑体"/>
+              </w:rPr>
               <w:t xml:space="preserve">Hz</w:t>
             </w:r>
           </w:p>
@@ -2544,6 +2778,9 @@
               </m:r>
             </m:oMath>
             <w:r>
+              <w:rPr>
+                <w:rFonts w:eastAsia="黑体"/>
+              </w:rPr>
               <w:t xml:space="preserve">​</w:t>
             </w:r>
           </w:p>
@@ -2556,7 +2793,7 @@
             </w:pPr>
             <w:r>
               <w:rPr>
-                <w:rFonts w:hint="eastAsia"/>
+                <w:rFonts w:hint="eastAsia" w:eastAsia="黑体"/>
               </w:rPr>
               <w:t xml:space="preserve">品质因数</w:t>
             </w:r>
@@ -2569,6 +2806,9 @@
               <w:pStyle w:val="Compact"/>
             </w:pPr>
             <w:r>
+              <w:rPr>
+                <w:rFonts w:eastAsia="黑体"/>
+              </w:rPr>
               <w:t xml:space="preserve">—</w:t>
             </w:r>
           </w:p>
@@ -2587,6 +2827,9 @@
               </m:r>
             </m:oMath>
             <w:r>
+              <w:rPr>
+                <w:rFonts w:eastAsia="黑体"/>
+              </w:rPr>
               <w:t xml:space="preserve">​</w:t>
             </w:r>
           </w:p>
@@ -2599,7 +2842,7 @@
             </w:pPr>
             <w:r>
               <w:rPr>
-                <w:rFonts w:hint="eastAsia"/>
+                <w:rFonts w:hint="eastAsia" w:eastAsia="黑体"/>
               </w:rPr>
               <w:t xml:space="preserve">变压器原副匝比（</w:t>
             </w:r>
@@ -2637,7 +2880,7 @@
             </m:oMath>
             <w:r>
               <w:rPr>
-                <w:rFonts w:hint="eastAsia"/>
+                <w:rFonts w:hint="eastAsia" w:eastAsia="黑体"/>
               </w:rPr>
               <w:t xml:space="preserve">）</w:t>
             </w:r>
@@ -2650,6 +2893,9 @@
               <w:pStyle w:val="Compact"/>
             </w:pPr>
             <w:r>
+              <w:rPr>
+                <w:rFonts w:eastAsia="黑体"/>
+              </w:rPr>
               <w:t xml:space="preserve">—</w:t>
             </w:r>
           </w:p>
@@ -2677,6 +2923,9 @@
               </m:sSub>
             </m:oMath>
             <w:r>
+              <w:rPr>
+                <w:rFonts w:eastAsia="黑体"/>
+              </w:rPr>
               <w:t xml:space="preserve">​</w:t>
             </w:r>
           </w:p>
@@ -2689,7 +2938,7 @@
             </w:pPr>
             <w:r>
               <w:rPr>
-                <w:rFonts w:hint="eastAsia"/>
+                <w:rFonts w:hint="eastAsia" w:eastAsia="黑体"/>
               </w:rPr>
               <w:t xml:space="preserve">负载电阻</w:t>
             </w:r>
@@ -2702,6 +2951,9 @@
               <w:pStyle w:val="Compact"/>
             </w:pPr>
             <w:r>
+              <w:rPr>
+                <w:rFonts w:eastAsia="黑体"/>
+              </w:rPr>
               <w:t xml:space="preserve">Ω</w:t>
             </w:r>
           </w:p>
@@ -2716,7 +2968,7 @@
       </w:pPr>
       <w:r>
         <w:rPr>
-          <w:rFonts w:hint="eastAsia"/>
+          <w:rFonts w:hint="eastAsia" w:eastAsia="黑体"/>
         </w:rPr>
         <w:t xml:space="preserve">元件调整影响</w:t>
       </w:r>
@@ -2762,23 +3014,32 @@
         </m:sSub>
       </m:oMath>
       <w:r>
+        <w:rPr>
+          <w:rFonts w:eastAsia="黑体"/>
+        </w:rPr>
         <w:t xml:space="preserve"> </w:t>
       </w:r>
       <w:r>
+        <w:rPr>
+          <w:rFonts w:eastAsia="黑体"/>
+        </w:rPr>
         <w:t xml:space="preserve">→ </w:t>
       </w:r>
       <w:r>
         <w:rPr>
-          <w:rFonts w:hint="eastAsia"/>
+          <w:rFonts w:hint="eastAsia" w:eastAsia="黑体"/>
         </w:rPr>
         <w:t xml:space="preserve">增益≈1</w:t>
       </w:r>
       <w:r>
+        <w:rPr>
+          <w:rFonts w:eastAsia="黑体"/>
+        </w:rPr>
         <w:t xml:space="preserve"> </w:t>
       </w:r>
       <w:r>
         <w:rPr>
-          <w:rFonts w:hint="eastAsia"/>
+          <w:rFonts w:hint="eastAsia" w:eastAsia="黑体"/>
         </w:rPr>
         <w:t xml:space="preserve">且效率最高，为最佳工作点。</w:t>
       </w:r>
@@ -2825,38 +3086,50 @@
       </m:oMath>
       <w:r>
         <w:rPr>
-          <w:rFonts w:hint="eastAsia"/>
+          <w:rFonts w:hint="eastAsia" w:eastAsia="黑体"/>
         </w:rPr>
         <w:t xml:space="preserve">（略低）→</w:t>
       </w:r>
       <w:r>
+        <w:rPr>
+          <w:rFonts w:eastAsia="黑体"/>
+        </w:rPr>
         <w:t xml:space="preserve"> </w:t>
       </w:r>
       <w:r>
         <w:rPr>
-          <w:rFonts w:hint="eastAsia"/>
+          <w:rFonts w:hint="eastAsia" w:eastAsia="黑体"/>
         </w:rPr>
         <w:t xml:space="preserve">增益</w:t>
       </w:r>
       <w:r>
+        <w:rPr>
+          <w:rFonts w:eastAsia="黑体"/>
+        </w:rPr>
         <w:t xml:space="preserve"> </w:t>
       </w:r>
       <w:r>
         <w:rPr>
-          <w:rFonts w:hint="eastAsia"/>
+          <w:rFonts w:hint="eastAsia" w:eastAsia="黑体"/>
         </w:rPr>
         <w:t xml:space="preserve">&gt;1（升压），可实现</w:t>
       </w:r>
       <w:r>
+        <w:rPr>
+          <w:rFonts w:eastAsia="黑体"/>
+        </w:rPr>
         <w:t xml:space="preserve"> ZVS </w:t>
       </w:r>
       <w:r>
         <w:rPr>
-          <w:rFonts w:hint="eastAsia"/>
+          <w:rFonts w:hint="eastAsia" w:eastAsia="黑体"/>
         </w:rPr>
         <w:t xml:space="preserve">与副边二极管</w:t>
       </w:r>
       <w:r>
+        <w:rPr>
+          <w:rFonts w:eastAsia="黑体"/>
+        </w:rPr>
         <w:t xml:space="preserve"> ZCS。</w:t>
       </w:r>
     </w:p>
@@ -2901,27 +3174,39 @@
         </m:sSub>
       </m:oMath>
       <w:r>
+        <w:rPr>
+          <w:rFonts w:eastAsia="黑体"/>
+        </w:rPr>
         <w:t xml:space="preserve"> </w:t>
       </w:r>
       <w:r>
+        <w:rPr>
+          <w:rFonts w:eastAsia="黑体"/>
+        </w:rPr>
         <w:t xml:space="preserve">→ </w:t>
       </w:r>
       <w:r>
         <w:rPr>
-          <w:rFonts w:hint="eastAsia"/>
+          <w:rFonts w:hint="eastAsia" w:eastAsia="黑体"/>
         </w:rPr>
         <w:t xml:space="preserve">增益</w:t>
       </w:r>
       <w:r>
+        <w:rPr>
+          <w:rFonts w:eastAsia="黑体"/>
+        </w:rPr>
         <w:t xml:space="preserve"> </w:t>
       </w:r>
       <w:r>
         <w:rPr>
-          <w:rFonts w:hint="eastAsia"/>
+          <w:rFonts w:hint="eastAsia" w:eastAsia="黑体"/>
         </w:rPr>
         <w:t xml:space="preserve">&lt;1（降压），仍保持</w:t>
       </w:r>
       <w:r>
+        <w:rPr>
+          <w:rFonts w:eastAsia="黑体"/>
+        </w:rPr>
         <w:t xml:space="preserve"> ZVS。</w:t>
       </w:r>
     </w:p>
@@ -2949,6 +3234,7 @@
       </m:oMath>
       <w:r>
         <w:rPr>
+          <w:rFonts w:eastAsia="黑体"/>
           <w:b/>
           <w:bCs/>
         </w:rPr>
@@ -2956,6 +3242,7 @@
       </w:r>
       <w:r>
         <w:rPr>
+          <w:rFonts w:eastAsia="黑体"/>
           <w:b/>
           <w:bCs/>
         </w:rPr>
@@ -2963,6 +3250,7 @@
       </w:r>
       <w:r>
         <w:rPr>
+          <w:rFonts w:eastAsia="黑体"/>
           <w:b/>
           <w:bCs/>
         </w:rPr>
@@ -2975,6 +3263,7 @@
       </m:oMath>
       <w:r>
         <w:rPr>
+          <w:rFonts w:eastAsia="黑体"/>
           <w:b/>
           <w:bCs/>
         </w:rPr>
@@ -2982,20 +3271,27 @@
       </w:r>
       <w:r>
         <w:rPr>
+          <w:rFonts w:eastAsia="黑体"/>
           <w:b/>
           <w:bCs/>
         </w:rPr>
         <w:t xml:space="preserve">↓</w:t>
       </w:r>
       <w:r>
+        <w:rPr>
+          <w:rFonts w:eastAsia="黑体"/>
+        </w:rPr>
         <w:t xml:space="preserve"> </w:t>
       </w:r>
       <w:r>
+        <w:rPr>
+          <w:rFonts w:eastAsia="黑体"/>
+        </w:rPr>
         <w:t xml:space="preserve">→ </w:t>
       </w:r>
       <w:r>
         <w:rPr>
-          <w:rFonts w:hint="eastAsia"/>
+          <w:rFonts w:hint="eastAsia" w:eastAsia="黑体"/>
         </w:rPr>
         <w:t xml:space="preserve">增益峰值变陡、调压范围增大，但激磁电流增大、损耗上升。</w:t>
       </w:r>
@@ -3015,6 +3311,7 @@
       </m:oMath>
       <w:r>
         <w:rPr>
+          <w:rFonts w:eastAsia="黑体"/>
           <w:b/>
           <w:bCs/>
         </w:rPr>
@@ -3022,6 +3319,7 @@
       </w:r>
       <w:r>
         <w:rPr>
+          <w:rFonts w:eastAsia="黑体"/>
           <w:b/>
           <w:bCs/>
         </w:rPr>
@@ -3029,20 +3327,26 @@
       </w:r>
       <w:r>
         <w:rPr>
-          <w:rFonts w:hint="eastAsia"/>
+          <w:rFonts w:hint="eastAsia" w:eastAsia="黑体"/>
         </w:rPr>
         <w:t xml:space="preserve">（负载变重）→</w:t>
       </w:r>
       <w:r>
+        <w:rPr>
+          <w:rFonts w:eastAsia="黑体"/>
+        </w:rPr>
         <w:t xml:space="preserve"> </w:t>
       </w:r>
       <w:r>
         <w:rPr>
-          <w:rFonts w:hint="eastAsia"/>
+          <w:rFonts w:hint="eastAsia" w:eastAsia="黑体"/>
         </w:rPr>
         <w:t xml:space="preserve">可用增益范围变窄，需增大</w:t>
       </w:r>
       <w:r>
+        <w:rPr>
+          <w:rFonts w:eastAsia="黑体"/>
+        </w:rPr>
         <w:t xml:space="preserve"> </w:t>
       </w:r>
       <m:oMath>
@@ -3060,11 +3364,14 @@
         </m:sSub>
       </m:oMath>
       <w:r>
+        <w:rPr>
+          <w:rFonts w:eastAsia="黑体"/>
+        </w:rPr>
         <w:t xml:space="preserve"> </w:t>
       </w:r>
       <w:r>
         <w:rPr>
-          <w:rFonts w:hint="eastAsia"/>
+          <w:rFonts w:hint="eastAsia" w:eastAsia="黑体"/>
         </w:rPr>
         <w:t xml:space="preserve">补偿。</w:t>
       </w:r>
@@ -3077,7 +3384,7 @@
       </w:pPr>
       <w:r>
         <w:rPr>
-          <w:rFonts w:hint="eastAsia"/>
+          <w:rFonts w:hint="eastAsia" w:eastAsia="黑体"/>
         </w:rPr>
         <w:t xml:space="preserve">典型参数示例</w:t>
       </w:r>
@@ -3092,11 +3399,14 @@
       </w:pPr>
       <w:r>
         <w:rPr>
-          <w:rFonts w:hint="eastAsia"/>
+          <w:rFonts w:hint="eastAsia" w:eastAsia="黑体"/>
         </w:rPr>
         <w:t xml:space="preserve">取</w:t>
       </w:r>
       <w:r>
+        <w:rPr>
+          <w:rFonts w:eastAsia="黑体"/>
+        </w:rPr>
         <w:t xml:space="preserve"> </w:t>
       </w:r>
       <m:oMath>
@@ -3136,6 +3446,9 @@
         </m:r>
       </m:oMath>
       <w:r>
+        <w:rPr>
+          <w:rFonts w:eastAsia="黑体"/>
+        </w:rPr>
         <w:t xml:space="preserve">、</w:t>
       </w:r>
       <m:oMath>
@@ -3173,7 +3486,7 @@
       </m:oMath>
       <w:r>
         <w:rPr>
-          <w:rFonts w:hint="eastAsia"/>
+          <w:rFonts w:hint="eastAsia" w:eastAsia="黑体"/>
         </w:rPr>
         <w:t xml:space="preserve">：</w:t>
       </w:r>
@@ -3303,6 +3616,9 @@
         </m:r>
       </m:oMath>
       <w:r>
+        <w:rPr>
+          <w:rFonts w:eastAsia="黑体"/>
+        </w:rPr>
         <w:t xml:space="preserve">。</w:t>
       </w:r>
     </w:p>
@@ -3316,11 +3632,14 @@
       </w:pPr>
       <w:r>
         <w:rPr>
-          <w:rFonts w:hint="eastAsia"/>
+          <w:rFonts w:hint="eastAsia" w:eastAsia="黑体"/>
         </w:rPr>
         <w:t xml:space="preserve">取</w:t>
       </w:r>
       <w:r>
+        <w:rPr>
+          <w:rFonts w:eastAsia="黑体"/>
+        </w:rPr>
         <w:t xml:space="preserve"> </w:t>
       </w:r>
       <m:oMath>
@@ -3361,7 +3680,7 @@
       </m:oMath>
       <w:r>
         <w:rPr>
-          <w:rFonts w:hint="eastAsia"/>
+          <w:rFonts w:hint="eastAsia" w:eastAsia="黑体"/>
         </w:rPr>
         <w:t xml:space="preserve">（</w:t>
       </w:r>
@@ -3381,7 +3700,7 @@
       </m:oMath>
       <w:r>
         <w:rPr>
-          <w:rFonts w:hint="eastAsia"/>
+          <w:rFonts w:hint="eastAsia" w:eastAsia="黑体"/>
         </w:rPr>
         <w:t xml:space="preserve">）：</w:t>
       </w:r>
@@ -3532,6 +3851,9 @@
         </m:r>
       </m:oMath>
       <w:r>
+        <w:rPr>
+          <w:rFonts w:eastAsia="黑体"/>
+        </w:rPr>
         <w:t xml:space="preserve">。</w:t>
       </w:r>
     </w:p>
@@ -3543,7 +3865,7 @@
       </w:pPr>
       <w:r>
         <w:rPr>
-          <w:rFonts w:hint="eastAsia"/>
+          <w:rFonts w:hint="eastAsia" w:eastAsia="黑体"/>
         </w:rPr>
         <w:t xml:space="preserve">常见器件型号</w:t>
       </w:r>
@@ -3557,11 +3879,14 @@
         </w:numPr>
       </w:pPr>
       <w:r>
+        <w:rPr>
+          <w:rFonts w:eastAsia="黑体"/>
+        </w:rPr>
         <w:t xml:space="preserve">LLC </w:t>
       </w:r>
       <w:r>
         <w:rPr>
-          <w:rFonts w:hint="eastAsia"/>
+          <w:rFonts w:hint="eastAsia" w:eastAsia="黑体"/>
         </w:rPr>
         <w:t xml:space="preserve">控制器：UCC25600、UCC25640、L6599（ST）、FSFR2100。</w:t>
       </w:r>
@@ -3576,43 +3901,55 @@
       </w:pPr>
       <w:r>
         <w:rPr>
-          <w:rFonts w:hint="eastAsia"/>
+          <w:rFonts w:hint="eastAsia" w:eastAsia="黑体"/>
         </w:rPr>
         <w:t xml:space="preserve">功率</w:t>
       </w:r>
       <w:r>
+        <w:rPr>
+          <w:rFonts w:eastAsia="黑体"/>
+        </w:rPr>
         <w:t xml:space="preserve"> MOSFET </w:t>
       </w:r>
       <w:r>
         <w:rPr>
-          <w:rFonts w:hint="eastAsia"/>
+          <w:rFonts w:hint="eastAsia" w:eastAsia="黑体"/>
         </w:rPr>
         <w:t xml:space="preserve">与驱动：IR2110、IR2153</w:t>
       </w:r>
       <w:r>
+        <w:rPr>
+          <w:rFonts w:eastAsia="黑体"/>
+        </w:rPr>
         <w:t xml:space="preserve"> </w:t>
       </w:r>
       <w:r>
         <w:rPr>
-          <w:rFonts w:hint="eastAsia"/>
+          <w:rFonts w:hint="eastAsia" w:eastAsia="黑体"/>
         </w:rPr>
         <w:t xml:space="preserve">系列，超结</w:t>
       </w:r>
       <w:r>
+        <w:rPr>
+          <w:rFonts w:eastAsia="黑体"/>
+        </w:rPr>
         <w:t xml:space="preserve"> </w:t>
       </w:r>
       <w:r>
         <w:rPr>
-          <w:rFonts w:hint="eastAsia"/>
+          <w:rFonts w:hint="eastAsia" w:eastAsia="黑体"/>
         </w:rPr>
         <w:t xml:space="preserve">MOSFET（如</w:t>
       </w:r>
       <w:r>
+        <w:rPr>
+          <w:rFonts w:eastAsia="黑体"/>
+        </w:rPr>
         <w:t xml:space="preserve"> </w:t>
       </w:r>
       <w:r>
         <w:rPr>
-          <w:rFonts w:hint="eastAsia"/>
+          <w:rFonts w:hint="eastAsia" w:eastAsia="黑体"/>
         </w:rPr>
         <w:t xml:space="preserve">IPW60R）。</w:t>
       </w:r>
@@ -3627,25 +3964,31 @@
       </w:pPr>
       <w:r>
         <w:rPr>
-          <w:rFonts w:hint="eastAsia"/>
+          <w:rFonts w:hint="eastAsia" w:eastAsia="黑体"/>
         </w:rPr>
         <w:t xml:space="preserve">谐振电容：CBB</w:t>
       </w:r>
       <w:r>
+        <w:rPr>
+          <w:rFonts w:eastAsia="黑体"/>
+        </w:rPr>
         <w:t xml:space="preserve"> / </w:t>
       </w:r>
       <w:r>
         <w:rPr>
-          <w:rFonts w:hint="eastAsia"/>
+          <w:rFonts w:hint="eastAsia" w:eastAsia="黑体"/>
         </w:rPr>
         <w:t xml:space="preserve">金属膜电容、高质量</w:t>
       </w:r>
       <w:r>
+        <w:rPr>
+          <w:rFonts w:eastAsia="黑体"/>
+        </w:rPr>
         <w:t xml:space="preserve"> NP0 </w:t>
       </w:r>
       <w:r>
         <w:rPr>
-          <w:rFonts w:hint="eastAsia"/>
+          <w:rFonts w:hint="eastAsia" w:eastAsia="黑体"/>
         </w:rPr>
         <w:t xml:space="preserve">电容。</w:t>
       </w:r>
@@ -3658,7 +4001,7 @@
       </w:pPr>
       <w:r>
         <w:rPr>
-          <w:rFonts w:hint="eastAsia"/>
+          <w:rFonts w:hint="eastAsia" w:eastAsia="黑体"/>
         </w:rPr>
         <w:t xml:space="preserve">注意事项</w:t>
       </w:r>
@@ -3673,7 +4016,7 @@
       </w:pPr>
       <w:r>
         <w:rPr>
-          <w:rFonts w:hint="eastAsia"/>
+          <w:rFonts w:hint="eastAsia" w:eastAsia="黑体"/>
         </w:rPr>
         <w:t xml:space="preserve">增益曲线随负载变化大，需在全负载范围校验调频范围。</w:t>
       </w:r>
@@ -3688,16 +4031,19 @@
       </w:pPr>
       <w:r>
         <w:rPr>
-          <w:rFonts w:hint="eastAsia"/>
+          <w:rFonts w:hint="eastAsia" w:eastAsia="黑体"/>
         </w:rPr>
         <w:t xml:space="preserve">需设计可靠</w:t>
       </w:r>
       <w:r>
+        <w:rPr>
+          <w:rFonts w:eastAsia="黑体"/>
+        </w:rPr>
         <w:t xml:space="preserve"> ZVS </w:t>
       </w:r>
       <w:r>
         <w:rPr>
-          <w:rFonts w:hint="eastAsia"/>
+          <w:rFonts w:hint="eastAsia" w:eastAsia="黑体"/>
         </w:rPr>
         <w:t xml:space="preserve">所需的最小死区时间与磁化电流。</w:t>
       </w:r>
@@ -3712,7 +4058,7 @@
       </w:pPr>
       <w:r>
         <w:rPr>
-          <w:rFonts w:hint="eastAsia"/>
+          <w:rFonts w:hint="eastAsia" w:eastAsia="黑体"/>
         </w:rPr>
         <w:t xml:space="preserve">谐振电容须选低损耗、高频、耐压足够并考虑耐流的型号。</w:t>
       </w:r>
@@ -3727,7 +4073,7 @@
       </w:pPr>
       <w:r>
         <w:rPr>
-          <w:rFonts w:hint="eastAsia"/>
+          <w:rFonts w:hint="eastAsia" w:eastAsia="黑体"/>
         </w:rPr>
         <w:t xml:space="preserve">空载或轻载时频率会升得较高，需限制最大频率与控制稳定性。</w:t>
       </w:r>
@@ -3740,7 +4086,7 @@
       </w:pPr>
       <w:r>
         <w:rPr>
-          <w:rFonts w:hint="eastAsia"/>
+          <w:rFonts w:hint="eastAsia" w:eastAsia="黑体"/>
         </w:rPr>
         <w:t xml:space="preserve">参考资料</w:t>
       </w:r>
@@ -3754,20 +4100,26 @@
         </w:numPr>
       </w:pPr>
       <w:r>
+        <w:rPr>
+          <w:rFonts w:eastAsia="黑体"/>
+        </w:rPr>
         <w:t xml:space="preserve">TI </w:t>
       </w:r>
       <w:r>
         <w:rPr>
-          <w:rFonts w:hint="eastAsia"/>
+          <w:rFonts w:hint="eastAsia" w:eastAsia="黑体"/>
         </w:rPr>
         <w:t xml:space="preserve">应用笔记：Designing</w:t>
       </w:r>
       <w:r>
+        <w:rPr>
+          <w:rFonts w:eastAsia="黑体"/>
+        </w:rPr>
         <w:t xml:space="preserve"> an LLC Resonant Half-Bridge Power </w:t>
       </w:r>
       <w:r>
         <w:rPr>
-          <w:rFonts w:hint="eastAsia"/>
+          <w:rFonts w:hint="eastAsia" w:eastAsia="黑体"/>
         </w:rPr>
         <w:t xml:space="preserve">Converter（SLUP263）。</w:t>
       </w:r>
@@ -3782,16 +4134,19 @@
       </w:pPr>
       <w:r>
         <w:rPr>
-          <w:rFonts w:hint="eastAsia"/>
+          <w:rFonts w:hint="eastAsia" w:eastAsia="黑体"/>
         </w:rPr>
         <w:t xml:space="preserve">STMicroelectronics：L6599</w:t>
       </w:r>
       <w:r>
+        <w:rPr>
+          <w:rFonts w:eastAsia="黑体"/>
+        </w:rPr>
         <w:t xml:space="preserve"> </w:t>
       </w:r>
       <w:r>
         <w:rPr>
-          <w:rFonts w:hint="eastAsia"/>
+          <w:rFonts w:hint="eastAsia" w:eastAsia="黑体"/>
         </w:rPr>
         <w:t xml:space="preserve">数据手册与设计指导。</w:t>
       </w:r>
@@ -3805,6 +4160,9 @@
         </w:numPr>
       </w:pPr>
       <w:r>
+        <w:rPr>
+          <w:rFonts w:eastAsia="黑体"/>
+        </w:rPr>
         <w:t xml:space="preserve">Wikipedia: Resonant converter。</w:t>
       </w:r>
     </w:p>
@@ -3817,11 +4175,11 @@
       </w:pPr>
       <w:r>
         <w:rPr>
-          <w:rFonts w:ascii="Times New Roman" w:hAnsi="Times New Roman"/>
+          <w:rFonts w:ascii="Times New Roman" w:hAnsi="Times New Roman" w:eastAsia="黑体"/>
           <w:color w:val="555555"/>
           <w:sz w:val="21"/>
         </w:rPr>
-        <w:t>材料收集者：杜文杰</w:t>
+        <w:t>材料收集者：杜文杰，WX手机：19519196569，QQ:3478827729</w:t>
       </w:r>
     </w:p>
     <w:sectPr>
@@ -3841,7 +4199,7 @@
 </file>
 
 <file path=word/footer1.xml><?xml version="1.0" encoding="utf-8"?>
-<w:ftr xmlns:m="http://schemas.openxmlformats.org/officeDocument/2006/math" xmlns:mc="http://schemas.openxmlformats.org/markup-compatibility/2006" xmlns:mo="http://schemas.microsoft.com/office/mac/office/2008/main" xmlns:mv="urn:schemas-microsoft-com:mac:vml" xmlns:o="urn:schemas-microsoft-com:office:office" xmlns:r="http://schemas.openxmlformats.org/officeDocument/2006/relationships" xmlns:v="urn:schemas-microsoft-com:vml" xmlns:w10="urn:schemas-microsoft-com:office:word" xmlns:w14="http://schemas.microsoft.com/office/word/2010/wordml" xmlns:w="http://schemas.openxmlformats.org/wordprocessingml/2006/main" xmlns:wne="http://schemas.microsoft.com/office/word/2006/wordml" xmlns:wp14="http://schemas.microsoft.com/office/word/2010/wordprocessingDrawing" xmlns:wp="http://schemas.openxmlformats.org/drawingml/2006/wordprocessingDrawing" xmlns:wpc="http://schemas.microsoft.com/office/word/2010/wordprocessingCanvas" xmlns:wpg="http://schemas.microsoft.com/office/word/2010/wordprocessingGroup" xmlns:wpi="http://schemas.microsoft.com/office/word/2010/wordprocessingInk" xmlns:wps="http://schemas.microsoft.com/office/word/2010/wordprocessingShape" mc:Ignorable="w14 wp14">
+<w:ftr xmlns:mc="http://schemas.openxmlformats.org/markup-compatibility/2006" xmlns:w="http://schemas.openxmlformats.org/wordprocessingml/2006/main" xmlns:m="http://schemas.openxmlformats.org/officeDocument/2006/math" xmlns:mo="http://schemas.microsoft.com/office/mac/office/2008/main" xmlns:mv="urn:schemas-microsoft-com:mac:vml" xmlns:o="urn:schemas-microsoft-com:office:office" xmlns:r="http://schemas.openxmlformats.org/officeDocument/2006/relationships" xmlns:v="urn:schemas-microsoft-com:vml" xmlns:w10="urn:schemas-microsoft-com:office:word" xmlns:w14="http://schemas.microsoft.com/office/word/2010/wordml" xmlns:wne="http://schemas.microsoft.com/office/word/2006/wordml" xmlns:wp14="http://schemas.microsoft.com/office/word/2010/wordprocessingDrawing" xmlns:wp="http://schemas.openxmlformats.org/drawingml/2006/wordprocessingDrawing" xmlns:wpc="http://schemas.microsoft.com/office/word/2010/wordprocessingCanvas" xmlns:wpg="http://schemas.microsoft.com/office/word/2010/wordprocessingGroup" xmlns:wpi="http://schemas.microsoft.com/office/word/2010/wordprocessingInk" xmlns:wps="http://schemas.microsoft.com/office/word/2010/wordprocessingShape" mc:Ignorable="w14 wp14">
   <w:p>
     <w:pPr>
       <w:pStyle w:val="Footer"/>
@@ -3849,12 +4207,14 @@
     </w:pPr>
     <w:r>
       <w:rPr>
+        <w:rFonts w:eastAsia="黑体"/>
         <w:sz w:val="18"/>
       </w:rPr>
       <w:t xml:space="preserve">第 </w:t>
     </w:r>
     <w:r>
       <w:rPr>
+        <w:rFonts w:eastAsia="黑体"/>
         <w:sz w:val="18"/>
       </w:rPr>
       <w:fldChar w:fldCharType="begin"/>
@@ -3863,6 +4223,7 @@
     </w:r>
     <w:r>
       <w:rPr>
+        <w:rFonts w:eastAsia="黑体"/>
         <w:sz w:val="18"/>
       </w:rPr>
       <w:t xml:space="preserve"> 页</w:t>
@@ -3876,6 +4237,9 @@
   <w:footnote w:type="continuationSeparator" w:id="0">
     <w:p>
       <w:r>
+        <w:rPr>
+          <w:rFonts w:eastAsia="黑体"/>
+        </w:rPr>
         <w:continuationSeparator/>
       </w:r>
     </w:p>
@@ -3883,6 +4247,9 @@
   <w:footnote w:type="separator" w:id="-1">
     <w:p>
       <w:r>
+        <w:rPr>
+          <w:rFonts w:eastAsia="黑体"/>
+        </w:rPr>
         <w:separator/>
       </w:r>
     </w:p>
@@ -3891,7 +4258,7 @@
 </file>
 
 <file path=word/header1.xml><?xml version="1.0" encoding="utf-8"?>
-<w:hdr xmlns:m="http://schemas.openxmlformats.org/officeDocument/2006/math" xmlns:mc="http://schemas.openxmlformats.org/markup-compatibility/2006" xmlns:mo="http://schemas.microsoft.com/office/mac/office/2008/main" xmlns:mv="urn:schemas-microsoft-com:mac:vml" xmlns:o="urn:schemas-microsoft-com:office:office" xmlns:r="http://schemas.openxmlformats.org/officeDocument/2006/relationships" xmlns:v="urn:schemas-microsoft-com:vml" xmlns:w10="urn:schemas-microsoft-com:office:word" xmlns:w14="http://schemas.microsoft.com/office/word/2010/wordml" xmlns:w="http://schemas.openxmlformats.org/wordprocessingml/2006/main" xmlns:wne="http://schemas.microsoft.com/office/word/2006/wordml" xmlns:wp14="http://schemas.microsoft.com/office/word/2010/wordprocessingDrawing" xmlns:wp="http://schemas.openxmlformats.org/drawingml/2006/wordprocessingDrawing" xmlns:wpc="http://schemas.microsoft.com/office/word/2010/wordprocessingCanvas" xmlns:wpg="http://schemas.microsoft.com/office/word/2010/wordprocessingGroup" xmlns:wpi="http://schemas.microsoft.com/office/word/2010/wordprocessingInk" xmlns:wps="http://schemas.microsoft.com/office/word/2010/wordprocessingShape" mc:Ignorable="w14 wp14">
+<w:hdr xmlns:mc="http://schemas.openxmlformats.org/markup-compatibility/2006" xmlns:w="http://schemas.openxmlformats.org/wordprocessingml/2006/main" xmlns:m="http://schemas.openxmlformats.org/officeDocument/2006/math" xmlns:mo="http://schemas.microsoft.com/office/mac/office/2008/main" xmlns:mv="urn:schemas-microsoft-com:mac:vml" xmlns:o="urn:schemas-microsoft-com:office:office" xmlns:r="http://schemas.openxmlformats.org/officeDocument/2006/relationships" xmlns:v="urn:schemas-microsoft-com:vml" xmlns:w10="urn:schemas-microsoft-com:office:word" xmlns:w14="http://schemas.microsoft.com/office/word/2010/wordml" xmlns:wne="http://schemas.microsoft.com/office/word/2006/wordml" xmlns:wp14="http://schemas.microsoft.com/office/word/2010/wordprocessingDrawing" xmlns:wp="http://schemas.openxmlformats.org/drawingml/2006/wordprocessingDrawing" xmlns:wpc="http://schemas.microsoft.com/office/word/2010/wordprocessingCanvas" xmlns:wpg="http://schemas.microsoft.com/office/word/2010/wordprocessingGroup" xmlns:wpi="http://schemas.microsoft.com/office/word/2010/wordprocessingInk" xmlns:wps="http://schemas.microsoft.com/office/word/2010/wordprocessingShape" mc:Ignorable="w14 wp14">
   <w:p>
     <w:pPr>
       <w:pStyle w:val="Header"/>
@@ -3899,7 +4266,7 @@
     </w:pPr>
     <w:r>
       <w:rPr>
-        <w:rFonts w:ascii="Times New Roman" w:hAnsi="Times New Roman"/>
+        <w:rFonts w:ascii="Times New Roman" w:hAnsi="Times New Roman" w:eastAsia="黑体"/>
         <w:sz w:val="18"/>
         <w:rFonts w:eastAsia="黑体"/>
         <w:rFonts w:eastAsia="黑体"/>
@@ -3911,7 +4278,7 @@
 </file>
 
 <file path=word/numbering.xml><?xml version="1.0" encoding="utf-8"?>
-<w:numbering xmlns:m="http://schemas.openxmlformats.org/officeDocument/2006/math" xmlns:mc="http://schemas.openxmlformats.org/markup-compatibility/2006" xmlns:mo="http://schemas.microsoft.com/office/mac/office/2008/main" xmlns:mv="urn:schemas-microsoft-com:mac:vml" xmlns:o="urn:schemas-microsoft-com:office:office" xmlns:r="http://schemas.openxmlformats.org/officeDocument/2006/relationships" xmlns:v="urn:schemas-microsoft-com:vml" xmlns:w="http://schemas.openxmlformats.org/wordprocessingml/2006/main" xmlns:w10="urn:schemas-microsoft-com:office:word" xmlns:w14="http://schemas.microsoft.com/office/word/2010/wordml" xmlns:wne="http://schemas.microsoft.com/office/word/2006/wordml" xmlns:wp="http://schemas.openxmlformats.org/drawingml/2006/wordprocessingDrawing" xmlns:wp14="http://schemas.microsoft.com/office/word/2010/wordprocessingDrawing" xmlns:wpc="http://schemas.microsoft.com/office/word/2010/wordprocessingCanvas" xmlns:wpg="http://schemas.microsoft.com/office/word/2010/wordprocessingGroup" xmlns:wpi="http://schemas.microsoft.com/office/word/2010/wordprocessingInk" xmlns:wps="http://schemas.microsoft.com/office/word/2010/wordprocessingShape" mc:Ignorable="w14 wp14">
+<w:numbering xmlns:mc="http://schemas.openxmlformats.org/markup-compatibility/2006" xmlns:w="http://schemas.openxmlformats.org/wordprocessingml/2006/main" xmlns:m="http://schemas.openxmlformats.org/officeDocument/2006/math" xmlns:mo="http://schemas.microsoft.com/office/mac/office/2008/main" xmlns:mv="urn:schemas-microsoft-com:mac:vml" xmlns:o="urn:schemas-microsoft-com:office:office" xmlns:r="http://schemas.openxmlformats.org/officeDocument/2006/relationships" xmlns:v="urn:schemas-microsoft-com:vml" xmlns:w10="urn:schemas-microsoft-com:office:word" xmlns:w14="http://schemas.microsoft.com/office/word/2010/wordml" xmlns:wne="http://schemas.microsoft.com/office/word/2006/wordml" xmlns:wp="http://schemas.openxmlformats.org/drawingml/2006/wordprocessingDrawing" xmlns:wp14="http://schemas.microsoft.com/office/word/2010/wordprocessingDrawing" xmlns:wpc="http://schemas.microsoft.com/office/word/2010/wordprocessingCanvas" xmlns:wpg="http://schemas.microsoft.com/office/word/2010/wordprocessingGroup" xmlns:wpi="http://schemas.microsoft.com/office/word/2010/wordprocessingInk" xmlns:wps="http://schemas.microsoft.com/office/word/2010/wordprocessingShape" mc:Ignorable="w14 wp14">
   <w:abstractNum w:abstractNumId="0">
     <w:nsid w:val="FFFFFF7C"/>
     <w:multiLevelType w:val="singleLevel"/>
@@ -3998,7 +4365,7 @@
         <w:ind w:hanging="360" w:left="1440"/>
       </w:pPr>
       <w:rPr>
-        <w:rFonts w:ascii="Symbol" w:hAnsi="Symbol" w:hint="default"/>
+        <w:rFonts w:ascii="Symbol" w:hAnsi="Symbol" w:hint="default" w:eastAsia="黑体"/>
       </w:rPr>
     </w:lvl>
   </w:abstractNum>
@@ -4019,7 +4386,7 @@
         <w:ind w:hanging="360" w:left="1080"/>
       </w:pPr>
       <w:rPr>
-        <w:rFonts w:ascii="Symbol" w:hAnsi="Symbol" w:hint="default"/>
+        <w:rFonts w:ascii="Symbol" w:hAnsi="Symbol" w:hint="default" w:eastAsia="黑体"/>
       </w:rPr>
     </w:lvl>
   </w:abstractNum>
@@ -4040,7 +4407,7 @@
         <w:ind w:hanging="360" w:left="720"/>
       </w:pPr>
       <w:rPr>
-        <w:rFonts w:ascii="Symbol" w:hAnsi="Symbol" w:hint="default"/>
+        <w:rFonts w:ascii="Symbol" w:hAnsi="Symbol" w:hint="default" w:eastAsia="黑体"/>
       </w:rPr>
     </w:lvl>
   </w:abstractNum>
@@ -4079,7 +4446,7 @@
         <w:ind w:hanging="360" w:left="360"/>
       </w:pPr>
       <w:rPr>
-        <w:rFonts w:ascii="Symbol" w:hAnsi="Symbol" w:hint="default"/>
+        <w:rFonts w:ascii="Symbol" w:hAnsi="Symbol" w:hint="default" w:eastAsia="黑体"/>
       </w:rPr>
     </w:lvl>
   </w:abstractNum>
@@ -4170,7 +4537,7 @@
         <w:ind w:left="720" w:hanging="360"/>
       </w:pPr>
       <w:rPr>
-        <w:rFonts w:ascii="Symbol" w:hAnsi="Symbol" w:cs="Symbol" w:hint="default"/>
+        <w:rFonts w:ascii="Symbol" w:hAnsi="Symbol" w:cs="Symbol" w:hint="default" w:eastAsia="黑体"/>
       </w:rPr>
     </w:lvl>
     <w:lvl w:ilvl="1">
@@ -4181,7 +4548,7 @@
         <w:ind w:left="1440" w:hanging="360"/>
       </w:pPr>
       <w:rPr>
-        <w:rFonts w:ascii="Courier New" w:hAnsi="Courier New" w:cs="Courier New" w:hint="default"/>
+        <w:rFonts w:ascii="Courier New" w:hAnsi="Courier New" w:cs="Courier New" w:hint="default" w:eastAsia="黑体"/>
       </w:rPr>
     </w:lvl>
     <w:lvl w:ilvl="2">
@@ -4192,7 +4559,7 @@
         <w:ind w:left="2160" w:hanging="360"/>
       </w:pPr>
       <w:rPr>
-        <w:rFonts w:ascii="Wingdings" w:hAnsi="Wingdings" w:cs="Wingdings" w:hint="default"/>
+        <w:rFonts w:ascii="Wingdings" w:hAnsi="Wingdings" w:cs="Wingdings" w:hint="default" w:eastAsia="黑体"/>
       </w:rPr>
     </w:lvl>
     <w:lvl w:ilvl="3">
@@ -4203,7 +4570,7 @@
         <w:ind w:left="2880" w:hanging="360"/>
       </w:pPr>
       <w:rPr>
-        <w:rFonts w:ascii="Symbol" w:hAnsi="Symbol" w:cs="Symbol" w:hint="default"/>
+        <w:rFonts w:ascii="Symbol" w:hAnsi="Symbol" w:cs="Symbol" w:hint="default" w:eastAsia="黑体"/>
       </w:rPr>
     </w:lvl>
     <w:lvl w:ilvl="4">
@@ -4214,7 +4581,7 @@
         <w:ind w:left="3600" w:hanging="360"/>
       </w:pPr>
       <w:rPr>
-        <w:rFonts w:ascii="Courier New" w:hAnsi="Courier New" w:cs="Courier New" w:hint="default"/>
+        <w:rFonts w:ascii="Courier New" w:hAnsi="Courier New" w:cs="Courier New" w:hint="default" w:eastAsia="黑体"/>
       </w:rPr>
     </w:lvl>
     <w:lvl w:ilvl="5">
@@ -4225,7 +4592,7 @@
         <w:ind w:left="4320" w:hanging="360"/>
       </w:pPr>
       <w:rPr>
-        <w:rFonts w:ascii="Wingdings" w:hAnsi="Wingdings" w:cs="Wingdings" w:hint="default"/>
+        <w:rFonts w:ascii="Wingdings" w:hAnsi="Wingdings" w:cs="Wingdings" w:hint="default" w:eastAsia="黑体"/>
       </w:rPr>
     </w:lvl>
     <w:lvl w:ilvl="6">
@@ -4236,7 +4603,7 @@
         <w:ind w:left="5040" w:hanging="360"/>
       </w:pPr>
       <w:rPr>
-        <w:rFonts w:ascii="Symbol" w:hAnsi="Symbol" w:cs="Symbol" w:hint="default"/>
+        <w:rFonts w:ascii="Symbol" w:hAnsi="Symbol" w:cs="Symbol" w:hint="default" w:eastAsia="黑体"/>
       </w:rPr>
     </w:lvl>
     <w:lvl w:ilvl="7">
@@ -4247,7 +4614,7 @@
         <w:ind w:left="5760" w:hanging="360"/>
       </w:pPr>
       <w:rPr>
-        <w:rFonts w:ascii="Courier New" w:hAnsi="Courier New" w:cs="Courier New" w:hint="default"/>
+        <w:rFonts w:ascii="Courier New" w:hAnsi="Courier New" w:cs="Courier New" w:hint="default" w:eastAsia="黑体"/>
       </w:rPr>
     </w:lvl>
     <w:lvl w:ilvl="8">
@@ -4258,7 +4625,7 @@
         <w:ind w:left="6480" w:hanging="360"/>
       </w:pPr>
       <w:rPr>
-        <w:rFonts w:ascii="Wingdings" w:hAnsi="Wingdings" w:cs="Wingdings" w:hint="default"/>
+        <w:rFonts w:ascii="Wingdings" w:hAnsi="Wingdings" w:cs="Wingdings" w:hint="default" w:eastAsia="黑体"/>
       </w:rPr>
     </w:lvl>
   </w:abstractNum>
@@ -4314,11 +4681,11 @@
 </file>
 
 <file path=word/styles.xml><?xml version="1.0" encoding="utf-8"?>
-<w:styles xmlns:mc="http://schemas.openxmlformats.org/markup-compatibility/2006" xmlns:r="http://schemas.openxmlformats.org/officeDocument/2006/relationships" xmlns:w="http://schemas.openxmlformats.org/wordprocessingml/2006/main" xmlns:w14="http://schemas.microsoft.com/office/word/2010/wordml" mc:Ignorable="w14">
+<w:styles xmlns:mc="http://schemas.openxmlformats.org/markup-compatibility/2006" xmlns:w="http://schemas.openxmlformats.org/wordprocessingml/2006/main" xmlns:r="http://schemas.openxmlformats.org/officeDocument/2006/relationships" xmlns:w14="http://schemas.microsoft.com/office/word/2010/wordml" mc:Ignorable="w14">
   <w:docDefaults>
     <w:rPrDefault>
       <w:rPr>
-        <w:rFonts w:asciiTheme="minorHAnsi" w:cstheme="minorBidi" w:eastAsiaTheme="minorEastAsia" w:hAnsiTheme="minorHAnsi"/>
+        <w:rFonts w:asciiTheme="minorHAnsi" w:cstheme="minorBidi" w:hAnsiTheme="minorHAnsi" w:eastAsia="黑体"/>
         <w:sz w:val="22"/>
         <w:szCs w:val="22"/>
         <w:lang w:bidi="ar-SA" w:eastAsia="en-US" w:val="en-US"/>
@@ -4540,7 +4907,7 @@
       <w:outlineLvl w:val="0"/>
     </w:pPr>
     <w:rPr>
-      <w:rFonts w:ascii="Times New Roman" w:asciiTheme="majorHAnsi" w:cstheme="majorBidi" w:eastAsia="黑体" w:eastAsiaTheme="majorEastAsia" w:hAnsi="Times New Roman" w:hAnsiTheme="majorHAnsi"/>
+      <w:rFonts w:ascii="Times New Roman" w:asciiTheme="majorHAnsi" w:cstheme="majorBidi" w:eastAsia="黑体" w:hAnsi="Times New Roman" w:hAnsiTheme="majorHAnsi"/>
       <w:b/>
       <w:bCs/>
       <w:color w:val="1F3864"/>
@@ -4564,7 +4931,7 @@
       <w:outlineLvl w:val="1"/>
     </w:pPr>
     <w:rPr>
-      <w:rFonts w:ascii="Times New Roman" w:asciiTheme="majorHAnsi" w:cstheme="majorBidi" w:eastAsia="黑体" w:eastAsiaTheme="majorEastAsia" w:hAnsi="Times New Roman" w:hAnsiTheme="majorHAnsi"/>
+      <w:rFonts w:ascii="Times New Roman" w:asciiTheme="majorHAnsi" w:cstheme="majorBidi" w:eastAsia="黑体" w:hAnsi="Times New Roman" w:hAnsiTheme="majorHAnsi"/>
       <w:b/>
       <w:bCs/>
       <w:color w:val="2E4E7E"/>
@@ -4588,7 +4955,7 @@
       <w:outlineLvl w:val="2"/>
     </w:pPr>
     <w:rPr>
-      <w:rFonts w:ascii="Times New Roman" w:asciiTheme="majorHAnsi" w:cstheme="majorBidi" w:eastAsia="黑体" w:eastAsiaTheme="majorEastAsia" w:hAnsi="Times New Roman" w:hAnsiTheme="majorHAnsi"/>
+      <w:rFonts w:ascii="Times New Roman" w:asciiTheme="majorHAnsi" w:cstheme="majorBidi" w:eastAsia="黑体" w:hAnsi="Times New Roman" w:hAnsiTheme="majorHAnsi"/>
       <w:b/>
       <w:bCs/>
       <w:color w:val="2E4E7E"/>
@@ -4612,7 +4979,7 @@
       <w:outlineLvl w:val="3"/>
     </w:pPr>
     <w:rPr>
-      <w:rFonts w:ascii="Times New Roman" w:asciiTheme="majorHAnsi" w:cstheme="majorBidi" w:eastAsia="黑体" w:eastAsiaTheme="majorEastAsia" w:hAnsi="Times New Roman" w:hAnsiTheme="majorHAnsi"/>
+      <w:rFonts w:ascii="Times New Roman" w:asciiTheme="majorHAnsi" w:cstheme="majorBidi" w:eastAsia="黑体" w:hAnsi="Times New Roman" w:hAnsiTheme="majorHAnsi"/>
       <w:b/>
       <w:bCs/>
       <w:i/>
@@ -4638,7 +5005,7 @@
       <w:outlineLvl w:val="4"/>
     </w:pPr>
     <w:rPr>
-      <w:rFonts w:ascii="Times New Roman" w:asciiTheme="majorHAnsi" w:cstheme="majorBidi" w:eastAsia="黑体" w:eastAsiaTheme="majorEastAsia" w:hAnsi="Times New Roman" w:hAnsiTheme="majorHAnsi"/>
+      <w:rFonts w:ascii="Times New Roman" w:asciiTheme="majorHAnsi" w:cstheme="majorBidi" w:eastAsia="黑体" w:hAnsi="Times New Roman" w:hAnsiTheme="majorHAnsi"/>
       <w:b/>
       <w:color w:val="333333"/>
       <w:sz w:val="22"/>
@@ -4661,7 +5028,7 @@
       <w:outlineLvl w:val="5"/>
     </w:pPr>
     <w:rPr>
-      <w:rFonts w:asciiTheme="majorHAnsi" w:cstheme="majorBidi" w:eastAsiaTheme="majorEastAsia" w:hAnsiTheme="majorHAnsi"/>
+      <w:rFonts w:asciiTheme="majorHAnsi" w:cstheme="majorBidi" w:hAnsiTheme="majorHAnsi" w:eastAsia="黑体"/>
       <w:i/>
       <w:iCs/>
       <w:color w:themeColor="accent1" w:themeShade="7F" w:val="243F60"/>
@@ -4684,7 +5051,7 @@
       <w:outlineLvl w:val="6"/>
     </w:pPr>
     <w:rPr>
-      <w:rFonts w:asciiTheme="majorHAnsi" w:cstheme="majorBidi" w:eastAsiaTheme="majorEastAsia" w:hAnsiTheme="majorHAnsi"/>
+      <w:rFonts w:asciiTheme="majorHAnsi" w:cstheme="majorBidi" w:hAnsiTheme="majorHAnsi" w:eastAsia="黑体"/>
       <w:i/>
       <w:iCs/>
       <w:color w:themeColor="text1" w:themeTint="BF" w:val="404040"/>
@@ -4707,7 +5074,7 @@
       <w:outlineLvl w:val="7"/>
     </w:pPr>
     <w:rPr>
-      <w:rFonts w:asciiTheme="majorHAnsi" w:cstheme="majorBidi" w:eastAsiaTheme="majorEastAsia" w:hAnsiTheme="majorHAnsi"/>
+      <w:rFonts w:asciiTheme="majorHAnsi" w:cstheme="majorBidi" w:hAnsiTheme="majorHAnsi" w:eastAsia="黑体"/>
       <w:color w:themeColor="accent1" w:val="4F81BD"/>
       <w:sz w:val="20"/>
       <w:szCs w:val="20"/>
@@ -4730,7 +5097,7 @@
       <w:outlineLvl w:val="8"/>
     </w:pPr>
     <w:rPr>
-      <w:rFonts w:asciiTheme="majorHAnsi" w:cstheme="majorBidi" w:eastAsiaTheme="majorEastAsia" w:hAnsiTheme="majorHAnsi"/>
+      <w:rFonts w:asciiTheme="majorHAnsi" w:cstheme="majorBidi" w:hAnsiTheme="majorHAnsi" w:eastAsia="黑体"/>
       <w:i/>
       <w:iCs/>
       <w:color w:themeColor="text1" w:themeTint="BF" w:val="404040"/>
@@ -4781,7 +5148,7 @@
     <w:uiPriority w:val="9"/>
     <w:rsid w:val="00FC693F"/>
     <w:rPr>
-      <w:rFonts w:asciiTheme="majorHAnsi" w:cstheme="majorBidi" w:eastAsiaTheme="majorEastAsia" w:hAnsiTheme="majorHAnsi"/>
+      <w:rFonts w:asciiTheme="majorHAnsi" w:cstheme="majorBidi" w:hAnsiTheme="majorHAnsi" w:eastAsia="黑体"/>
       <w:b/>
       <w:bCs/>
       <w:color w:themeColor="accent1" w:themeShade="BF" w:val="365F91"/>
@@ -4796,7 +5163,7 @@
     <w:uiPriority w:val="9"/>
     <w:rsid w:val="00FC693F"/>
     <w:rPr>
-      <w:rFonts w:asciiTheme="majorHAnsi" w:cstheme="majorBidi" w:eastAsiaTheme="majorEastAsia" w:hAnsiTheme="majorHAnsi"/>
+      <w:rFonts w:asciiTheme="majorHAnsi" w:cstheme="majorBidi" w:hAnsiTheme="majorHAnsi" w:eastAsia="黑体"/>
       <w:b/>
       <w:bCs/>
       <w:color w:themeColor="accent1" w:val="4F81BD"/>
@@ -4811,7 +5178,7 @@
     <w:uiPriority w:val="9"/>
     <w:rsid w:val="00FC693F"/>
     <w:rPr>
-      <w:rFonts w:asciiTheme="majorHAnsi" w:cstheme="majorBidi" w:eastAsiaTheme="majorEastAsia" w:hAnsiTheme="majorHAnsi"/>
+      <w:rFonts w:asciiTheme="majorHAnsi" w:cstheme="majorBidi" w:hAnsiTheme="majorHAnsi" w:eastAsia="黑体"/>
       <w:b/>
       <w:bCs/>
       <w:color w:themeColor="accent1" w:val="4F81BD"/>
@@ -4834,7 +5201,7 @@
       <w:contextualSpacing/>
     </w:pPr>
     <w:rPr>
-      <w:rFonts w:ascii="Times New Roman" w:asciiTheme="majorHAnsi" w:cstheme="majorBidi" w:eastAsia="黑体" w:eastAsiaTheme="majorEastAsia" w:hAnsi="Times New Roman" w:hAnsiTheme="majorHAnsi"/>
+      <w:rFonts w:ascii="Times New Roman" w:asciiTheme="majorHAnsi" w:cstheme="majorBidi" w:eastAsia="黑体" w:hAnsi="Times New Roman" w:hAnsiTheme="majorHAnsi"/>
       <w:b/>
       <w:color w:val="1F3864"/>
       <w:spacing w:val="5"/>
@@ -4850,7 +5217,7 @@
     <w:uiPriority w:val="10"/>
     <w:rsid w:val="00FC693F"/>
     <w:rPr>
-      <w:rFonts w:asciiTheme="majorHAnsi" w:cstheme="majorBidi" w:eastAsiaTheme="majorEastAsia" w:hAnsiTheme="majorHAnsi"/>
+      <w:rFonts w:asciiTheme="majorHAnsi" w:cstheme="majorBidi" w:hAnsiTheme="majorHAnsi" w:eastAsia="黑体"/>
       <w:color w:themeColor="text2" w:themeShade="BF" w:val="17365D"/>
       <w:spacing w:val="5"/>
       <w:kern w:val="28"/>
@@ -4872,7 +5239,7 @@
       </w:numPr>
     </w:pPr>
     <w:rPr>
-      <w:rFonts w:asciiTheme="majorHAnsi" w:cstheme="majorBidi" w:eastAsiaTheme="majorEastAsia" w:hAnsiTheme="majorHAnsi"/>
+      <w:rFonts w:asciiTheme="majorHAnsi" w:cstheme="majorBidi" w:hAnsiTheme="majorHAnsi" w:eastAsia="黑体"/>
       <w:i/>
       <w:iCs/>
       <w:color w:themeColor="accent1" w:val="4F81BD"/>
@@ -4888,7 +5255,7 @@
     <w:uiPriority w:val="11"/>
     <w:rsid w:val="00FC693F"/>
     <w:rPr>
-      <w:rFonts w:asciiTheme="majorHAnsi" w:cstheme="majorBidi" w:eastAsiaTheme="majorEastAsia" w:hAnsiTheme="majorHAnsi"/>
+      <w:rFonts w:asciiTheme="majorHAnsi" w:cstheme="majorBidi" w:hAnsiTheme="majorHAnsi" w:eastAsia="黑体"/>
       <w:i/>
       <w:iCs/>
       <w:color w:themeColor="accent1" w:val="4F81BD"/>
@@ -4955,6 +5322,7 @@
       <w:spacing w:after="120"/>
     </w:pPr>
     <w:rPr>
+      <w:rFonts w:eastAsia="黑体"/>
       <w:sz w:val="16"/>
       <w:szCs w:val="16"/>
     </w:rPr>
@@ -4966,6 +5334,7 @@
     <w:uiPriority w:val="99"/>
     <w:rsid w:val="00AA1D8D"/>
     <w:rPr>
+      <w:rFonts w:eastAsia="黑体"/>
       <w:sz w:val="16"/>
       <w:szCs w:val="16"/>
     </w:rPr>
@@ -5135,7 +5504,7 @@
       </w:tabs>
     </w:pPr>
     <w:rPr>
-      <w:rFonts w:ascii="Courier" w:hAnsi="Courier"/>
+      <w:rFonts w:ascii="Courier" w:hAnsi="Courier" w:eastAsia="黑体"/>
       <w:sz w:val="20"/>
       <w:szCs w:val="20"/>
     </w:rPr>
@@ -5147,7 +5516,7 @@
     <w:uiPriority w:val="99"/>
     <w:rsid w:val="0029639D"/>
     <w:rPr>
-      <w:rFonts w:ascii="Courier" w:hAnsi="Courier"/>
+      <w:rFonts w:ascii="Courier" w:hAnsi="Courier" w:eastAsia="黑体"/>
       <w:sz w:val="20"/>
       <w:szCs w:val="20"/>
     </w:rPr>
@@ -5183,6 +5552,7 @@
     <w:uiPriority w:val="29"/>
     <w:rsid w:val="00FC693F"/>
     <w:rPr>
+      <w:rFonts w:eastAsia="黑体"/>
       <w:i/>
       <w:iCs/>
       <w:color w:themeColor="text1" w:val="000000"/>
@@ -5196,7 +5566,7 @@
     <w:semiHidden/>
     <w:rsid w:val="00FC693F"/>
     <w:rPr>
-      <w:rFonts w:asciiTheme="majorHAnsi" w:cstheme="majorBidi" w:eastAsiaTheme="majorEastAsia" w:hAnsiTheme="majorHAnsi"/>
+      <w:rFonts w:asciiTheme="majorHAnsi" w:cstheme="majorBidi" w:hAnsiTheme="majorHAnsi" w:eastAsia="黑体"/>
       <w:b/>
       <w:bCs/>
       <w:i/>
@@ -5212,7 +5582,7 @@
     <w:semiHidden/>
     <w:rsid w:val="00FC693F"/>
     <w:rPr>
-      <w:rFonts w:asciiTheme="majorHAnsi" w:cstheme="majorBidi" w:eastAsiaTheme="majorEastAsia" w:hAnsiTheme="majorHAnsi"/>
+      <w:rFonts w:asciiTheme="majorHAnsi" w:cstheme="majorBidi" w:hAnsiTheme="majorHAnsi" w:eastAsia="黑体"/>
       <w:color w:themeColor="accent1" w:themeShade="7F" w:val="243F60"/>
     </w:rPr>
   </w:style>
@@ -5224,7 +5594,7 @@
     <w:semiHidden/>
     <w:rsid w:val="00FC693F"/>
     <w:rPr>
-      <w:rFonts w:asciiTheme="majorHAnsi" w:cstheme="majorBidi" w:eastAsiaTheme="majorEastAsia" w:hAnsiTheme="majorHAnsi"/>
+      <w:rFonts w:asciiTheme="majorHAnsi" w:cstheme="majorBidi" w:hAnsiTheme="majorHAnsi" w:eastAsia="黑体"/>
       <w:i/>
       <w:iCs/>
       <w:color w:themeColor="accent1" w:themeShade="7F" w:val="243F60"/>
@@ -5238,7 +5608,7 @@
     <w:semiHidden/>
     <w:rsid w:val="00FC693F"/>
     <w:rPr>
-      <w:rFonts w:asciiTheme="majorHAnsi" w:cstheme="majorBidi" w:eastAsiaTheme="majorEastAsia" w:hAnsiTheme="majorHAnsi"/>
+      <w:rFonts w:asciiTheme="majorHAnsi" w:cstheme="majorBidi" w:hAnsiTheme="majorHAnsi" w:eastAsia="黑体"/>
       <w:i/>
       <w:iCs/>
       <w:color w:themeColor="text1" w:themeTint="BF" w:val="404040"/>
@@ -5252,7 +5622,7 @@
     <w:semiHidden/>
     <w:rsid w:val="00FC693F"/>
     <w:rPr>
-      <w:rFonts w:asciiTheme="majorHAnsi" w:cstheme="majorBidi" w:eastAsiaTheme="majorEastAsia" w:hAnsiTheme="majorHAnsi"/>
+      <w:rFonts w:asciiTheme="majorHAnsi" w:cstheme="majorBidi" w:hAnsiTheme="majorHAnsi" w:eastAsia="黑体"/>
       <w:color w:themeColor="accent1" w:val="4F81BD"/>
       <w:sz w:val="20"/>
       <w:szCs w:val="20"/>
@@ -5266,7 +5636,7 @@
     <w:semiHidden/>
     <w:rsid w:val="00FC693F"/>
     <w:rPr>
-      <w:rFonts w:asciiTheme="majorHAnsi" w:cstheme="majorBidi" w:eastAsiaTheme="majorEastAsia" w:hAnsiTheme="majorHAnsi"/>
+      <w:rFonts w:asciiTheme="majorHAnsi" w:cstheme="majorBidi" w:hAnsiTheme="majorHAnsi" w:eastAsia="黑体"/>
       <w:i/>
       <w:iCs/>
       <w:color w:themeColor="text1" w:themeTint="BF" w:val="404040"/>
@@ -5287,6 +5657,7 @@
       <w:spacing w:line="240" w:lineRule="auto"/>
     </w:pPr>
     <w:rPr>
+      <w:rFonts w:eastAsia="黑体"/>
       <w:b/>
       <w:bCs/>
       <w:color w:themeColor="accent1" w:val="4F81BD"/>
@@ -5301,6 +5672,7 @@
     <w:qFormat/>
     <w:rsid w:val="00FC693F"/>
     <w:rPr>
+      <w:rFonts w:eastAsia="黑体"/>
       <w:b/>
       <w:bCs/>
     </w:rPr>
@@ -5312,6 +5684,7 @@
     <w:qFormat/>
     <w:rsid w:val="00FC693F"/>
     <w:rPr>
+      <w:rFonts w:eastAsia="黑体"/>
       <w:i/>
       <w:iCs/>
     </w:rPr>
@@ -5332,6 +5705,7 @@
       <w:ind w:left="936" w:right="936"/>
     </w:pPr>
     <w:rPr>
+      <w:rFonts w:eastAsia="黑体"/>
       <w:b/>
       <w:bCs/>
       <w:i/>
@@ -5346,6 +5720,7 @@
     <w:uiPriority w:val="30"/>
     <w:rsid w:val="00FC693F"/>
     <w:rPr>
+      <w:rFonts w:eastAsia="黑体"/>
       <w:b/>
       <w:bCs/>
       <w:i/>
@@ -5360,6 +5735,7 @@
     <w:qFormat/>
     <w:rsid w:val="00FC693F"/>
     <w:rPr>
+      <w:rFonts w:eastAsia="黑体"/>
       <w:i/>
       <w:iCs/>
       <w:color w:themeColor="text1" w:themeTint="7F" w:val="808080"/>
@@ -5372,6 +5748,7 @@
     <w:qFormat/>
     <w:rsid w:val="00FC693F"/>
     <w:rPr>
+      <w:rFonts w:eastAsia="黑体"/>
       <w:b/>
       <w:bCs/>
       <w:i/>
@@ -5386,6 +5763,7 @@
     <w:qFormat/>
     <w:rsid w:val="00FC693F"/>
     <w:rPr>
+      <w:rFonts w:eastAsia="黑体"/>
       <w:smallCaps/>
       <w:color w:themeColor="accent2" w:val="C0504D"/>
       <w:u w:val="single"/>
@@ -5398,6 +5776,7 @@
     <w:qFormat/>
     <w:rsid w:val="00FC693F"/>
     <w:rPr>
+      <w:rFonts w:eastAsia="黑体"/>
       <w:b/>
       <w:bCs/>
       <w:smallCaps/>
@@ -5413,6 +5792,7 @@
     <w:qFormat/>
     <w:rsid w:val="00FC693F"/>
     <w:rPr>
+      <w:rFonts w:eastAsia="黑体"/>
       <w:b/>
       <w:bCs/>
       <w:smallCaps/>
@@ -5467,6 +5847,7 @@
       <w:spacing w:after="0" w:line="240" w:lineRule="auto"/>
     </w:pPr>
     <w:rPr>
+      <w:rFonts w:eastAsia="黑体"/>
       <w:color w:themeColor="text1" w:themeShade="BF" w:val="000000"/>
     </w:rPr>
     <w:tblPr>
@@ -5489,6 +5870,7 @@
         <w:spacing w:after="0" w:before="0" w:line="240" w:lineRule="auto"/>
       </w:pPr>
       <w:rPr>
+        <w:rFonts w:eastAsia="黑体"/>
         <w:b/>
         <w:bCs/>
       </w:rPr>
@@ -5509,6 +5891,7 @@
         <w:spacing w:after="0" w:before="0" w:line="240" w:lineRule="auto"/>
       </w:pPr>
       <w:rPr>
+        <w:rFonts w:eastAsia="黑体"/>
         <w:b/>
         <w:bCs/>
       </w:rPr>
@@ -5526,12 +5909,14 @@
     </w:tblStylePr>
     <w:tblStylePr w:type="firstCol">
       <w:rPr>
+        <w:rFonts w:eastAsia="黑体"/>
         <w:b/>
         <w:bCs/>
       </w:rPr>
     </w:tblStylePr>
     <w:tblStylePr w:type="lastCol">
       <w:rPr>
+        <w:rFonts w:eastAsia="黑体"/>
         <w:b/>
         <w:bCs/>
       </w:rPr>
@@ -5570,6 +5955,7 @@
       <w:spacing w:after="0" w:line="240" w:lineRule="auto"/>
     </w:pPr>
     <w:rPr>
+      <w:rFonts w:eastAsia="黑体"/>
       <w:color w:themeColor="accent1" w:themeShade="BF" w:val="365F91"/>
     </w:rPr>
     <w:tblPr>
@@ -5592,6 +5978,7 @@
         <w:spacing w:after="0" w:before="0" w:line="240" w:lineRule="auto"/>
       </w:pPr>
       <w:rPr>
+        <w:rFonts w:eastAsia="黑体"/>
         <w:b/>
         <w:bCs/>
       </w:rPr>
@@ -5612,6 +5999,7 @@
         <w:spacing w:after="0" w:before="0" w:line="240" w:lineRule="auto"/>
       </w:pPr>
       <w:rPr>
+        <w:rFonts w:eastAsia="黑体"/>
         <w:b/>
         <w:bCs/>
       </w:rPr>
@@ -5629,12 +6017,14 @@
     </w:tblStylePr>
     <w:tblStylePr w:type="firstCol">
       <w:rPr>
+        <w:rFonts w:eastAsia="黑体"/>
         <w:b/>
         <w:bCs/>
       </w:rPr>
     </w:tblStylePr>
     <w:tblStylePr w:type="lastCol">
       <w:rPr>
+        <w:rFonts w:eastAsia="黑体"/>
         <w:b/>
         <w:bCs/>
       </w:rPr>
@@ -5673,6 +6063,7 @@
       <w:spacing w:after="0" w:line="240" w:lineRule="auto"/>
     </w:pPr>
     <w:rPr>
+      <w:rFonts w:eastAsia="黑体"/>
       <w:color w:themeColor="accent2" w:themeShade="BF" w:val="943634"/>
     </w:rPr>
     <w:tblPr>
@@ -5695,6 +6086,7 @@
         <w:spacing w:after="0" w:before="0" w:line="240" w:lineRule="auto"/>
       </w:pPr>
       <w:rPr>
+        <w:rFonts w:eastAsia="黑体"/>
         <w:b/>
         <w:bCs/>
       </w:rPr>
@@ -5715,6 +6107,7 @@
         <w:spacing w:after="0" w:before="0" w:line="240" w:lineRule="auto"/>
       </w:pPr>
       <w:rPr>
+        <w:rFonts w:eastAsia="黑体"/>
         <w:b/>
         <w:bCs/>
       </w:rPr>
@@ -5732,12 +6125,14 @@
     </w:tblStylePr>
     <w:tblStylePr w:type="firstCol">
       <w:rPr>
+        <w:rFonts w:eastAsia="黑体"/>
         <w:b/>
         <w:bCs/>
       </w:rPr>
     </w:tblStylePr>
     <w:tblStylePr w:type="lastCol">
       <w:rPr>
+        <w:rFonts w:eastAsia="黑体"/>
         <w:b/>
         <w:bCs/>
       </w:rPr>
@@ -5776,6 +6171,7 @@
       <w:spacing w:after="0" w:line="240" w:lineRule="auto"/>
     </w:pPr>
     <w:rPr>
+      <w:rFonts w:eastAsia="黑体"/>
       <w:color w:themeColor="accent3" w:themeShade="BF" w:val="76923C"/>
     </w:rPr>
     <w:tblPr>
@@ -5798,6 +6194,7 @@
         <w:spacing w:after="0" w:before="0" w:line="240" w:lineRule="auto"/>
       </w:pPr>
       <w:rPr>
+        <w:rFonts w:eastAsia="黑体"/>
         <w:b/>
         <w:bCs/>
       </w:rPr>
@@ -5818,6 +6215,7 @@
         <w:spacing w:after="0" w:before="0" w:line="240" w:lineRule="auto"/>
       </w:pPr>
       <w:rPr>
+        <w:rFonts w:eastAsia="黑体"/>
         <w:b/>
         <w:bCs/>
       </w:rPr>
@@ -5835,12 +6233,14 @@
     </w:tblStylePr>
     <w:tblStylePr w:type="firstCol">
       <w:rPr>
+        <w:rFonts w:eastAsia="黑体"/>
         <w:b/>
         <w:bCs/>
       </w:rPr>
     </w:tblStylePr>
     <w:tblStylePr w:type="lastCol">
       <w:rPr>
+        <w:rFonts w:eastAsia="黑体"/>
         <w:b/>
         <w:bCs/>
       </w:rPr>
@@ -5879,6 +6279,7 @@
       <w:spacing w:after="0" w:line="240" w:lineRule="auto"/>
     </w:pPr>
     <w:rPr>
+      <w:rFonts w:eastAsia="黑体"/>
       <w:color w:themeColor="accent4" w:themeShade="BF" w:val="5F497A"/>
     </w:rPr>
     <w:tblPr>
@@ -5901,6 +6302,7 @@
         <w:spacing w:after="0" w:before="0" w:line="240" w:lineRule="auto"/>
       </w:pPr>
       <w:rPr>
+        <w:rFonts w:eastAsia="黑体"/>
         <w:b/>
         <w:bCs/>
       </w:rPr>
@@ -5921,6 +6323,7 @@
         <w:spacing w:after="0" w:before="0" w:line="240" w:lineRule="auto"/>
       </w:pPr>
       <w:rPr>
+        <w:rFonts w:eastAsia="黑体"/>
         <w:b/>
         <w:bCs/>
       </w:rPr>
@@ -5938,12 +6341,14 @@
     </w:tblStylePr>
     <w:tblStylePr w:type="firstCol">
       <w:rPr>
+        <w:rFonts w:eastAsia="黑体"/>
         <w:b/>
         <w:bCs/>
       </w:rPr>
     </w:tblStylePr>
     <w:tblStylePr w:type="lastCol">
       <w:rPr>
+        <w:rFonts w:eastAsia="黑体"/>
         <w:b/>
         <w:bCs/>
       </w:rPr>
@@ -5982,6 +6387,7 @@
       <w:spacing w:after="0" w:line="240" w:lineRule="auto"/>
     </w:pPr>
     <w:rPr>
+      <w:rFonts w:eastAsia="黑体"/>
       <w:color w:themeColor="accent5" w:themeShade="BF" w:val="31849B"/>
     </w:rPr>
     <w:tblPr>
@@ -6004,6 +6410,7 @@
         <w:spacing w:after="0" w:before="0" w:line="240" w:lineRule="auto"/>
       </w:pPr>
       <w:rPr>
+        <w:rFonts w:eastAsia="黑体"/>
         <w:b/>
         <w:bCs/>
       </w:rPr>
@@ -6024,6 +6431,7 @@
         <w:spacing w:after="0" w:before="0" w:line="240" w:lineRule="auto"/>
       </w:pPr>
       <w:rPr>
+        <w:rFonts w:eastAsia="黑体"/>
         <w:b/>
         <w:bCs/>
       </w:rPr>
@@ -6041,12 +6449,14 @@
     </w:tblStylePr>
     <w:tblStylePr w:type="firstCol">
       <w:rPr>
+        <w:rFonts w:eastAsia="黑体"/>
         <w:b/>
         <w:bCs/>
       </w:rPr>
     </w:tblStylePr>
     <w:tblStylePr w:type="lastCol">
       <w:rPr>
+        <w:rFonts w:eastAsia="黑体"/>
         <w:b/>
         <w:bCs/>
       </w:rPr>
@@ -6085,6 +6495,7 @@
       <w:spacing w:after="0" w:line="240" w:lineRule="auto"/>
     </w:pPr>
     <w:rPr>
+      <w:rFonts w:eastAsia="黑体"/>
       <w:color w:themeColor="accent6" w:themeShade="BF" w:val="E36C0A"/>
     </w:rPr>
     <w:tblPr>
@@ -6107,6 +6518,7 @@
         <w:spacing w:after="0" w:before="0" w:line="240" w:lineRule="auto"/>
       </w:pPr>
       <w:rPr>
+        <w:rFonts w:eastAsia="黑体"/>
         <w:b/>
         <w:bCs/>
       </w:rPr>
@@ -6127,6 +6539,7 @@
         <w:spacing w:after="0" w:before="0" w:line="240" w:lineRule="auto"/>
       </w:pPr>
       <w:rPr>
+        <w:rFonts w:eastAsia="黑体"/>
         <w:b/>
         <w:bCs/>
       </w:rPr>
@@ -6144,12 +6557,14 @@
     </w:tblStylePr>
     <w:tblStylePr w:type="firstCol">
       <w:rPr>
+        <w:rFonts w:eastAsia="黑体"/>
         <w:b/>
         <w:bCs/>
       </w:rPr>
     </w:tblStylePr>
     <w:tblStylePr w:type="lastCol">
       <w:rPr>
+        <w:rFonts w:eastAsia="黑体"/>
         <w:b/>
         <w:bCs/>
       </w:rPr>
@@ -6209,6 +6624,7 @@
         <w:spacing w:after="0" w:before="0" w:line="240" w:lineRule="auto"/>
       </w:pPr>
       <w:rPr>
+        <w:rFonts w:eastAsia="黑体"/>
         <w:b/>
         <w:bCs/>
         <w:color w:themeColor="background1" w:val="FFFFFF"/>
@@ -6223,6 +6639,7 @@
         <w:spacing w:after="0" w:before="0" w:line="240" w:lineRule="auto"/>
       </w:pPr>
       <w:rPr>
+        <w:rFonts w:eastAsia="黑体"/>
         <w:b/>
         <w:bCs/>
       </w:rPr>
@@ -6238,12 +6655,14 @@
     </w:tblStylePr>
     <w:tblStylePr w:type="firstCol">
       <w:rPr>
+        <w:rFonts w:eastAsia="黑体"/>
         <w:b/>
         <w:bCs/>
       </w:rPr>
     </w:tblStylePr>
     <w:tblStylePr w:type="lastCol">
       <w:rPr>
+        <w:rFonts w:eastAsia="黑体"/>
         <w:b/>
         <w:bCs/>
       </w:rPr>
@@ -6301,6 +6720,7 @@
         <w:spacing w:after="0" w:before="0" w:line="240" w:lineRule="auto"/>
       </w:pPr>
       <w:rPr>
+        <w:rFonts w:eastAsia="黑体"/>
         <w:b/>
         <w:bCs/>
         <w:color w:themeColor="background1" w:val="FFFFFF"/>
@@ -6315,6 +6735,7 @@
         <w:spacing w:after="0" w:before="0" w:line="240" w:lineRule="auto"/>
       </w:pPr>
       <w:rPr>
+        <w:rFonts w:eastAsia="黑体"/>
         <w:b/>
         <w:bCs/>
       </w:rPr>
@@ -6330,12 +6751,14 @@
     </w:tblStylePr>
     <w:tblStylePr w:type="firstCol">
       <w:rPr>
+        <w:rFonts w:eastAsia="黑体"/>
         <w:b/>
         <w:bCs/>
       </w:rPr>
     </w:tblStylePr>
     <w:tblStylePr w:type="lastCol">
       <w:rPr>
+        <w:rFonts w:eastAsia="黑体"/>
         <w:b/>
         <w:bCs/>
       </w:rPr>
@@ -6393,6 +6816,7 @@
         <w:spacing w:after="0" w:before="0" w:line="240" w:lineRule="auto"/>
       </w:pPr>
       <w:rPr>
+        <w:rFonts w:eastAsia="黑体"/>
         <w:b/>
         <w:bCs/>
         <w:color w:themeColor="background1" w:val="FFFFFF"/>
@@ -6407,6 +6831,7 @@
         <w:spacing w:after="0" w:before="0" w:line="240" w:lineRule="auto"/>
       </w:pPr>
       <w:rPr>
+        <w:rFonts w:eastAsia="黑体"/>
         <w:b/>
         <w:bCs/>
       </w:rPr>
@@ -6422,12 +6847,14 @@
     </w:tblStylePr>
     <w:tblStylePr w:type="firstCol">
       <w:rPr>
+        <w:rFonts w:eastAsia="黑体"/>
         <w:b/>
         <w:bCs/>
       </w:rPr>
     </w:tblStylePr>
     <w:tblStylePr w:type="lastCol">
       <w:rPr>
+        <w:rFonts w:eastAsia="黑体"/>
         <w:b/>
         <w:bCs/>
       </w:rPr>
@@ -6485,6 +6912,7 @@
         <w:spacing w:after="0" w:before="0" w:line="240" w:lineRule="auto"/>
       </w:pPr>
       <w:rPr>
+        <w:rFonts w:eastAsia="黑体"/>
         <w:b/>
         <w:bCs/>
         <w:color w:themeColor="background1" w:val="FFFFFF"/>
@@ -6499,6 +6927,7 @@
         <w:spacing w:after="0" w:before="0" w:line="240" w:lineRule="auto"/>
       </w:pPr>
       <w:rPr>
+        <w:rFonts w:eastAsia="黑体"/>
         <w:b/>
         <w:bCs/>
       </w:rPr>
@@ -6514,12 +6943,14 @@
     </w:tblStylePr>
     <w:tblStylePr w:type="firstCol">
       <w:rPr>
+        <w:rFonts w:eastAsia="黑体"/>
         <w:b/>
         <w:bCs/>
       </w:rPr>
     </w:tblStylePr>
     <w:tblStylePr w:type="lastCol">
       <w:rPr>
+        <w:rFonts w:eastAsia="黑体"/>
         <w:b/>
         <w:bCs/>
       </w:rPr>
@@ -6577,6 +7008,7 @@
         <w:spacing w:after="0" w:before="0" w:line="240" w:lineRule="auto"/>
       </w:pPr>
       <w:rPr>
+        <w:rFonts w:eastAsia="黑体"/>
         <w:b/>
         <w:bCs/>
         <w:color w:themeColor="background1" w:val="FFFFFF"/>
@@ -6591,6 +7023,7 @@
         <w:spacing w:after="0" w:before="0" w:line="240" w:lineRule="auto"/>
       </w:pPr>
       <w:rPr>
+        <w:rFonts w:eastAsia="黑体"/>
         <w:b/>
         <w:bCs/>
       </w:rPr>
@@ -6606,12 +7039,14 @@
     </w:tblStylePr>
     <w:tblStylePr w:type="firstCol">
       <w:rPr>
+        <w:rFonts w:eastAsia="黑体"/>
         <w:b/>
         <w:bCs/>
       </w:rPr>
     </w:tblStylePr>
     <w:tblStylePr w:type="lastCol">
       <w:rPr>
+        <w:rFonts w:eastAsia="黑体"/>
         <w:b/>
         <w:bCs/>
       </w:rPr>
@@ -6669,6 +7104,7 @@
         <w:spacing w:after="0" w:before="0" w:line="240" w:lineRule="auto"/>
       </w:pPr>
       <w:rPr>
+        <w:rFonts w:eastAsia="黑体"/>
         <w:b/>
         <w:bCs/>
         <w:color w:themeColor="background1" w:val="FFFFFF"/>
@@ -6683,6 +7119,7 @@
         <w:spacing w:after="0" w:before="0" w:line="240" w:lineRule="auto"/>
       </w:pPr>
       <w:rPr>
+        <w:rFonts w:eastAsia="黑体"/>
         <w:b/>
         <w:bCs/>
       </w:rPr>
@@ -6698,12 +7135,14 @@
     </w:tblStylePr>
     <w:tblStylePr w:type="firstCol">
       <w:rPr>
+        <w:rFonts w:eastAsia="黑体"/>
         <w:b/>
         <w:bCs/>
       </w:rPr>
     </w:tblStylePr>
     <w:tblStylePr w:type="lastCol">
       <w:rPr>
+        <w:rFonts w:eastAsia="黑体"/>
         <w:b/>
         <w:bCs/>
       </w:rPr>
@@ -6761,6 +7200,7 @@
         <w:spacing w:after="0" w:before="0" w:line="240" w:lineRule="auto"/>
       </w:pPr>
       <w:rPr>
+        <w:rFonts w:eastAsia="黑体"/>
         <w:b/>
         <w:bCs/>
         <w:color w:themeColor="background1" w:val="FFFFFF"/>
@@ -6775,6 +7215,7 @@
         <w:spacing w:after="0" w:before="0" w:line="240" w:lineRule="auto"/>
       </w:pPr>
       <w:rPr>
+        <w:rFonts w:eastAsia="黑体"/>
         <w:b/>
         <w:bCs/>
       </w:rPr>
@@ -6790,12 +7231,14 @@
     </w:tblStylePr>
     <w:tblStylePr w:type="firstCol">
       <w:rPr>
+        <w:rFonts w:eastAsia="黑体"/>
         <w:b/>
         <w:bCs/>
       </w:rPr>
     </w:tblStylePr>
     <w:tblStylePr w:type="lastCol">
       <w:rPr>
+        <w:rFonts w:eastAsia="黑体"/>
         <w:b/>
         <w:bCs/>
       </w:rPr>
@@ -6855,7 +7298,7 @@
         <w:spacing w:after="0" w:before="0" w:line="240" w:lineRule="auto"/>
       </w:pPr>
       <w:rPr>
-        <w:rFonts w:asciiTheme="majorHAnsi" w:cstheme="majorBidi" w:eastAsiaTheme="majorEastAsia" w:hAnsiTheme="majorHAnsi"/>
+        <w:rFonts w:asciiTheme="majorHAnsi" w:cstheme="majorBidi" w:hAnsiTheme="majorHAnsi" w:eastAsia="黑体"/>
         <w:b/>
         <w:bCs/>
       </w:rPr>
@@ -6876,7 +7319,7 @@
         <w:spacing w:after="0" w:before="0" w:line="240" w:lineRule="auto"/>
       </w:pPr>
       <w:rPr>
-        <w:rFonts w:asciiTheme="majorHAnsi" w:cstheme="majorBidi" w:eastAsiaTheme="majorEastAsia" w:hAnsiTheme="majorHAnsi"/>
+        <w:rFonts w:asciiTheme="majorHAnsi" w:cstheme="majorBidi" w:hAnsiTheme="majorHAnsi" w:eastAsia="黑体"/>
         <w:b/>
         <w:bCs/>
       </w:rPr>
@@ -6894,14 +7337,14 @@
     </w:tblStylePr>
     <w:tblStylePr w:type="firstCol">
       <w:rPr>
-        <w:rFonts w:asciiTheme="majorHAnsi" w:cstheme="majorBidi" w:eastAsiaTheme="majorEastAsia" w:hAnsiTheme="majorHAnsi"/>
+        <w:rFonts w:asciiTheme="majorHAnsi" w:cstheme="majorBidi" w:hAnsiTheme="majorHAnsi" w:eastAsia="黑体"/>
         <w:b/>
         <w:bCs/>
       </w:rPr>
     </w:tblStylePr>
     <w:tblStylePr w:type="lastCol">
       <w:rPr>
-        <w:rFonts w:asciiTheme="majorHAnsi" w:cstheme="majorBidi" w:eastAsiaTheme="majorEastAsia" w:hAnsiTheme="majorHAnsi"/>
+        <w:rFonts w:asciiTheme="majorHAnsi" w:cstheme="majorBidi" w:hAnsiTheme="majorHAnsi" w:eastAsia="黑体"/>
         <w:b/>
         <w:bCs/>
       </w:rPr>
@@ -6985,7 +7428,7 @@
         <w:spacing w:after="0" w:before="0" w:line="240" w:lineRule="auto"/>
       </w:pPr>
       <w:rPr>
-        <w:rFonts w:asciiTheme="majorHAnsi" w:cstheme="majorBidi" w:eastAsiaTheme="majorEastAsia" w:hAnsiTheme="majorHAnsi"/>
+        <w:rFonts w:asciiTheme="majorHAnsi" w:cstheme="majorBidi" w:hAnsiTheme="majorHAnsi" w:eastAsia="黑体"/>
         <w:b/>
         <w:bCs/>
       </w:rPr>
@@ -7006,7 +7449,7 @@
         <w:spacing w:after="0" w:before="0" w:line="240" w:lineRule="auto"/>
       </w:pPr>
       <w:rPr>
-        <w:rFonts w:asciiTheme="majorHAnsi" w:cstheme="majorBidi" w:eastAsiaTheme="majorEastAsia" w:hAnsiTheme="majorHAnsi"/>
+        <w:rFonts w:asciiTheme="majorHAnsi" w:cstheme="majorBidi" w:hAnsiTheme="majorHAnsi" w:eastAsia="黑体"/>
         <w:b/>
         <w:bCs/>
       </w:rPr>
@@ -7024,14 +7467,14 @@
     </w:tblStylePr>
     <w:tblStylePr w:type="firstCol">
       <w:rPr>
-        <w:rFonts w:asciiTheme="majorHAnsi" w:cstheme="majorBidi" w:eastAsiaTheme="majorEastAsia" w:hAnsiTheme="majorHAnsi"/>
+        <w:rFonts w:asciiTheme="majorHAnsi" w:cstheme="majorBidi" w:hAnsiTheme="majorHAnsi" w:eastAsia="黑体"/>
         <w:b/>
         <w:bCs/>
       </w:rPr>
     </w:tblStylePr>
     <w:tblStylePr w:type="lastCol">
       <w:rPr>
-        <w:rFonts w:asciiTheme="majorHAnsi" w:cstheme="majorBidi" w:eastAsiaTheme="majorEastAsia" w:hAnsiTheme="majorHAnsi"/>
+        <w:rFonts w:asciiTheme="majorHAnsi" w:cstheme="majorBidi" w:hAnsiTheme="majorHAnsi" w:eastAsia="黑体"/>
         <w:b/>
         <w:bCs/>
       </w:rPr>
@@ -7115,7 +7558,7 @@
         <w:spacing w:after="0" w:before="0" w:line="240" w:lineRule="auto"/>
       </w:pPr>
       <w:rPr>
-        <w:rFonts w:asciiTheme="majorHAnsi" w:cstheme="majorBidi" w:eastAsiaTheme="majorEastAsia" w:hAnsiTheme="majorHAnsi"/>
+        <w:rFonts w:asciiTheme="majorHAnsi" w:cstheme="majorBidi" w:hAnsiTheme="majorHAnsi" w:eastAsia="黑体"/>
         <w:b/>
         <w:bCs/>
       </w:rPr>
@@ -7136,7 +7579,7 @@
         <w:spacing w:after="0" w:before="0" w:line="240" w:lineRule="auto"/>
       </w:pPr>
       <w:rPr>
-        <w:rFonts w:asciiTheme="majorHAnsi" w:cstheme="majorBidi" w:eastAsiaTheme="majorEastAsia" w:hAnsiTheme="majorHAnsi"/>
+        <w:rFonts w:asciiTheme="majorHAnsi" w:cstheme="majorBidi" w:hAnsiTheme="majorHAnsi" w:eastAsia="黑体"/>
         <w:b/>
         <w:bCs/>
       </w:rPr>
@@ -7154,14 +7597,14 @@
     </w:tblStylePr>
     <w:tblStylePr w:type="firstCol">
       <w:rPr>
-        <w:rFonts w:asciiTheme="majorHAnsi" w:cstheme="majorBidi" w:eastAsiaTheme="majorEastAsia" w:hAnsiTheme="majorHAnsi"/>
+        <w:rFonts w:asciiTheme="majorHAnsi" w:cstheme="majorBidi" w:hAnsiTheme="majorHAnsi" w:eastAsia="黑体"/>
         <w:b/>
         <w:bCs/>
       </w:rPr>
     </w:tblStylePr>
     <w:tblStylePr w:type="lastCol">
       <w:rPr>
-        <w:rFonts w:asciiTheme="majorHAnsi" w:cstheme="majorBidi" w:eastAsiaTheme="majorEastAsia" w:hAnsiTheme="majorHAnsi"/>
+        <w:rFonts w:asciiTheme="majorHAnsi" w:cstheme="majorBidi" w:hAnsiTheme="majorHAnsi" w:eastAsia="黑体"/>
         <w:b/>
         <w:bCs/>
       </w:rPr>
@@ -7245,7 +7688,7 @@
         <w:spacing w:after="0" w:before="0" w:line="240" w:lineRule="auto"/>
       </w:pPr>
       <w:rPr>
-        <w:rFonts w:asciiTheme="majorHAnsi" w:cstheme="majorBidi" w:eastAsiaTheme="majorEastAsia" w:hAnsiTheme="majorHAnsi"/>
+        <w:rFonts w:asciiTheme="majorHAnsi" w:cstheme="majorBidi" w:hAnsiTheme="majorHAnsi" w:eastAsia="黑体"/>
         <w:b/>
         <w:bCs/>
       </w:rPr>
@@ -7266,7 +7709,7 @@
         <w:spacing w:after="0" w:before="0" w:line="240" w:lineRule="auto"/>
       </w:pPr>
       <w:rPr>
-        <w:rFonts w:asciiTheme="majorHAnsi" w:cstheme="majorBidi" w:eastAsiaTheme="majorEastAsia" w:hAnsiTheme="majorHAnsi"/>
+        <w:rFonts w:asciiTheme="majorHAnsi" w:cstheme="majorBidi" w:hAnsiTheme="majorHAnsi" w:eastAsia="黑体"/>
         <w:b/>
         <w:bCs/>
       </w:rPr>
@@ -7284,14 +7727,14 @@
     </w:tblStylePr>
     <w:tblStylePr w:type="firstCol">
       <w:rPr>
-        <w:rFonts w:asciiTheme="majorHAnsi" w:cstheme="majorBidi" w:eastAsiaTheme="majorEastAsia" w:hAnsiTheme="majorHAnsi"/>
+        <w:rFonts w:asciiTheme="majorHAnsi" w:cstheme="majorBidi" w:hAnsiTheme="majorHAnsi" w:eastAsia="黑体"/>
         <w:b/>
         <w:bCs/>
       </w:rPr>
     </w:tblStylePr>
     <w:tblStylePr w:type="lastCol">
       <w:rPr>
-        <w:rFonts w:asciiTheme="majorHAnsi" w:cstheme="majorBidi" w:eastAsiaTheme="majorEastAsia" w:hAnsiTheme="majorHAnsi"/>
+        <w:rFonts w:asciiTheme="majorHAnsi" w:cstheme="majorBidi" w:hAnsiTheme="majorHAnsi" w:eastAsia="黑体"/>
         <w:b/>
         <w:bCs/>
       </w:rPr>
@@ -7375,7 +7818,7 @@
         <w:spacing w:after="0" w:before="0" w:line="240" w:lineRule="auto"/>
       </w:pPr>
       <w:rPr>
-        <w:rFonts w:asciiTheme="majorHAnsi" w:cstheme="majorBidi" w:eastAsiaTheme="majorEastAsia" w:hAnsiTheme="majorHAnsi"/>
+        <w:rFonts w:asciiTheme="majorHAnsi" w:cstheme="majorBidi" w:hAnsiTheme="majorHAnsi" w:eastAsia="黑体"/>
         <w:b/>
         <w:bCs/>
       </w:rPr>
@@ -7396,7 +7839,7 @@
         <w:spacing w:after="0" w:before="0" w:line="240" w:lineRule="auto"/>
       </w:pPr>
       <w:rPr>
-        <w:rFonts w:asciiTheme="majorHAnsi" w:cstheme="majorBidi" w:eastAsiaTheme="majorEastAsia" w:hAnsiTheme="majorHAnsi"/>
+        <w:rFonts w:asciiTheme="majorHAnsi" w:cstheme="majorBidi" w:hAnsiTheme="majorHAnsi" w:eastAsia="黑体"/>
         <w:b/>
         <w:bCs/>
       </w:rPr>
@@ -7414,14 +7857,14 @@
     </w:tblStylePr>
     <w:tblStylePr w:type="firstCol">
       <w:rPr>
-        <w:rFonts w:asciiTheme="majorHAnsi" w:cstheme="majorBidi" w:eastAsiaTheme="majorEastAsia" w:hAnsiTheme="majorHAnsi"/>
+        <w:rFonts w:asciiTheme="majorHAnsi" w:cstheme="majorBidi" w:hAnsiTheme="majorHAnsi" w:eastAsia="黑体"/>
         <w:b/>
         <w:bCs/>
       </w:rPr>
     </w:tblStylePr>
     <w:tblStylePr w:type="lastCol">
       <w:rPr>
-        <w:rFonts w:asciiTheme="majorHAnsi" w:cstheme="majorBidi" w:eastAsiaTheme="majorEastAsia" w:hAnsiTheme="majorHAnsi"/>
+        <w:rFonts w:asciiTheme="majorHAnsi" w:cstheme="majorBidi" w:hAnsiTheme="majorHAnsi" w:eastAsia="黑体"/>
         <w:b/>
         <w:bCs/>
       </w:rPr>
@@ -7505,7 +7948,7 @@
         <w:spacing w:after="0" w:before="0" w:line="240" w:lineRule="auto"/>
       </w:pPr>
       <w:rPr>
-        <w:rFonts w:asciiTheme="majorHAnsi" w:cstheme="majorBidi" w:eastAsiaTheme="majorEastAsia" w:hAnsiTheme="majorHAnsi"/>
+        <w:rFonts w:asciiTheme="majorHAnsi" w:cstheme="majorBidi" w:hAnsiTheme="majorHAnsi" w:eastAsia="黑体"/>
         <w:b/>
         <w:bCs/>
       </w:rPr>
@@ -7526,7 +7969,7 @@
         <w:spacing w:after="0" w:before="0" w:line="240" w:lineRule="auto"/>
       </w:pPr>
       <w:rPr>
-        <w:rFonts w:asciiTheme="majorHAnsi" w:cstheme="majorBidi" w:eastAsiaTheme="majorEastAsia" w:hAnsiTheme="majorHAnsi"/>
+        <w:rFonts w:asciiTheme="majorHAnsi" w:cstheme="majorBidi" w:hAnsiTheme="majorHAnsi" w:eastAsia="黑体"/>
         <w:b/>
         <w:bCs/>
       </w:rPr>
@@ -7544,14 +7987,14 @@
     </w:tblStylePr>
     <w:tblStylePr w:type="firstCol">
       <w:rPr>
-        <w:rFonts w:asciiTheme="majorHAnsi" w:cstheme="majorBidi" w:eastAsiaTheme="majorEastAsia" w:hAnsiTheme="majorHAnsi"/>
+        <w:rFonts w:asciiTheme="majorHAnsi" w:cstheme="majorBidi" w:hAnsiTheme="majorHAnsi" w:eastAsia="黑体"/>
         <w:b/>
         <w:bCs/>
       </w:rPr>
     </w:tblStylePr>
     <w:tblStylePr w:type="lastCol">
       <w:rPr>
-        <w:rFonts w:asciiTheme="majorHAnsi" w:cstheme="majorBidi" w:eastAsiaTheme="majorEastAsia" w:hAnsiTheme="majorHAnsi"/>
+        <w:rFonts w:asciiTheme="majorHAnsi" w:cstheme="majorBidi" w:hAnsiTheme="majorHAnsi" w:eastAsia="黑体"/>
         <w:b/>
         <w:bCs/>
       </w:rPr>
@@ -7635,7 +8078,7 @@
         <w:spacing w:after="0" w:before="0" w:line="240" w:lineRule="auto"/>
       </w:pPr>
       <w:rPr>
-        <w:rFonts w:asciiTheme="majorHAnsi" w:cstheme="majorBidi" w:eastAsiaTheme="majorEastAsia" w:hAnsiTheme="majorHAnsi"/>
+        <w:rFonts w:asciiTheme="majorHAnsi" w:cstheme="majorBidi" w:hAnsiTheme="majorHAnsi" w:eastAsia="黑体"/>
         <w:b/>
         <w:bCs/>
       </w:rPr>
@@ -7656,7 +8099,7 @@
         <w:spacing w:after="0" w:before="0" w:line="240" w:lineRule="auto"/>
       </w:pPr>
       <w:rPr>
-        <w:rFonts w:asciiTheme="majorHAnsi" w:cstheme="majorBidi" w:eastAsiaTheme="majorEastAsia" w:hAnsiTheme="majorHAnsi"/>
+        <w:rFonts w:asciiTheme="majorHAnsi" w:cstheme="majorBidi" w:hAnsiTheme="majorHAnsi" w:eastAsia="黑体"/>
         <w:b/>
         <w:bCs/>
       </w:rPr>
@@ -7674,14 +8117,14 @@
     </w:tblStylePr>
     <w:tblStylePr w:type="firstCol">
       <w:rPr>
-        <w:rFonts w:asciiTheme="majorHAnsi" w:cstheme="majorBidi" w:eastAsiaTheme="majorEastAsia" w:hAnsiTheme="majorHAnsi"/>
+        <w:rFonts w:asciiTheme="majorHAnsi" w:cstheme="majorBidi" w:hAnsiTheme="majorHAnsi" w:eastAsia="黑体"/>
         <w:b/>
         <w:bCs/>
       </w:rPr>
     </w:tblStylePr>
     <w:tblStylePr w:type="lastCol">
       <w:rPr>
-        <w:rFonts w:asciiTheme="majorHAnsi" w:cstheme="majorBidi" w:eastAsiaTheme="majorEastAsia" w:hAnsiTheme="majorHAnsi"/>
+        <w:rFonts w:asciiTheme="majorHAnsi" w:cstheme="majorBidi" w:hAnsiTheme="majorHAnsi" w:eastAsia="黑体"/>
         <w:b/>
         <w:bCs/>
       </w:rPr>
@@ -7764,6 +8207,7 @@
         <w:spacing w:after="0" w:before="0" w:line="240" w:lineRule="auto"/>
       </w:pPr>
       <w:rPr>
+        <w:rFonts w:eastAsia="黑体"/>
         <w:b/>
         <w:bCs/>
         <w:color w:themeColor="background1" w:val="FFFFFF"/>
@@ -7786,6 +8230,7 @@
         <w:spacing w:after="0" w:before="0" w:line="240" w:lineRule="auto"/>
       </w:pPr>
       <w:rPr>
+        <w:rFonts w:eastAsia="黑体"/>
         <w:b/>
         <w:bCs/>
       </w:rPr>
@@ -7803,12 +8248,14 @@
     </w:tblStylePr>
     <w:tblStylePr w:type="firstCol">
       <w:rPr>
+        <w:rFonts w:eastAsia="黑体"/>
         <w:b/>
         <w:bCs/>
       </w:rPr>
     </w:tblStylePr>
     <w:tblStylePr w:type="lastCol">
       <w:rPr>
+        <w:rFonts w:eastAsia="黑体"/>
         <w:b/>
         <w:bCs/>
       </w:rPr>
@@ -7870,6 +8317,7 @@
         <w:spacing w:after="0" w:before="0" w:line="240" w:lineRule="auto"/>
       </w:pPr>
       <w:rPr>
+        <w:rFonts w:eastAsia="黑体"/>
         <w:b/>
         <w:bCs/>
         <w:color w:themeColor="background1" w:val="FFFFFF"/>
@@ -7892,6 +8340,7 @@
         <w:spacing w:after="0" w:before="0" w:line="240" w:lineRule="auto"/>
       </w:pPr>
       <w:rPr>
+        <w:rFonts w:eastAsia="黑体"/>
         <w:b/>
         <w:bCs/>
       </w:rPr>
@@ -7909,12 +8358,14 @@
     </w:tblStylePr>
     <w:tblStylePr w:type="firstCol">
       <w:rPr>
+        <w:rFonts w:eastAsia="黑体"/>
         <w:b/>
         <w:bCs/>
       </w:rPr>
     </w:tblStylePr>
     <w:tblStylePr w:type="lastCol">
       <w:rPr>
+        <w:rFonts w:eastAsia="黑体"/>
         <w:b/>
         <w:bCs/>
       </w:rPr>
@@ -7976,6 +8427,7 @@
         <w:spacing w:after="0" w:before="0" w:line="240" w:lineRule="auto"/>
       </w:pPr>
       <w:rPr>
+        <w:rFonts w:eastAsia="黑体"/>
         <w:b/>
         <w:bCs/>
         <w:color w:themeColor="background1" w:val="FFFFFF"/>
@@ -7998,6 +8450,7 @@
         <w:spacing w:after="0" w:before="0" w:line="240" w:lineRule="auto"/>
       </w:pPr>
       <w:rPr>
+        <w:rFonts w:eastAsia="黑体"/>
         <w:b/>
         <w:bCs/>
       </w:rPr>
@@ -8015,12 +8468,14 @@
     </w:tblStylePr>
     <w:tblStylePr w:type="firstCol">
       <w:rPr>
+        <w:rFonts w:eastAsia="黑体"/>
         <w:b/>
         <w:bCs/>
       </w:rPr>
     </w:tblStylePr>
     <w:tblStylePr w:type="lastCol">
       <w:rPr>
+        <w:rFonts w:eastAsia="黑体"/>
         <w:b/>
         <w:bCs/>
       </w:rPr>
@@ -8082,6 +8537,7 @@
         <w:spacing w:after="0" w:before="0" w:line="240" w:lineRule="auto"/>
       </w:pPr>
       <w:rPr>
+        <w:rFonts w:eastAsia="黑体"/>
         <w:b/>
         <w:bCs/>
         <w:color w:themeColor="background1" w:val="FFFFFF"/>
@@ -8104,6 +8560,7 @@
         <w:spacing w:after="0" w:before="0" w:line="240" w:lineRule="auto"/>
       </w:pPr>
       <w:rPr>
+        <w:rFonts w:eastAsia="黑体"/>
         <w:b/>
         <w:bCs/>
       </w:rPr>
@@ -8121,12 +8578,14 @@
     </w:tblStylePr>
     <w:tblStylePr w:type="firstCol">
       <w:rPr>
+        <w:rFonts w:eastAsia="黑体"/>
         <w:b/>
         <w:bCs/>
       </w:rPr>
     </w:tblStylePr>
     <w:tblStylePr w:type="lastCol">
       <w:rPr>
+        <w:rFonts w:eastAsia="黑体"/>
         <w:b/>
         <w:bCs/>
       </w:rPr>
@@ -8188,6 +8647,7 @@
         <w:spacing w:after="0" w:before="0" w:line="240" w:lineRule="auto"/>
       </w:pPr>
       <w:rPr>
+        <w:rFonts w:eastAsia="黑体"/>
         <w:b/>
         <w:bCs/>
         <w:color w:themeColor="background1" w:val="FFFFFF"/>
@@ -8210,6 +8670,7 @@
         <w:spacing w:after="0" w:before="0" w:line="240" w:lineRule="auto"/>
       </w:pPr>
       <w:rPr>
+        <w:rFonts w:eastAsia="黑体"/>
         <w:b/>
         <w:bCs/>
       </w:rPr>
@@ -8227,12 +8688,14 @@
     </w:tblStylePr>
     <w:tblStylePr w:type="firstCol">
       <w:rPr>
+        <w:rFonts w:eastAsia="黑体"/>
         <w:b/>
         <w:bCs/>
       </w:rPr>
     </w:tblStylePr>
     <w:tblStylePr w:type="lastCol">
       <w:rPr>
+        <w:rFonts w:eastAsia="黑体"/>
         <w:b/>
         <w:bCs/>
       </w:rPr>
@@ -8294,6 +8757,7 @@
         <w:spacing w:after="0" w:before="0" w:line="240" w:lineRule="auto"/>
       </w:pPr>
       <w:rPr>
+        <w:rFonts w:eastAsia="黑体"/>
         <w:b/>
         <w:bCs/>
         <w:color w:themeColor="background1" w:val="FFFFFF"/>
@@ -8316,6 +8780,7 @@
         <w:spacing w:after="0" w:before="0" w:line="240" w:lineRule="auto"/>
       </w:pPr>
       <w:rPr>
+        <w:rFonts w:eastAsia="黑体"/>
         <w:b/>
         <w:bCs/>
       </w:rPr>
@@ -8333,12 +8798,14 @@
     </w:tblStylePr>
     <w:tblStylePr w:type="firstCol">
       <w:rPr>
+        <w:rFonts w:eastAsia="黑体"/>
         <w:b/>
         <w:bCs/>
       </w:rPr>
     </w:tblStylePr>
     <w:tblStylePr w:type="lastCol">
       <w:rPr>
+        <w:rFonts w:eastAsia="黑体"/>
         <w:b/>
         <w:bCs/>
       </w:rPr>
@@ -8400,6 +8867,7 @@
         <w:spacing w:after="0" w:before="0" w:line="240" w:lineRule="auto"/>
       </w:pPr>
       <w:rPr>
+        <w:rFonts w:eastAsia="黑体"/>
         <w:b/>
         <w:bCs/>
         <w:color w:themeColor="background1" w:val="FFFFFF"/>
@@ -8422,6 +8890,7 @@
         <w:spacing w:after="0" w:before="0" w:line="240" w:lineRule="auto"/>
       </w:pPr>
       <w:rPr>
+        <w:rFonts w:eastAsia="黑体"/>
         <w:b/>
         <w:bCs/>
       </w:rPr>
@@ -8439,12 +8908,14 @@
     </w:tblStylePr>
     <w:tblStylePr w:type="firstCol">
       <w:rPr>
+        <w:rFonts w:eastAsia="黑体"/>
         <w:b/>
         <w:bCs/>
       </w:rPr>
     </w:tblStylePr>
     <w:tblStylePr w:type="lastCol">
       <w:rPr>
+        <w:rFonts w:eastAsia="黑体"/>
         <w:b/>
         <w:bCs/>
       </w:rPr>
@@ -8503,6 +8974,7 @@
         <w:spacing w:after="0" w:before="0" w:line="240" w:lineRule="auto"/>
       </w:pPr>
       <w:rPr>
+        <w:rFonts w:eastAsia="黑体"/>
         <w:b/>
         <w:bCs/>
         <w:color w:themeColor="background1" w:val="FFFFFF"/>
@@ -8525,6 +8997,7 @@
         <w:spacing w:after="0" w:before="0" w:line="240" w:lineRule="auto"/>
       </w:pPr>
       <w:rPr>
+        <w:rFonts w:eastAsia="黑体"/>
         <w:color w:val="auto"/>
       </w:rPr>
       <w:tblPr/>
@@ -8542,6 +9015,7 @@
     </w:tblStylePr>
     <w:tblStylePr w:type="firstCol">
       <w:rPr>
+        <w:rFonts w:eastAsia="黑体"/>
         <w:b/>
         <w:bCs/>
         <w:color w:themeColor="background1" w:val="FFFFFF"/>
@@ -8561,6 +9035,7 @@
     </w:tblStylePr>
     <w:tblStylePr w:type="lastCol">
       <w:rPr>
+        <w:rFonts w:eastAsia="黑体"/>
         <w:b/>
         <w:bCs/>
         <w:color w:themeColor="background1" w:val="FFFFFF"/>
@@ -8609,6 +9084,7 @@
     </w:tblStylePr>
     <w:tblStylePr w:type="nwCell">
       <w:rPr>
+        <w:rFonts w:eastAsia="黑体"/>
         <w:color w:themeColor="background1" w:val="FFFFFF"/>
       </w:rPr>
       <w:tblPr/>
@@ -8652,6 +9128,7 @@
         <w:spacing w:after="0" w:before="0" w:line="240" w:lineRule="auto"/>
       </w:pPr>
       <w:rPr>
+        <w:rFonts w:eastAsia="黑体"/>
         <w:b/>
         <w:bCs/>
         <w:color w:themeColor="background1" w:val="FFFFFF"/>
@@ -8674,6 +9151,7 @@
         <w:spacing w:after="0" w:before="0" w:line="240" w:lineRule="auto"/>
       </w:pPr>
       <w:rPr>
+        <w:rFonts w:eastAsia="黑体"/>
         <w:color w:val="auto"/>
       </w:rPr>
       <w:tblPr/>
@@ -8691,6 +9169,7 @@
     </w:tblStylePr>
     <w:tblStylePr w:type="firstCol">
       <w:rPr>
+        <w:rFonts w:eastAsia="黑体"/>
         <w:b/>
         <w:bCs/>
         <w:color w:themeColor="background1" w:val="FFFFFF"/>
@@ -8710,6 +9189,7 @@
     </w:tblStylePr>
     <w:tblStylePr w:type="lastCol">
       <w:rPr>
+        <w:rFonts w:eastAsia="黑体"/>
         <w:b/>
         <w:bCs/>
         <w:color w:themeColor="background1" w:val="FFFFFF"/>
@@ -8758,6 +9238,7 @@
     </w:tblStylePr>
     <w:tblStylePr w:type="nwCell">
       <w:rPr>
+        <w:rFonts w:eastAsia="黑体"/>
         <w:color w:themeColor="background1" w:val="FFFFFF"/>
       </w:rPr>
       <w:tblPr/>
@@ -8801,6 +9282,7 @@
         <w:spacing w:after="0" w:before="0" w:line="240" w:lineRule="auto"/>
       </w:pPr>
       <w:rPr>
+        <w:rFonts w:eastAsia="黑体"/>
         <w:b/>
         <w:bCs/>
         <w:color w:themeColor="background1" w:val="FFFFFF"/>
@@ -8823,6 +9305,7 @@
         <w:spacing w:after="0" w:before="0" w:line="240" w:lineRule="auto"/>
       </w:pPr>
       <w:rPr>
+        <w:rFonts w:eastAsia="黑体"/>
         <w:color w:val="auto"/>
       </w:rPr>
       <w:tblPr/>
@@ -8840,6 +9323,7 @@
     </w:tblStylePr>
     <w:tblStylePr w:type="firstCol">
       <w:rPr>
+        <w:rFonts w:eastAsia="黑体"/>
         <w:b/>
         <w:bCs/>
         <w:color w:themeColor="background1" w:val="FFFFFF"/>
@@ -8859,6 +9343,7 @@
     </w:tblStylePr>
     <w:tblStylePr w:type="lastCol">
       <w:rPr>
+        <w:rFonts w:eastAsia="黑体"/>
         <w:b/>
         <w:bCs/>
         <w:color w:themeColor="background1" w:val="FFFFFF"/>
@@ -8907,6 +9392,7 @@
     </w:tblStylePr>
     <w:tblStylePr w:type="nwCell">
       <w:rPr>
+        <w:rFonts w:eastAsia="黑体"/>
         <w:color w:themeColor="background1" w:val="FFFFFF"/>
       </w:rPr>
       <w:tblPr/>
@@ -8950,6 +9436,7 @@
         <w:spacing w:after="0" w:before="0" w:line="240" w:lineRule="auto"/>
       </w:pPr>
       <w:rPr>
+        <w:rFonts w:eastAsia="黑体"/>
         <w:b/>
         <w:bCs/>
         <w:color w:themeColor="background1" w:val="FFFFFF"/>
@@ -8972,6 +9459,7 @@
         <w:spacing w:after="0" w:before="0" w:line="240" w:lineRule="auto"/>
       </w:pPr>
       <w:rPr>
+        <w:rFonts w:eastAsia="黑体"/>
         <w:color w:val="auto"/>
       </w:rPr>
       <w:tblPr/>
@@ -8989,6 +9477,7 @@
     </w:tblStylePr>
     <w:tblStylePr w:type="firstCol">
       <w:rPr>
+        <w:rFonts w:eastAsia="黑体"/>
         <w:b/>
         <w:bCs/>
         <w:color w:themeColor="background1" w:val="FFFFFF"/>
@@ -9008,6 +9497,7 @@
     </w:tblStylePr>
     <w:tblStylePr w:type="lastCol">
       <w:rPr>
+        <w:rFonts w:eastAsia="黑体"/>
         <w:b/>
         <w:bCs/>
         <w:color w:themeColor="background1" w:val="FFFFFF"/>
@@ -9056,6 +9546,7 @@
     </w:tblStylePr>
     <w:tblStylePr w:type="nwCell">
       <w:rPr>
+        <w:rFonts w:eastAsia="黑体"/>
         <w:color w:themeColor="background1" w:val="FFFFFF"/>
       </w:rPr>
       <w:tblPr/>
@@ -9099,6 +9590,7 @@
         <w:spacing w:after="0" w:before="0" w:line="240" w:lineRule="auto"/>
       </w:pPr>
       <w:rPr>
+        <w:rFonts w:eastAsia="黑体"/>
         <w:b/>
         <w:bCs/>
         <w:color w:themeColor="background1" w:val="FFFFFF"/>
@@ -9121,6 +9613,7 @@
         <w:spacing w:after="0" w:before="0" w:line="240" w:lineRule="auto"/>
       </w:pPr>
       <w:rPr>
+        <w:rFonts w:eastAsia="黑体"/>
         <w:color w:val="auto"/>
       </w:rPr>
       <w:tblPr/>
@@ -9138,6 +9631,7 @@
     </w:tblStylePr>
     <w:tblStylePr w:type="firstCol">
       <w:rPr>
+        <w:rFonts w:eastAsia="黑体"/>
         <w:b/>
         <w:bCs/>
         <w:color w:themeColor="background1" w:val="FFFFFF"/>
@@ -9157,6 +9651,7 @@
     </w:tblStylePr>
     <w:tblStylePr w:type="lastCol">
       <w:rPr>
+        <w:rFonts w:eastAsia="黑体"/>
         <w:b/>
         <w:bCs/>
         <w:color w:themeColor="background1" w:val="FFFFFF"/>
@@ -9205,6 +9700,7 @@
     </w:tblStylePr>
     <w:tblStylePr w:type="nwCell">
       <w:rPr>
+        <w:rFonts w:eastAsia="黑体"/>
         <w:color w:themeColor="background1" w:val="FFFFFF"/>
       </w:rPr>
       <w:tblPr/>
@@ -9248,6 +9744,7 @@
         <w:spacing w:after="0" w:before="0" w:line="240" w:lineRule="auto"/>
       </w:pPr>
       <w:rPr>
+        <w:rFonts w:eastAsia="黑体"/>
         <w:b/>
         <w:bCs/>
         <w:color w:themeColor="background1" w:val="FFFFFF"/>
@@ -9270,6 +9767,7 @@
         <w:spacing w:after="0" w:before="0" w:line="240" w:lineRule="auto"/>
       </w:pPr>
       <w:rPr>
+        <w:rFonts w:eastAsia="黑体"/>
         <w:color w:val="auto"/>
       </w:rPr>
       <w:tblPr/>
@@ -9287,6 +9785,7 @@
     </w:tblStylePr>
     <w:tblStylePr w:type="firstCol">
       <w:rPr>
+        <w:rFonts w:eastAsia="黑体"/>
         <w:b/>
         <w:bCs/>
         <w:color w:themeColor="background1" w:val="FFFFFF"/>
@@ -9306,6 +9805,7 @@
     </w:tblStylePr>
     <w:tblStylePr w:type="lastCol">
       <w:rPr>
+        <w:rFonts w:eastAsia="黑体"/>
         <w:b/>
         <w:bCs/>
         <w:color w:themeColor="background1" w:val="FFFFFF"/>
@@ -9354,6 +9854,7 @@
     </w:tblStylePr>
     <w:tblStylePr w:type="nwCell">
       <w:rPr>
+        <w:rFonts w:eastAsia="黑体"/>
         <w:color w:themeColor="background1" w:val="FFFFFF"/>
       </w:rPr>
       <w:tblPr/>
@@ -9397,6 +9898,7 @@
         <w:spacing w:after="0" w:before="0" w:line="240" w:lineRule="auto"/>
       </w:pPr>
       <w:rPr>
+        <w:rFonts w:eastAsia="黑体"/>
         <w:b/>
         <w:bCs/>
         <w:color w:themeColor="background1" w:val="FFFFFF"/>
@@ -9419,6 +9921,7 @@
         <w:spacing w:after="0" w:before="0" w:line="240" w:lineRule="auto"/>
       </w:pPr>
       <w:rPr>
+        <w:rFonts w:eastAsia="黑体"/>
         <w:color w:val="auto"/>
       </w:rPr>
       <w:tblPr/>
@@ -9436,6 +9939,7 @@
     </w:tblStylePr>
     <w:tblStylePr w:type="firstCol">
       <w:rPr>
+        <w:rFonts w:eastAsia="黑体"/>
         <w:b/>
         <w:bCs/>
         <w:color w:themeColor="background1" w:val="FFFFFF"/>
@@ -9455,6 +9959,7 @@
     </w:tblStylePr>
     <w:tblStylePr w:type="lastCol">
       <w:rPr>
+        <w:rFonts w:eastAsia="黑体"/>
         <w:b/>
         <w:bCs/>
         <w:color w:themeColor="background1" w:val="FFFFFF"/>
@@ -9503,6 +10008,7 @@
     </w:tblStylePr>
     <w:tblStylePr w:type="nwCell">
       <w:rPr>
+        <w:rFonts w:eastAsia="黑体"/>
         <w:color w:themeColor="background1" w:val="FFFFFF"/>
       </w:rPr>
       <w:tblPr/>
@@ -9527,6 +10033,7 @@
       <w:spacing w:after="0" w:line="240" w:lineRule="auto"/>
     </w:pPr>
     <w:rPr>
+      <w:rFonts w:eastAsia="黑体"/>
       <w:color w:themeColor="text1" w:val="000000"/>
     </w:rPr>
     <w:tblPr>
@@ -9546,7 +10053,7 @@
     </w:tblPr>
     <w:tblStylePr w:type="firstRow">
       <w:rPr>
-        <w:rFonts w:asciiTheme="majorHAnsi" w:cstheme="majorBidi" w:eastAsiaTheme="majorEastAsia" w:hAnsiTheme="majorHAnsi"/>
+        <w:rFonts w:asciiTheme="majorHAnsi" w:cstheme="majorBidi" w:hAnsiTheme="majorHAnsi" w:eastAsia="黑体"/>
       </w:rPr>
       <w:tblPr/>
       <w:tcPr>
@@ -9558,6 +10065,7 @@
     </w:tblStylePr>
     <w:tblStylePr w:type="lastRow">
       <w:rPr>
+        <w:rFonts w:eastAsia="黑体"/>
         <w:b/>
         <w:bCs/>
         <w:color w:themeColor="text2" w:val="1F497D"/>
@@ -9572,12 +10080,14 @@
     </w:tblStylePr>
     <w:tblStylePr w:type="firstCol">
       <w:rPr>
+        <w:rFonts w:eastAsia="黑体"/>
         <w:b/>
         <w:bCs/>
       </w:rPr>
     </w:tblStylePr>
     <w:tblStylePr w:type="lastCol">
       <w:rPr>
+        <w:rFonts w:eastAsia="黑体"/>
         <w:b/>
         <w:bCs/>
       </w:rPr>
@@ -9611,6 +10121,7 @@
       <w:spacing w:after="0" w:line="240" w:lineRule="auto"/>
     </w:pPr>
     <w:rPr>
+      <w:rFonts w:eastAsia="黑体"/>
       <w:color w:themeColor="text1" w:val="000000"/>
     </w:rPr>
     <w:tblPr>
@@ -9630,7 +10141,7 @@
     </w:tblPr>
     <w:tblStylePr w:type="firstRow">
       <w:rPr>
-        <w:rFonts w:asciiTheme="majorHAnsi" w:cstheme="majorBidi" w:eastAsiaTheme="majorEastAsia" w:hAnsiTheme="majorHAnsi"/>
+        <w:rFonts w:asciiTheme="majorHAnsi" w:cstheme="majorBidi" w:hAnsiTheme="majorHAnsi" w:eastAsia="黑体"/>
       </w:rPr>
       <w:tblPr/>
       <w:tcPr>
@@ -9642,6 +10153,7 @@
     </w:tblStylePr>
     <w:tblStylePr w:type="lastRow">
       <w:rPr>
+        <w:rFonts w:eastAsia="黑体"/>
         <w:b/>
         <w:bCs/>
         <w:color w:themeColor="text2" w:val="1F497D"/>
@@ -9656,12 +10168,14 @@
     </w:tblStylePr>
     <w:tblStylePr w:type="firstCol">
       <w:rPr>
+        <w:rFonts w:eastAsia="黑体"/>
         <w:b/>
         <w:bCs/>
       </w:rPr>
     </w:tblStylePr>
     <w:tblStylePr w:type="lastCol">
       <w:rPr>
+        <w:rFonts w:eastAsia="黑体"/>
         <w:b/>
         <w:bCs/>
       </w:rPr>
@@ -9695,6 +10209,7 @@
       <w:spacing w:after="0" w:line="240" w:lineRule="auto"/>
     </w:pPr>
     <w:rPr>
+      <w:rFonts w:eastAsia="黑体"/>
       <w:color w:themeColor="text1" w:val="000000"/>
     </w:rPr>
     <w:tblPr>
@@ -9714,7 +10229,7 @@
     </w:tblPr>
     <w:tblStylePr w:type="firstRow">
       <w:rPr>
-        <w:rFonts w:asciiTheme="majorHAnsi" w:cstheme="majorBidi" w:eastAsiaTheme="majorEastAsia" w:hAnsiTheme="majorHAnsi"/>
+        <w:rFonts w:asciiTheme="majorHAnsi" w:cstheme="majorBidi" w:hAnsiTheme="majorHAnsi" w:eastAsia="黑体"/>
       </w:rPr>
       <w:tblPr/>
       <w:tcPr>
@@ -9726,6 +10241,7 @@
     </w:tblStylePr>
     <w:tblStylePr w:type="lastRow">
       <w:rPr>
+        <w:rFonts w:eastAsia="黑体"/>
         <w:b/>
         <w:bCs/>
         <w:color w:themeColor="text2" w:val="1F497D"/>
@@ -9740,12 +10256,14 @@
     </w:tblStylePr>
     <w:tblStylePr w:type="firstCol">
       <w:rPr>
+        <w:rFonts w:eastAsia="黑体"/>
         <w:b/>
         <w:bCs/>
       </w:rPr>
     </w:tblStylePr>
     <w:tblStylePr w:type="lastCol">
       <w:rPr>
+        <w:rFonts w:eastAsia="黑体"/>
         <w:b/>
         <w:bCs/>
       </w:rPr>
@@ -9779,6 +10297,7 @@
       <w:spacing w:after="0" w:line="240" w:lineRule="auto"/>
     </w:pPr>
     <w:rPr>
+      <w:rFonts w:eastAsia="黑体"/>
       <w:color w:themeColor="text1" w:val="000000"/>
     </w:rPr>
     <w:tblPr>
@@ -9798,7 +10317,7 @@
     </w:tblPr>
     <w:tblStylePr w:type="firstRow">
       <w:rPr>
-        <w:rFonts w:asciiTheme="majorHAnsi" w:cstheme="majorBidi" w:eastAsiaTheme="majorEastAsia" w:hAnsiTheme="majorHAnsi"/>
+        <w:rFonts w:asciiTheme="majorHAnsi" w:cstheme="majorBidi" w:hAnsiTheme="majorHAnsi" w:eastAsia="黑体"/>
       </w:rPr>
       <w:tblPr/>
       <w:tcPr>
@@ -9810,6 +10329,7 @@
     </w:tblStylePr>
     <w:tblStylePr w:type="lastRow">
       <w:rPr>
+        <w:rFonts w:eastAsia="黑体"/>
         <w:b/>
         <w:bCs/>
         <w:color w:themeColor="text2" w:val="1F497D"/>
@@ -9824,12 +10344,14 @@
     </w:tblStylePr>
     <w:tblStylePr w:type="firstCol">
       <w:rPr>
+        <w:rFonts w:eastAsia="黑体"/>
         <w:b/>
         <w:bCs/>
       </w:rPr>
     </w:tblStylePr>
     <w:tblStylePr w:type="lastCol">
       <w:rPr>
+        <w:rFonts w:eastAsia="黑体"/>
         <w:b/>
         <w:bCs/>
       </w:rPr>
@@ -9863,6 +10385,7 @@
       <w:spacing w:after="0" w:line="240" w:lineRule="auto"/>
     </w:pPr>
     <w:rPr>
+      <w:rFonts w:eastAsia="黑体"/>
       <w:color w:themeColor="text1" w:val="000000"/>
     </w:rPr>
     <w:tblPr>
@@ -9882,7 +10405,7 @@
     </w:tblPr>
     <w:tblStylePr w:type="firstRow">
       <w:rPr>
-        <w:rFonts w:asciiTheme="majorHAnsi" w:cstheme="majorBidi" w:eastAsiaTheme="majorEastAsia" w:hAnsiTheme="majorHAnsi"/>
+        <w:rFonts w:asciiTheme="majorHAnsi" w:cstheme="majorBidi" w:hAnsiTheme="majorHAnsi" w:eastAsia="黑体"/>
       </w:rPr>
       <w:tblPr/>
       <w:tcPr>
@@ -9894,6 +10417,7 @@
     </w:tblStylePr>
     <w:tblStylePr w:type="lastRow">
       <w:rPr>
+        <w:rFonts w:eastAsia="黑体"/>
         <w:b/>
         <w:bCs/>
         <w:color w:themeColor="text2" w:val="1F497D"/>
@@ -9908,12 +10432,14 @@
     </w:tblStylePr>
     <w:tblStylePr w:type="firstCol">
       <w:rPr>
+        <w:rFonts w:eastAsia="黑体"/>
         <w:b/>
         <w:bCs/>
       </w:rPr>
     </w:tblStylePr>
     <w:tblStylePr w:type="lastCol">
       <w:rPr>
+        <w:rFonts w:eastAsia="黑体"/>
         <w:b/>
         <w:bCs/>
       </w:rPr>
@@ -9947,6 +10473,7 @@
       <w:spacing w:after="0" w:line="240" w:lineRule="auto"/>
     </w:pPr>
     <w:rPr>
+      <w:rFonts w:eastAsia="黑体"/>
       <w:color w:themeColor="text1" w:val="000000"/>
     </w:rPr>
     <w:tblPr>
@@ -9966,7 +10493,7 @@
     </w:tblPr>
     <w:tblStylePr w:type="firstRow">
       <w:rPr>
-        <w:rFonts w:asciiTheme="majorHAnsi" w:cstheme="majorBidi" w:eastAsiaTheme="majorEastAsia" w:hAnsiTheme="majorHAnsi"/>
+        <w:rFonts w:asciiTheme="majorHAnsi" w:cstheme="majorBidi" w:hAnsiTheme="majorHAnsi" w:eastAsia="黑体"/>
       </w:rPr>
       <w:tblPr/>
       <w:tcPr>
@@ -9978,6 +10505,7 @@
     </w:tblStylePr>
     <w:tblStylePr w:type="lastRow">
       <w:rPr>
+        <w:rFonts w:eastAsia="黑体"/>
         <w:b/>
         <w:bCs/>
         <w:color w:themeColor="text2" w:val="1F497D"/>
@@ -9992,12 +10520,14 @@
     </w:tblStylePr>
     <w:tblStylePr w:type="firstCol">
       <w:rPr>
+        <w:rFonts w:eastAsia="黑体"/>
         <w:b/>
         <w:bCs/>
       </w:rPr>
     </w:tblStylePr>
     <w:tblStylePr w:type="lastCol">
       <w:rPr>
+        <w:rFonts w:eastAsia="黑体"/>
         <w:b/>
         <w:bCs/>
       </w:rPr>
@@ -10031,6 +10561,7 @@
       <w:spacing w:after="0" w:line="240" w:lineRule="auto"/>
     </w:pPr>
     <w:rPr>
+      <w:rFonts w:eastAsia="黑体"/>
       <w:color w:themeColor="text1" w:val="000000"/>
     </w:rPr>
     <w:tblPr>
@@ -10050,7 +10581,7 @@
     </w:tblPr>
     <w:tblStylePr w:type="firstRow">
       <w:rPr>
-        <w:rFonts w:asciiTheme="majorHAnsi" w:cstheme="majorBidi" w:eastAsiaTheme="majorEastAsia" w:hAnsiTheme="majorHAnsi"/>
+        <w:rFonts w:asciiTheme="majorHAnsi" w:cstheme="majorBidi" w:hAnsiTheme="majorHAnsi" w:eastAsia="黑体"/>
       </w:rPr>
       <w:tblPr/>
       <w:tcPr>
@@ -10062,6 +10593,7 @@
     </w:tblStylePr>
     <w:tblStylePr w:type="lastRow">
       <w:rPr>
+        <w:rFonts w:eastAsia="黑体"/>
         <w:b/>
         <w:bCs/>
         <w:color w:themeColor="text2" w:val="1F497D"/>
@@ -10076,12 +10608,14 @@
     </w:tblStylePr>
     <w:tblStylePr w:type="firstCol">
       <w:rPr>
+        <w:rFonts w:eastAsia="黑体"/>
         <w:b/>
         <w:bCs/>
       </w:rPr>
     </w:tblStylePr>
     <w:tblStylePr w:type="lastCol">
       <w:rPr>
+        <w:rFonts w:eastAsia="黑体"/>
         <w:b/>
         <w:bCs/>
       </w:rPr>
@@ -10115,7 +10649,7 @@
       <w:spacing w:after="0" w:line="240" w:lineRule="auto"/>
     </w:pPr>
     <w:rPr>
-      <w:rFonts w:asciiTheme="majorHAnsi" w:cstheme="majorBidi" w:eastAsiaTheme="majorEastAsia" w:hAnsiTheme="majorHAnsi"/>
+      <w:rFonts w:asciiTheme="majorHAnsi" w:cstheme="majorBidi" w:hAnsiTheme="majorHAnsi" w:eastAsia="黑体"/>
       <w:color w:themeColor="text1" w:val="000000"/>
     </w:rPr>
     <w:tblPr>
@@ -10137,6 +10671,7 @@
     </w:tblPr>
     <w:tblStylePr w:type="firstRow">
       <w:rPr>
+        <w:rFonts w:eastAsia="黑体"/>
         <w:sz w:val="24"/>
         <w:szCs w:val="24"/>
       </w:rPr>
@@ -10243,7 +10778,7 @@
       <w:spacing w:after="0" w:line="240" w:lineRule="auto"/>
     </w:pPr>
     <w:rPr>
-      <w:rFonts w:asciiTheme="majorHAnsi" w:cstheme="majorBidi" w:eastAsiaTheme="majorEastAsia" w:hAnsiTheme="majorHAnsi"/>
+      <w:rFonts w:asciiTheme="majorHAnsi" w:cstheme="majorBidi" w:hAnsiTheme="majorHAnsi" w:eastAsia="黑体"/>
       <w:color w:themeColor="text1" w:val="000000"/>
     </w:rPr>
     <w:tblPr>
@@ -10265,6 +10800,7 @@
     </w:tblPr>
     <w:tblStylePr w:type="firstRow">
       <w:rPr>
+        <w:rFonts w:eastAsia="黑体"/>
         <w:sz w:val="24"/>
         <w:szCs w:val="24"/>
       </w:rPr>
@@ -10371,7 +10907,7 @@
       <w:spacing w:after="0" w:line="240" w:lineRule="auto"/>
     </w:pPr>
     <w:rPr>
-      <w:rFonts w:asciiTheme="majorHAnsi" w:cstheme="majorBidi" w:eastAsiaTheme="majorEastAsia" w:hAnsiTheme="majorHAnsi"/>
+      <w:rFonts w:asciiTheme="majorHAnsi" w:cstheme="majorBidi" w:hAnsiTheme="majorHAnsi" w:eastAsia="黑体"/>
       <w:color w:themeColor="text1" w:val="000000"/>
     </w:rPr>
     <w:tblPr>
@@ -10393,6 +10929,7 @@
     </w:tblPr>
     <w:tblStylePr w:type="firstRow">
       <w:rPr>
+        <w:rFonts w:eastAsia="黑体"/>
         <w:sz w:val="24"/>
         <w:szCs w:val="24"/>
       </w:rPr>
@@ -10499,7 +11036,7 @@
       <w:spacing w:after="0" w:line="240" w:lineRule="auto"/>
     </w:pPr>
     <w:rPr>
-      <w:rFonts w:asciiTheme="majorHAnsi" w:cstheme="majorBidi" w:eastAsiaTheme="majorEastAsia" w:hAnsiTheme="majorHAnsi"/>
+      <w:rFonts w:asciiTheme="majorHAnsi" w:cstheme="majorBidi" w:hAnsiTheme="majorHAnsi" w:eastAsia="黑体"/>
       <w:color w:themeColor="text1" w:val="000000"/>
     </w:rPr>
     <w:tblPr>
@@ -10521,6 +11058,7 @@
     </w:tblPr>
     <w:tblStylePr w:type="firstRow">
       <w:rPr>
+        <w:rFonts w:eastAsia="黑体"/>
         <w:sz w:val="24"/>
         <w:szCs w:val="24"/>
       </w:rPr>
@@ -10627,7 +11165,7 @@
       <w:spacing w:after="0" w:line="240" w:lineRule="auto"/>
     </w:pPr>
     <w:rPr>
-      <w:rFonts w:asciiTheme="majorHAnsi" w:cstheme="majorBidi" w:eastAsiaTheme="majorEastAsia" w:hAnsiTheme="majorHAnsi"/>
+      <w:rFonts w:asciiTheme="majorHAnsi" w:cstheme="majorBidi" w:hAnsiTheme="majorHAnsi" w:eastAsia="黑体"/>
       <w:color w:themeColor="text1" w:val="000000"/>
     </w:rPr>
     <w:tblPr>
@@ -10649,6 +11187,7 @@
     </w:tblPr>
     <w:tblStylePr w:type="firstRow">
       <w:rPr>
+        <w:rFonts w:eastAsia="黑体"/>
         <w:sz w:val="24"/>
         <w:szCs w:val="24"/>
       </w:rPr>
@@ -10755,7 +11294,7 @@
       <w:spacing w:after="0" w:line="240" w:lineRule="auto"/>
     </w:pPr>
     <w:rPr>
-      <w:rFonts w:asciiTheme="majorHAnsi" w:cstheme="majorBidi" w:eastAsiaTheme="majorEastAsia" w:hAnsiTheme="majorHAnsi"/>
+      <w:rFonts w:asciiTheme="majorHAnsi" w:cstheme="majorBidi" w:hAnsiTheme="majorHAnsi" w:eastAsia="黑体"/>
       <w:color w:themeColor="text1" w:val="000000"/>
     </w:rPr>
     <w:tblPr>
@@ -10777,6 +11316,7 @@
     </w:tblPr>
     <w:tblStylePr w:type="firstRow">
       <w:rPr>
+        <w:rFonts w:eastAsia="黑体"/>
         <w:sz w:val="24"/>
         <w:szCs w:val="24"/>
       </w:rPr>
@@ -10883,7 +11423,7 @@
       <w:spacing w:after="0" w:line="240" w:lineRule="auto"/>
     </w:pPr>
     <w:rPr>
-      <w:rFonts w:asciiTheme="majorHAnsi" w:cstheme="majorBidi" w:eastAsiaTheme="majorEastAsia" w:hAnsiTheme="majorHAnsi"/>
+      <w:rFonts w:asciiTheme="majorHAnsi" w:cstheme="majorBidi" w:hAnsiTheme="majorHAnsi" w:eastAsia="黑体"/>
       <w:color w:themeColor="text1" w:val="000000"/>
     </w:rPr>
     <w:tblPr>
@@ -10905,6 +11445,7 @@
     </w:tblPr>
     <w:tblStylePr w:type="firstRow">
       <w:rPr>
+        <w:rFonts w:eastAsia="黑体"/>
         <w:sz w:val="24"/>
         <w:szCs w:val="24"/>
       </w:rPr>
@@ -11034,12 +11575,14 @@
     </w:tcPr>
     <w:tblStylePr w:type="firstRow">
       <w:rPr>
+        <w:rFonts w:eastAsia="黑体"/>
         <w:b/>
         <w:bCs/>
       </w:rPr>
     </w:tblStylePr>
     <w:tblStylePr w:type="lastRow">
       <w:rPr>
+        <w:rFonts w:eastAsia="黑体"/>
         <w:b/>
         <w:bCs/>
       </w:rPr>
@@ -11052,12 +11595,14 @@
     </w:tblStylePr>
     <w:tblStylePr w:type="firstCol">
       <w:rPr>
+        <w:rFonts w:eastAsia="黑体"/>
         <w:b/>
         <w:bCs/>
       </w:rPr>
     </w:tblStylePr>
     <w:tblStylePr w:type="lastCol">
       <w:rPr>
+        <w:rFonts w:eastAsia="黑体"/>
         <w:b/>
         <w:bCs/>
       </w:rPr>
@@ -11107,12 +11652,14 @@
     </w:tcPr>
     <w:tblStylePr w:type="firstRow">
       <w:rPr>
+        <w:rFonts w:eastAsia="黑体"/>
         <w:b/>
         <w:bCs/>
       </w:rPr>
     </w:tblStylePr>
     <w:tblStylePr w:type="lastRow">
       <w:rPr>
+        <w:rFonts w:eastAsia="黑体"/>
         <w:b/>
         <w:bCs/>
       </w:rPr>
@@ -11125,12 +11672,14 @@
     </w:tblStylePr>
     <w:tblStylePr w:type="firstCol">
       <w:rPr>
+        <w:rFonts w:eastAsia="黑体"/>
         <w:b/>
         <w:bCs/>
       </w:rPr>
     </w:tblStylePr>
     <w:tblStylePr w:type="lastCol">
       <w:rPr>
+        <w:rFonts w:eastAsia="黑体"/>
         <w:b/>
         <w:bCs/>
       </w:rPr>
@@ -11180,12 +11729,14 @@
     </w:tcPr>
     <w:tblStylePr w:type="firstRow">
       <w:rPr>
+        <w:rFonts w:eastAsia="黑体"/>
         <w:b/>
         <w:bCs/>
       </w:rPr>
     </w:tblStylePr>
     <w:tblStylePr w:type="lastRow">
       <w:rPr>
+        <w:rFonts w:eastAsia="黑体"/>
         <w:b/>
         <w:bCs/>
       </w:rPr>
@@ -11198,12 +11749,14 @@
     </w:tblStylePr>
     <w:tblStylePr w:type="firstCol">
       <w:rPr>
+        <w:rFonts w:eastAsia="黑体"/>
         <w:b/>
         <w:bCs/>
       </w:rPr>
     </w:tblStylePr>
     <w:tblStylePr w:type="lastCol">
       <w:rPr>
+        <w:rFonts w:eastAsia="黑体"/>
         <w:b/>
         <w:bCs/>
       </w:rPr>
@@ -11253,12 +11806,14 @@
     </w:tcPr>
     <w:tblStylePr w:type="firstRow">
       <w:rPr>
+        <w:rFonts w:eastAsia="黑体"/>
         <w:b/>
         <w:bCs/>
       </w:rPr>
     </w:tblStylePr>
     <w:tblStylePr w:type="lastRow">
       <w:rPr>
+        <w:rFonts w:eastAsia="黑体"/>
         <w:b/>
         <w:bCs/>
       </w:rPr>
@@ -11271,12 +11826,14 @@
     </w:tblStylePr>
     <w:tblStylePr w:type="firstCol">
       <w:rPr>
+        <w:rFonts w:eastAsia="黑体"/>
         <w:b/>
         <w:bCs/>
       </w:rPr>
     </w:tblStylePr>
     <w:tblStylePr w:type="lastCol">
       <w:rPr>
+        <w:rFonts w:eastAsia="黑体"/>
         <w:b/>
         <w:bCs/>
       </w:rPr>
@@ -11326,12 +11883,14 @@
     </w:tcPr>
     <w:tblStylePr w:type="firstRow">
       <w:rPr>
+        <w:rFonts w:eastAsia="黑体"/>
         <w:b/>
         <w:bCs/>
       </w:rPr>
     </w:tblStylePr>
     <w:tblStylePr w:type="lastRow">
       <w:rPr>
+        <w:rFonts w:eastAsia="黑体"/>
         <w:b/>
         <w:bCs/>
       </w:rPr>
@@ -11344,12 +11903,14 @@
     </w:tblStylePr>
     <w:tblStylePr w:type="firstCol">
       <w:rPr>
+        <w:rFonts w:eastAsia="黑体"/>
         <w:b/>
         <w:bCs/>
       </w:rPr>
     </w:tblStylePr>
     <w:tblStylePr w:type="lastCol">
       <w:rPr>
+        <w:rFonts w:eastAsia="黑体"/>
         <w:b/>
         <w:bCs/>
       </w:rPr>
@@ -11399,12 +11960,14 @@
     </w:tcPr>
     <w:tblStylePr w:type="firstRow">
       <w:rPr>
+        <w:rFonts w:eastAsia="黑体"/>
         <w:b/>
         <w:bCs/>
       </w:rPr>
     </w:tblStylePr>
     <w:tblStylePr w:type="lastRow">
       <w:rPr>
+        <w:rFonts w:eastAsia="黑体"/>
         <w:b/>
         <w:bCs/>
       </w:rPr>
@@ -11417,12 +11980,14 @@
     </w:tblStylePr>
     <w:tblStylePr w:type="firstCol">
       <w:rPr>
+        <w:rFonts w:eastAsia="黑体"/>
         <w:b/>
         <w:bCs/>
       </w:rPr>
     </w:tblStylePr>
     <w:tblStylePr w:type="lastCol">
       <w:rPr>
+        <w:rFonts w:eastAsia="黑体"/>
         <w:b/>
         <w:bCs/>
       </w:rPr>
@@ -11472,12 +12037,14 @@
     </w:tcPr>
     <w:tblStylePr w:type="firstRow">
       <w:rPr>
+        <w:rFonts w:eastAsia="黑体"/>
         <w:b/>
         <w:bCs/>
       </w:rPr>
     </w:tblStylePr>
     <w:tblStylePr w:type="lastRow">
       <w:rPr>
+        <w:rFonts w:eastAsia="黑体"/>
         <w:b/>
         <w:bCs/>
       </w:rPr>
@@ -11490,12 +12057,14 @@
     </w:tblStylePr>
     <w:tblStylePr w:type="firstCol">
       <w:rPr>
+        <w:rFonts w:eastAsia="黑体"/>
         <w:b/>
         <w:bCs/>
       </w:rPr>
     </w:tblStylePr>
     <w:tblStylePr w:type="lastCol">
       <w:rPr>
+        <w:rFonts w:eastAsia="黑体"/>
         <w:b/>
         <w:bCs/>
       </w:rPr>
@@ -11522,7 +12091,7 @@
       <w:spacing w:after="0" w:line="240" w:lineRule="auto"/>
     </w:pPr>
     <w:rPr>
-      <w:rFonts w:asciiTheme="majorHAnsi" w:cstheme="majorBidi" w:eastAsiaTheme="majorEastAsia" w:hAnsiTheme="majorHAnsi"/>
+      <w:rFonts w:asciiTheme="majorHAnsi" w:cstheme="majorBidi" w:hAnsiTheme="majorHAnsi" w:eastAsia="黑体"/>
       <w:color w:themeColor="text1" w:val="000000"/>
     </w:rPr>
     <w:tblPr>
@@ -11549,6 +12118,7 @@
     </w:tcPr>
     <w:tblStylePr w:type="firstRow">
       <w:rPr>
+        <w:rFonts w:eastAsia="黑体"/>
         <w:b/>
         <w:bCs/>
         <w:color w:themeColor="text1" w:val="000000"/>
@@ -11560,6 +12130,7 @@
     </w:tblStylePr>
     <w:tblStylePr w:type="lastRow">
       <w:rPr>
+        <w:rFonts w:eastAsia="黑体"/>
         <w:b/>
         <w:bCs/>
         <w:color w:themeColor="text1" w:val="000000"/>
@@ -11579,6 +12150,7 @@
     </w:tblStylePr>
     <w:tblStylePr w:type="firstCol">
       <w:rPr>
+        <w:rFonts w:eastAsia="黑体"/>
         <w:b/>
         <w:bCs/>
         <w:color w:themeColor="text1" w:val="000000"/>
@@ -11598,6 +12170,7 @@
     </w:tblStylePr>
     <w:tblStylePr w:type="lastCol">
       <w:rPr>
+        <w:rFonts w:eastAsia="黑体"/>
         <w:b w:val="0"/>
         <w:bCs w:val="0"/>
         <w:color w:themeColor="text1" w:val="000000"/>
@@ -11647,7 +12220,7 @@
       <w:spacing w:after="0" w:line="240" w:lineRule="auto"/>
     </w:pPr>
     <w:rPr>
-      <w:rFonts w:asciiTheme="majorHAnsi" w:cstheme="majorBidi" w:eastAsiaTheme="majorEastAsia" w:hAnsiTheme="majorHAnsi"/>
+      <w:rFonts w:asciiTheme="majorHAnsi" w:cstheme="majorBidi" w:hAnsiTheme="majorHAnsi" w:eastAsia="黑体"/>
       <w:color w:themeColor="text1" w:val="000000"/>
     </w:rPr>
     <w:tblPr>
@@ -11674,6 +12247,7 @@
     </w:tcPr>
     <w:tblStylePr w:type="firstRow">
       <w:rPr>
+        <w:rFonts w:eastAsia="黑体"/>
         <w:b/>
         <w:bCs/>
         <w:color w:themeColor="text1" w:val="000000"/>
@@ -11685,6 +12259,7 @@
     </w:tblStylePr>
     <w:tblStylePr w:type="lastRow">
       <w:rPr>
+        <w:rFonts w:eastAsia="黑体"/>
         <w:b/>
         <w:bCs/>
         <w:color w:themeColor="text1" w:val="000000"/>
@@ -11704,6 +12279,7 @@
     </w:tblStylePr>
     <w:tblStylePr w:type="firstCol">
       <w:rPr>
+        <w:rFonts w:eastAsia="黑体"/>
         <w:b/>
         <w:bCs/>
         <w:color w:themeColor="text1" w:val="000000"/>
@@ -11723,6 +12299,7 @@
     </w:tblStylePr>
     <w:tblStylePr w:type="lastCol">
       <w:rPr>
+        <w:rFonts w:eastAsia="黑体"/>
         <w:b w:val="0"/>
         <w:bCs w:val="0"/>
         <w:color w:themeColor="text1" w:val="000000"/>
@@ -11772,7 +12349,7 @@
       <w:spacing w:after="0" w:line="240" w:lineRule="auto"/>
     </w:pPr>
     <w:rPr>
-      <w:rFonts w:asciiTheme="majorHAnsi" w:cstheme="majorBidi" w:eastAsiaTheme="majorEastAsia" w:hAnsiTheme="majorHAnsi"/>
+      <w:rFonts w:asciiTheme="majorHAnsi" w:cstheme="majorBidi" w:hAnsiTheme="majorHAnsi" w:eastAsia="黑体"/>
       <w:color w:themeColor="text1" w:val="000000"/>
     </w:rPr>
     <w:tblPr>
@@ -11799,6 +12376,7 @@
     </w:tcPr>
     <w:tblStylePr w:type="firstRow">
       <w:rPr>
+        <w:rFonts w:eastAsia="黑体"/>
         <w:b/>
         <w:bCs/>
         <w:color w:themeColor="text1" w:val="000000"/>
@@ -11810,6 +12388,7 @@
     </w:tblStylePr>
     <w:tblStylePr w:type="lastRow">
       <w:rPr>
+        <w:rFonts w:eastAsia="黑体"/>
         <w:b/>
         <w:bCs/>
         <w:color w:themeColor="text1" w:val="000000"/>
@@ -11829,6 +12408,7 @@
     </w:tblStylePr>
     <w:tblStylePr w:type="firstCol">
       <w:rPr>
+        <w:rFonts w:eastAsia="黑体"/>
         <w:b/>
         <w:bCs/>
         <w:color w:themeColor="text1" w:val="000000"/>
@@ -11848,6 +12428,7 @@
     </w:tblStylePr>
     <w:tblStylePr w:type="lastCol">
       <w:rPr>
+        <w:rFonts w:eastAsia="黑体"/>
         <w:b w:val="0"/>
         <w:bCs w:val="0"/>
         <w:color w:themeColor="text1" w:val="000000"/>
@@ -11897,7 +12478,7 @@
       <w:spacing w:after="0" w:line="240" w:lineRule="auto"/>
     </w:pPr>
     <w:rPr>
-      <w:rFonts w:asciiTheme="majorHAnsi" w:cstheme="majorBidi" w:eastAsiaTheme="majorEastAsia" w:hAnsiTheme="majorHAnsi"/>
+      <w:rFonts w:asciiTheme="majorHAnsi" w:cstheme="majorBidi" w:hAnsiTheme="majorHAnsi" w:eastAsia="黑体"/>
       <w:color w:themeColor="text1" w:val="000000"/>
     </w:rPr>
     <w:tblPr>
@@ -11924,6 +12505,7 @@
     </w:tcPr>
     <w:tblStylePr w:type="firstRow">
       <w:rPr>
+        <w:rFonts w:eastAsia="黑体"/>
         <w:b/>
         <w:bCs/>
         <w:color w:themeColor="text1" w:val="000000"/>
@@ -11935,6 +12517,7 @@
     </w:tblStylePr>
     <w:tblStylePr w:type="lastRow">
       <w:rPr>
+        <w:rFonts w:eastAsia="黑体"/>
         <w:b/>
         <w:bCs/>
         <w:color w:themeColor="text1" w:val="000000"/>
@@ -11954,6 +12537,7 @@
     </w:tblStylePr>
     <w:tblStylePr w:type="firstCol">
       <w:rPr>
+        <w:rFonts w:eastAsia="黑体"/>
         <w:b/>
         <w:bCs/>
         <w:color w:themeColor="text1" w:val="000000"/>
@@ -11973,6 +12557,7 @@
     </w:tblStylePr>
     <w:tblStylePr w:type="lastCol">
       <w:rPr>
+        <w:rFonts w:eastAsia="黑体"/>
         <w:b w:val="0"/>
         <w:bCs w:val="0"/>
         <w:color w:themeColor="text1" w:val="000000"/>
@@ -12022,7 +12607,7 @@
       <w:spacing w:after="0" w:line="240" w:lineRule="auto"/>
     </w:pPr>
     <w:rPr>
-      <w:rFonts w:asciiTheme="majorHAnsi" w:cstheme="majorBidi" w:eastAsiaTheme="majorEastAsia" w:hAnsiTheme="majorHAnsi"/>
+      <w:rFonts w:asciiTheme="majorHAnsi" w:cstheme="majorBidi" w:hAnsiTheme="majorHAnsi" w:eastAsia="黑体"/>
       <w:color w:themeColor="text1" w:val="000000"/>
     </w:rPr>
     <w:tblPr>
@@ -12049,6 +12634,7 @@
     </w:tcPr>
     <w:tblStylePr w:type="firstRow">
       <w:rPr>
+        <w:rFonts w:eastAsia="黑体"/>
         <w:b/>
         <w:bCs/>
         <w:color w:themeColor="text1" w:val="000000"/>
@@ -12060,6 +12646,7 @@
     </w:tblStylePr>
     <w:tblStylePr w:type="lastRow">
       <w:rPr>
+        <w:rFonts w:eastAsia="黑体"/>
         <w:b/>
         <w:bCs/>
         <w:color w:themeColor="text1" w:val="000000"/>
@@ -12079,6 +12666,7 @@
     </w:tblStylePr>
     <w:tblStylePr w:type="firstCol">
       <w:rPr>
+        <w:rFonts w:eastAsia="黑体"/>
         <w:b/>
         <w:bCs/>
         <w:color w:themeColor="text1" w:val="000000"/>
@@ -12098,6 +12686,7 @@
     </w:tblStylePr>
     <w:tblStylePr w:type="lastCol">
       <w:rPr>
+        <w:rFonts w:eastAsia="黑体"/>
         <w:b w:val="0"/>
         <w:bCs w:val="0"/>
         <w:color w:themeColor="text1" w:val="000000"/>
@@ -12147,7 +12736,7 @@
       <w:spacing w:after="0" w:line="240" w:lineRule="auto"/>
     </w:pPr>
     <w:rPr>
-      <w:rFonts w:asciiTheme="majorHAnsi" w:cstheme="majorBidi" w:eastAsiaTheme="majorEastAsia" w:hAnsiTheme="majorHAnsi"/>
+      <w:rFonts w:asciiTheme="majorHAnsi" w:cstheme="majorBidi" w:hAnsiTheme="majorHAnsi" w:eastAsia="黑体"/>
       <w:color w:themeColor="text1" w:val="000000"/>
     </w:rPr>
     <w:tblPr>
@@ -12174,6 +12763,7 @@
     </w:tcPr>
     <w:tblStylePr w:type="firstRow">
       <w:rPr>
+        <w:rFonts w:eastAsia="黑体"/>
         <w:b/>
         <w:bCs/>
         <w:color w:themeColor="text1" w:val="000000"/>
@@ -12185,6 +12775,7 @@
     </w:tblStylePr>
     <w:tblStylePr w:type="lastRow">
       <w:rPr>
+        <w:rFonts w:eastAsia="黑体"/>
         <w:b/>
         <w:bCs/>
         <w:color w:themeColor="text1" w:val="000000"/>
@@ -12204,6 +12795,7 @@
     </w:tblStylePr>
     <w:tblStylePr w:type="firstCol">
       <w:rPr>
+        <w:rFonts w:eastAsia="黑体"/>
         <w:b/>
         <w:bCs/>
         <w:color w:themeColor="text1" w:val="000000"/>
@@ -12223,6 +12815,7 @@
     </w:tblStylePr>
     <w:tblStylePr w:type="lastCol">
       <w:rPr>
+        <w:rFonts w:eastAsia="黑体"/>
         <w:b w:val="0"/>
         <w:bCs w:val="0"/>
         <w:color w:themeColor="text1" w:val="000000"/>
@@ -12272,7 +12865,7 @@
       <w:spacing w:after="0" w:line="240" w:lineRule="auto"/>
     </w:pPr>
     <w:rPr>
-      <w:rFonts w:asciiTheme="majorHAnsi" w:cstheme="majorBidi" w:eastAsiaTheme="majorEastAsia" w:hAnsiTheme="majorHAnsi"/>
+      <w:rFonts w:asciiTheme="majorHAnsi" w:cstheme="majorBidi" w:hAnsiTheme="majorHAnsi" w:eastAsia="黑体"/>
       <w:color w:themeColor="text1" w:val="000000"/>
     </w:rPr>
     <w:tblPr>
@@ -12299,6 +12892,7 @@
     </w:tcPr>
     <w:tblStylePr w:type="firstRow">
       <w:rPr>
+        <w:rFonts w:eastAsia="黑体"/>
         <w:b/>
         <w:bCs/>
         <w:color w:themeColor="text1" w:val="000000"/>
@@ -12310,6 +12904,7 @@
     </w:tblStylePr>
     <w:tblStylePr w:type="lastRow">
       <w:rPr>
+        <w:rFonts w:eastAsia="黑体"/>
         <w:b/>
         <w:bCs/>
         <w:color w:themeColor="text1" w:val="000000"/>
@@ -12329,6 +12924,7 @@
     </w:tblStylePr>
     <w:tblStylePr w:type="firstCol">
       <w:rPr>
+        <w:rFonts w:eastAsia="黑体"/>
         <w:b/>
         <w:bCs/>
         <w:color w:themeColor="text1" w:val="000000"/>
@@ -12348,6 +12944,7 @@
     </w:tblStylePr>
     <w:tblStylePr w:type="lastCol">
       <w:rPr>
+        <w:rFonts w:eastAsia="黑体"/>
         <w:b w:val="0"/>
         <w:bCs w:val="0"/>
         <w:color w:themeColor="text1" w:val="000000"/>
@@ -12420,6 +13017,7 @@
     </w:tcPr>
     <w:tblStylePr w:type="firstRow">
       <w:rPr>
+        <w:rFonts w:eastAsia="黑体"/>
         <w:b/>
         <w:bCs/>
         <w:i w:val="0"/>
@@ -12441,6 +13039,7 @@
     </w:tblStylePr>
     <w:tblStylePr w:type="lastRow">
       <w:rPr>
+        <w:rFonts w:eastAsia="黑体"/>
         <w:b/>
         <w:bCs/>
         <w:i w:val="0"/>
@@ -12462,6 +13061,7 @@
     </w:tblStylePr>
     <w:tblStylePr w:type="firstCol">
       <w:rPr>
+        <w:rFonts w:eastAsia="黑体"/>
         <w:b/>
         <w:bCs/>
         <w:i w:val="0"/>
@@ -12481,6 +13081,7 @@
     </w:tblStylePr>
     <w:tblStylePr w:type="lastCol">
       <w:rPr>
+        <w:rFonts w:eastAsia="黑体"/>
         <w:b/>
         <w:bCs/>
         <w:i w:val="0"/>
@@ -12561,6 +13162,7 @@
     </w:tcPr>
     <w:tblStylePr w:type="firstRow">
       <w:rPr>
+        <w:rFonts w:eastAsia="黑体"/>
         <w:b/>
         <w:bCs/>
         <w:i w:val="0"/>
@@ -12582,6 +13184,7 @@
     </w:tblStylePr>
     <w:tblStylePr w:type="lastRow">
       <w:rPr>
+        <w:rFonts w:eastAsia="黑体"/>
         <w:b/>
         <w:bCs/>
         <w:i w:val="0"/>
@@ -12603,6 +13206,7 @@
     </w:tblStylePr>
     <w:tblStylePr w:type="firstCol">
       <w:rPr>
+        <w:rFonts w:eastAsia="黑体"/>
         <w:b/>
         <w:bCs/>
         <w:i w:val="0"/>
@@ -12622,6 +13226,7 @@
     </w:tblStylePr>
     <w:tblStylePr w:type="lastCol">
       <w:rPr>
+        <w:rFonts w:eastAsia="黑体"/>
         <w:b/>
         <w:bCs/>
         <w:i w:val="0"/>
@@ -12702,6 +13307,7 @@
     </w:tcPr>
     <w:tblStylePr w:type="firstRow">
       <w:rPr>
+        <w:rFonts w:eastAsia="黑体"/>
         <w:b/>
         <w:bCs/>
         <w:i w:val="0"/>
@@ -12723,6 +13329,7 @@
     </w:tblStylePr>
     <w:tblStylePr w:type="lastRow">
       <w:rPr>
+        <w:rFonts w:eastAsia="黑体"/>
         <w:b/>
         <w:bCs/>
         <w:i w:val="0"/>
@@ -12744,6 +13351,7 @@
     </w:tblStylePr>
     <w:tblStylePr w:type="firstCol">
       <w:rPr>
+        <w:rFonts w:eastAsia="黑体"/>
         <w:b/>
         <w:bCs/>
         <w:i w:val="0"/>
@@ -12763,6 +13371,7 @@
     </w:tblStylePr>
     <w:tblStylePr w:type="lastCol">
       <w:rPr>
+        <w:rFonts w:eastAsia="黑体"/>
         <w:b/>
         <w:bCs/>
         <w:i w:val="0"/>
@@ -12843,6 +13452,7 @@
     </w:tcPr>
     <w:tblStylePr w:type="firstRow">
       <w:rPr>
+        <w:rFonts w:eastAsia="黑体"/>
         <w:b/>
         <w:bCs/>
         <w:i w:val="0"/>
@@ -12864,6 +13474,7 @@
     </w:tblStylePr>
     <w:tblStylePr w:type="lastRow">
       <w:rPr>
+        <w:rFonts w:eastAsia="黑体"/>
         <w:b/>
         <w:bCs/>
         <w:i w:val="0"/>
@@ -12885,6 +13496,7 @@
     </w:tblStylePr>
     <w:tblStylePr w:type="firstCol">
       <w:rPr>
+        <w:rFonts w:eastAsia="黑体"/>
         <w:b/>
         <w:bCs/>
         <w:i w:val="0"/>
@@ -12904,6 +13516,7 @@
     </w:tblStylePr>
     <w:tblStylePr w:type="lastCol">
       <w:rPr>
+        <w:rFonts w:eastAsia="黑体"/>
         <w:b/>
         <w:bCs/>
         <w:i w:val="0"/>
@@ -12984,6 +13597,7 @@
     </w:tcPr>
     <w:tblStylePr w:type="firstRow">
       <w:rPr>
+        <w:rFonts w:eastAsia="黑体"/>
         <w:b/>
         <w:bCs/>
         <w:i w:val="0"/>
@@ -13005,6 +13619,7 @@
     </w:tblStylePr>
     <w:tblStylePr w:type="lastRow">
       <w:rPr>
+        <w:rFonts w:eastAsia="黑体"/>
         <w:b/>
         <w:bCs/>
         <w:i w:val="0"/>
@@ -13026,6 +13641,7 @@
     </w:tblStylePr>
     <w:tblStylePr w:type="firstCol">
       <w:rPr>
+        <w:rFonts w:eastAsia="黑体"/>
         <w:b/>
         <w:bCs/>
         <w:i w:val="0"/>
@@ -13045,6 +13661,7 @@
     </w:tblStylePr>
     <w:tblStylePr w:type="lastCol">
       <w:rPr>
+        <w:rFonts w:eastAsia="黑体"/>
         <w:b/>
         <w:bCs/>
         <w:i w:val="0"/>
@@ -13125,6 +13742,7 @@
     </w:tcPr>
     <w:tblStylePr w:type="firstRow">
       <w:rPr>
+        <w:rFonts w:eastAsia="黑体"/>
         <w:b/>
         <w:bCs/>
         <w:i w:val="0"/>
@@ -13146,6 +13764,7 @@
     </w:tblStylePr>
     <w:tblStylePr w:type="lastRow">
       <w:rPr>
+        <w:rFonts w:eastAsia="黑体"/>
         <w:b/>
         <w:bCs/>
         <w:i w:val="0"/>
@@ -13167,6 +13786,7 @@
     </w:tblStylePr>
     <w:tblStylePr w:type="firstCol">
       <w:rPr>
+        <w:rFonts w:eastAsia="黑体"/>
         <w:b/>
         <w:bCs/>
         <w:i w:val="0"/>
@@ -13186,6 +13806,7 @@
     </w:tblStylePr>
     <w:tblStylePr w:type="lastCol">
       <w:rPr>
+        <w:rFonts w:eastAsia="黑体"/>
         <w:b/>
         <w:bCs/>
         <w:i w:val="0"/>
@@ -13266,6 +13887,7 @@
     </w:tcPr>
     <w:tblStylePr w:type="firstRow">
       <w:rPr>
+        <w:rFonts w:eastAsia="黑体"/>
         <w:b/>
         <w:bCs/>
         <w:i w:val="0"/>
@@ -13287,6 +13909,7 @@
     </w:tblStylePr>
     <w:tblStylePr w:type="lastRow">
       <w:rPr>
+        <w:rFonts w:eastAsia="黑体"/>
         <w:b/>
         <w:bCs/>
         <w:i w:val="0"/>
@@ -13308,6 +13931,7 @@
     </w:tblStylePr>
     <w:tblStylePr w:type="firstCol">
       <w:rPr>
+        <w:rFonts w:eastAsia="黑体"/>
         <w:b/>
         <w:bCs/>
         <w:i w:val="0"/>
@@ -13327,6 +13951,7 @@
     </w:tblStylePr>
     <w:tblStylePr w:type="lastCol">
       <w:rPr>
+        <w:rFonts w:eastAsia="黑体"/>
         <w:b/>
         <w:bCs/>
         <w:i w:val="0"/>
@@ -13384,6 +14009,7 @@
       <w:spacing w:after="0" w:line="240" w:lineRule="auto"/>
     </w:pPr>
     <w:rPr>
+      <w:rFonts w:eastAsia="黑体"/>
       <w:color w:themeColor="background1" w:val="FFFFFF"/>
     </w:rPr>
     <w:tblPr>
@@ -13402,6 +14028,7 @@
     </w:tcPr>
     <w:tblStylePr w:type="firstRow">
       <w:rPr>
+        <w:rFonts w:eastAsia="黑体"/>
         <w:b/>
         <w:bCs/>
       </w:rPr>
@@ -13498,6 +14125,7 @@
       <w:spacing w:after="0" w:line="240" w:lineRule="auto"/>
     </w:pPr>
     <w:rPr>
+      <w:rFonts w:eastAsia="黑体"/>
       <w:color w:themeColor="background1" w:val="FFFFFF"/>
     </w:rPr>
     <w:tblPr>
@@ -13516,6 +14144,7 @@
     </w:tcPr>
     <w:tblStylePr w:type="firstRow">
       <w:rPr>
+        <w:rFonts w:eastAsia="黑体"/>
         <w:b/>
         <w:bCs/>
       </w:rPr>
@@ -13612,6 +14241,7 @@
       <w:spacing w:after="0" w:line="240" w:lineRule="auto"/>
     </w:pPr>
     <w:rPr>
+      <w:rFonts w:eastAsia="黑体"/>
       <w:color w:themeColor="background1" w:val="FFFFFF"/>
     </w:rPr>
     <w:tblPr>
@@ -13630,6 +14260,7 @@
     </w:tcPr>
     <w:tblStylePr w:type="firstRow">
       <w:rPr>
+        <w:rFonts w:eastAsia="黑体"/>
         <w:b/>
         <w:bCs/>
       </w:rPr>
@@ -13726,6 +14357,7 @@
       <w:spacing w:after="0" w:line="240" w:lineRule="auto"/>
     </w:pPr>
     <w:rPr>
+      <w:rFonts w:eastAsia="黑体"/>
       <w:color w:themeColor="background1" w:val="FFFFFF"/>
     </w:rPr>
     <w:tblPr>
@@ -13744,6 +14376,7 @@
     </w:tcPr>
     <w:tblStylePr w:type="firstRow">
       <w:rPr>
+        <w:rFonts w:eastAsia="黑体"/>
         <w:b/>
         <w:bCs/>
       </w:rPr>
@@ -13840,6 +14473,7 @@
       <w:spacing w:after="0" w:line="240" w:lineRule="auto"/>
     </w:pPr>
     <w:rPr>
+      <w:rFonts w:eastAsia="黑体"/>
       <w:color w:themeColor="background1" w:val="FFFFFF"/>
     </w:rPr>
     <w:tblPr>
@@ -13858,6 +14492,7 @@
     </w:tcPr>
     <w:tblStylePr w:type="firstRow">
       <w:rPr>
+        <w:rFonts w:eastAsia="黑体"/>
         <w:b/>
         <w:bCs/>
       </w:rPr>
@@ -13954,6 +14589,7 @@
       <w:spacing w:after="0" w:line="240" w:lineRule="auto"/>
     </w:pPr>
     <w:rPr>
+      <w:rFonts w:eastAsia="黑体"/>
       <w:color w:themeColor="background1" w:val="FFFFFF"/>
     </w:rPr>
     <w:tblPr>
@@ -13972,6 +14608,7 @@
     </w:tcPr>
     <w:tblStylePr w:type="firstRow">
       <w:rPr>
+        <w:rFonts w:eastAsia="黑体"/>
         <w:b/>
         <w:bCs/>
       </w:rPr>
@@ -14068,6 +14705,7 @@
       <w:spacing w:after="0" w:line="240" w:lineRule="auto"/>
     </w:pPr>
     <w:rPr>
+      <w:rFonts w:eastAsia="黑体"/>
       <w:color w:themeColor="background1" w:val="FFFFFF"/>
     </w:rPr>
     <w:tblPr>
@@ -14086,6 +14724,7 @@
     </w:tcPr>
     <w:tblStylePr w:type="firstRow">
       <w:rPr>
+        <w:rFonts w:eastAsia="黑体"/>
         <w:b/>
         <w:bCs/>
       </w:rPr>
@@ -14182,6 +14821,7 @@
       <w:spacing w:after="0" w:line="240" w:lineRule="auto"/>
     </w:pPr>
     <w:rPr>
+      <w:rFonts w:eastAsia="黑体"/>
       <w:color w:themeColor="text1" w:val="000000"/>
     </w:rPr>
     <w:tblPr>
@@ -14208,6 +14848,7 @@
     </w:tcPr>
     <w:tblStylePr w:type="firstRow">
       <w:rPr>
+        <w:rFonts w:eastAsia="黑体"/>
         <w:b/>
         <w:bCs/>
       </w:rPr>
@@ -14226,6 +14867,7 @@
     </w:tblStylePr>
     <w:tblStylePr w:type="lastRow">
       <w:rPr>
+        <w:rFonts w:eastAsia="黑体"/>
         <w:b/>
         <w:bCs/>
         <w:color w:themeColor="background1" w:val="FFFFFF"/>
@@ -14240,6 +14882,7 @@
     </w:tblStylePr>
     <w:tblStylePr w:type="firstCol">
       <w:rPr>
+        <w:rFonts w:eastAsia="黑体"/>
         <w:color w:themeColor="background1" w:val="FFFFFF"/>
       </w:rPr>
       <w:tblPr/>
@@ -14257,6 +14900,7 @@
     </w:tblStylePr>
     <w:tblStylePr w:type="lastCol">
       <w:rPr>
+        <w:rFonts w:eastAsia="黑体"/>
         <w:color w:themeColor="background1" w:val="FFFFFF"/>
       </w:rPr>
       <w:tblPr/>
@@ -14286,11 +14930,13 @@
     </w:tblStylePr>
     <w:tblStylePr w:type="neCell">
       <w:rPr>
+        <w:rFonts w:eastAsia="黑体"/>
         <w:color w:themeColor="text1" w:val="000000"/>
       </w:rPr>
     </w:tblStylePr>
     <w:tblStylePr w:type="nwCell">
       <w:rPr>
+        <w:rFonts w:eastAsia="黑体"/>
         <w:color w:themeColor="text1" w:val="000000"/>
       </w:rPr>
     </w:tblStylePr>
@@ -14304,6 +14950,7 @@
       <w:spacing w:after="0" w:line="240" w:lineRule="auto"/>
     </w:pPr>
     <w:rPr>
+      <w:rFonts w:eastAsia="黑体"/>
       <w:color w:themeColor="text1" w:val="000000"/>
     </w:rPr>
     <w:tblPr>
@@ -14330,6 +14977,7 @@
     </w:tcPr>
     <w:tblStylePr w:type="firstRow">
       <w:rPr>
+        <w:rFonts w:eastAsia="黑体"/>
         <w:b/>
         <w:bCs/>
       </w:rPr>
@@ -14348,6 +14996,7 @@
     </w:tblStylePr>
     <w:tblStylePr w:type="lastRow">
       <w:rPr>
+        <w:rFonts w:eastAsia="黑体"/>
         <w:b/>
         <w:bCs/>
         <w:color w:themeColor="background1" w:val="FFFFFF"/>
@@ -14362,6 +15011,7 @@
     </w:tblStylePr>
     <w:tblStylePr w:type="firstCol">
       <w:rPr>
+        <w:rFonts w:eastAsia="黑体"/>
         <w:color w:themeColor="background1" w:val="FFFFFF"/>
       </w:rPr>
       <w:tblPr/>
@@ -14379,6 +15029,7 @@
     </w:tblStylePr>
     <w:tblStylePr w:type="lastCol">
       <w:rPr>
+        <w:rFonts w:eastAsia="黑体"/>
         <w:color w:themeColor="background1" w:val="FFFFFF"/>
       </w:rPr>
       <w:tblPr/>
@@ -14408,11 +15059,13 @@
     </w:tblStylePr>
     <w:tblStylePr w:type="neCell">
       <w:rPr>
+        <w:rFonts w:eastAsia="黑体"/>
         <w:color w:themeColor="text1" w:val="000000"/>
       </w:rPr>
     </w:tblStylePr>
     <w:tblStylePr w:type="nwCell">
       <w:rPr>
+        <w:rFonts w:eastAsia="黑体"/>
         <w:color w:themeColor="text1" w:val="000000"/>
       </w:rPr>
     </w:tblStylePr>
@@ -14426,6 +15079,7 @@
       <w:spacing w:after="0" w:line="240" w:lineRule="auto"/>
     </w:pPr>
     <w:rPr>
+      <w:rFonts w:eastAsia="黑体"/>
       <w:color w:themeColor="text1" w:val="000000"/>
     </w:rPr>
     <w:tblPr>
@@ -14452,6 +15106,7 @@
     </w:tcPr>
     <w:tblStylePr w:type="firstRow">
       <w:rPr>
+        <w:rFonts w:eastAsia="黑体"/>
         <w:b/>
         <w:bCs/>
       </w:rPr>
@@ -14470,6 +15125,7 @@
     </w:tblStylePr>
     <w:tblStylePr w:type="lastRow">
       <w:rPr>
+        <w:rFonts w:eastAsia="黑体"/>
         <w:b/>
         <w:bCs/>
         <w:color w:themeColor="background1" w:val="FFFFFF"/>
@@ -14484,6 +15140,7 @@
     </w:tblStylePr>
     <w:tblStylePr w:type="firstCol">
       <w:rPr>
+        <w:rFonts w:eastAsia="黑体"/>
         <w:color w:themeColor="background1" w:val="FFFFFF"/>
       </w:rPr>
       <w:tblPr/>
@@ -14501,6 +15158,7 @@
     </w:tblStylePr>
     <w:tblStylePr w:type="lastCol">
       <w:rPr>
+        <w:rFonts w:eastAsia="黑体"/>
         <w:color w:themeColor="background1" w:val="FFFFFF"/>
       </w:rPr>
       <w:tblPr/>
@@ -14530,11 +15188,13 @@
     </w:tblStylePr>
     <w:tblStylePr w:type="neCell">
       <w:rPr>
+        <w:rFonts w:eastAsia="黑体"/>
         <w:color w:themeColor="text1" w:val="000000"/>
       </w:rPr>
     </w:tblStylePr>
     <w:tblStylePr w:type="nwCell">
       <w:rPr>
+        <w:rFonts w:eastAsia="黑体"/>
         <w:color w:themeColor="text1" w:val="000000"/>
       </w:rPr>
     </w:tblStylePr>
@@ -14548,6 +15208,7 @@
       <w:spacing w:after="0" w:line="240" w:lineRule="auto"/>
     </w:pPr>
     <w:rPr>
+      <w:rFonts w:eastAsia="黑体"/>
       <w:color w:themeColor="text1" w:val="000000"/>
     </w:rPr>
     <w:tblPr>
@@ -14574,6 +15235,7 @@
     </w:tcPr>
     <w:tblStylePr w:type="firstRow">
       <w:rPr>
+        <w:rFonts w:eastAsia="黑体"/>
         <w:b/>
         <w:bCs/>
       </w:rPr>
@@ -14592,6 +15254,7 @@
     </w:tblStylePr>
     <w:tblStylePr w:type="lastRow">
       <w:rPr>
+        <w:rFonts w:eastAsia="黑体"/>
         <w:b/>
         <w:bCs/>
         <w:color w:themeColor="background1" w:val="FFFFFF"/>
@@ -14606,6 +15269,7 @@
     </w:tblStylePr>
     <w:tblStylePr w:type="firstCol">
       <w:rPr>
+        <w:rFonts w:eastAsia="黑体"/>
         <w:color w:themeColor="background1" w:val="FFFFFF"/>
       </w:rPr>
       <w:tblPr/>
@@ -14623,6 +15287,7 @@
     </w:tblStylePr>
     <w:tblStylePr w:type="lastCol">
       <w:rPr>
+        <w:rFonts w:eastAsia="黑体"/>
         <w:color w:themeColor="background1" w:val="FFFFFF"/>
       </w:rPr>
       <w:tblPr/>
@@ -14660,6 +15325,7 @@
       <w:spacing w:after="0" w:line="240" w:lineRule="auto"/>
     </w:pPr>
     <w:rPr>
+      <w:rFonts w:eastAsia="黑体"/>
       <w:color w:themeColor="text1" w:val="000000"/>
     </w:rPr>
     <w:tblPr>
@@ -14686,6 +15352,7 @@
     </w:tcPr>
     <w:tblStylePr w:type="firstRow">
       <w:rPr>
+        <w:rFonts w:eastAsia="黑体"/>
         <w:b/>
         <w:bCs/>
       </w:rPr>
@@ -14704,6 +15371,7 @@
     </w:tblStylePr>
     <w:tblStylePr w:type="lastRow">
       <w:rPr>
+        <w:rFonts w:eastAsia="黑体"/>
         <w:b/>
         <w:bCs/>
         <w:color w:themeColor="background1" w:val="FFFFFF"/>
@@ -14718,6 +15386,7 @@
     </w:tblStylePr>
     <w:tblStylePr w:type="firstCol">
       <w:rPr>
+        <w:rFonts w:eastAsia="黑体"/>
         <w:color w:themeColor="background1" w:val="FFFFFF"/>
       </w:rPr>
       <w:tblPr/>
@@ -14735,6 +15404,7 @@
     </w:tblStylePr>
     <w:tblStylePr w:type="lastCol">
       <w:rPr>
+        <w:rFonts w:eastAsia="黑体"/>
         <w:color w:themeColor="background1" w:val="FFFFFF"/>
       </w:rPr>
       <w:tblPr/>
@@ -14764,11 +15434,13 @@
     </w:tblStylePr>
     <w:tblStylePr w:type="neCell">
       <w:rPr>
+        <w:rFonts w:eastAsia="黑体"/>
         <w:color w:themeColor="text1" w:val="000000"/>
       </w:rPr>
     </w:tblStylePr>
     <w:tblStylePr w:type="nwCell">
       <w:rPr>
+        <w:rFonts w:eastAsia="黑体"/>
         <w:color w:themeColor="text1" w:val="000000"/>
       </w:rPr>
     </w:tblStylePr>
@@ -14782,6 +15454,7 @@
       <w:spacing w:after="0" w:line="240" w:lineRule="auto"/>
     </w:pPr>
     <w:rPr>
+      <w:rFonts w:eastAsia="黑体"/>
       <w:color w:themeColor="text1" w:val="000000"/>
     </w:rPr>
     <w:tblPr>
@@ -14808,6 +15481,7 @@
     </w:tcPr>
     <w:tblStylePr w:type="firstRow">
       <w:rPr>
+        <w:rFonts w:eastAsia="黑体"/>
         <w:b/>
         <w:bCs/>
       </w:rPr>
@@ -14826,6 +15500,7 @@
     </w:tblStylePr>
     <w:tblStylePr w:type="lastRow">
       <w:rPr>
+        <w:rFonts w:eastAsia="黑体"/>
         <w:b/>
         <w:bCs/>
         <w:color w:themeColor="background1" w:val="FFFFFF"/>
@@ -14840,6 +15515,7 @@
     </w:tblStylePr>
     <w:tblStylePr w:type="firstCol">
       <w:rPr>
+        <w:rFonts w:eastAsia="黑体"/>
         <w:color w:themeColor="background1" w:val="FFFFFF"/>
       </w:rPr>
       <w:tblPr/>
@@ -14857,6 +15533,7 @@
     </w:tblStylePr>
     <w:tblStylePr w:type="lastCol">
       <w:rPr>
+        <w:rFonts w:eastAsia="黑体"/>
         <w:color w:themeColor="background1" w:val="FFFFFF"/>
       </w:rPr>
       <w:tblPr/>
@@ -14886,11 +15563,13 @@
     </w:tblStylePr>
     <w:tblStylePr w:type="neCell">
       <w:rPr>
+        <w:rFonts w:eastAsia="黑体"/>
         <w:color w:themeColor="text1" w:val="000000"/>
       </w:rPr>
     </w:tblStylePr>
     <w:tblStylePr w:type="nwCell">
       <w:rPr>
+        <w:rFonts w:eastAsia="黑体"/>
         <w:color w:themeColor="text1" w:val="000000"/>
       </w:rPr>
     </w:tblStylePr>
@@ -14904,6 +15583,7 @@
       <w:spacing w:after="0" w:line="240" w:lineRule="auto"/>
     </w:pPr>
     <w:rPr>
+      <w:rFonts w:eastAsia="黑体"/>
       <w:color w:themeColor="text1" w:val="000000"/>
     </w:rPr>
     <w:tblPr>
@@ -14930,6 +15610,7 @@
     </w:tcPr>
     <w:tblStylePr w:type="firstRow">
       <w:rPr>
+        <w:rFonts w:eastAsia="黑体"/>
         <w:b/>
         <w:bCs/>
       </w:rPr>
@@ -14948,6 +15629,7 @@
     </w:tblStylePr>
     <w:tblStylePr w:type="lastRow">
       <w:rPr>
+        <w:rFonts w:eastAsia="黑体"/>
         <w:b/>
         <w:bCs/>
         <w:color w:themeColor="background1" w:val="FFFFFF"/>
@@ -14962,6 +15644,7 @@
     </w:tblStylePr>
     <w:tblStylePr w:type="firstCol">
       <w:rPr>
+        <w:rFonts w:eastAsia="黑体"/>
         <w:color w:themeColor="background1" w:val="FFFFFF"/>
       </w:rPr>
       <w:tblPr/>
@@ -14979,6 +15662,7 @@
     </w:tblStylePr>
     <w:tblStylePr w:type="lastCol">
       <w:rPr>
+        <w:rFonts w:eastAsia="黑体"/>
         <w:color w:themeColor="background1" w:val="FFFFFF"/>
       </w:rPr>
       <w:tblPr/>
@@ -15008,11 +15692,13 @@
     </w:tblStylePr>
     <w:tblStylePr w:type="neCell">
       <w:rPr>
+        <w:rFonts w:eastAsia="黑体"/>
         <w:color w:themeColor="text1" w:val="000000"/>
       </w:rPr>
     </w:tblStylePr>
     <w:tblStylePr w:type="nwCell">
       <w:rPr>
+        <w:rFonts w:eastAsia="黑体"/>
         <w:color w:themeColor="text1" w:val="000000"/>
       </w:rPr>
     </w:tblStylePr>
@@ -15026,6 +15712,7 @@
       <w:spacing w:after="0" w:line="240" w:lineRule="auto"/>
     </w:pPr>
     <w:rPr>
+      <w:rFonts w:eastAsia="黑体"/>
       <w:color w:themeColor="text1" w:val="000000"/>
     </w:rPr>
     <w:tblPr>
@@ -15044,6 +15731,7 @@
     </w:tcPr>
     <w:tblStylePr w:type="firstRow">
       <w:rPr>
+        <w:rFonts w:eastAsia="黑体"/>
         <w:b/>
         <w:bCs/>
         <w:color w:themeColor="background1" w:val="FFFFFF"/>
@@ -15058,6 +15746,7 @@
     </w:tblStylePr>
     <w:tblStylePr w:type="lastRow">
       <w:rPr>
+        <w:rFonts w:eastAsia="黑体"/>
         <w:b/>
         <w:bCs/>
         <w:color w:themeColor="accent2" w:themeShade="CC" w:val="9E3A38"/>
@@ -15072,12 +15761,14 @@
     </w:tblStylePr>
     <w:tblStylePr w:type="firstCol">
       <w:rPr>
+        <w:rFonts w:eastAsia="黑体"/>
         <w:b/>
         <w:bCs/>
       </w:rPr>
     </w:tblStylePr>
     <w:tblStylePr w:type="lastCol">
       <w:rPr>
+        <w:rFonts w:eastAsia="黑体"/>
         <w:b/>
         <w:bCs/>
       </w:rPr>
@@ -15112,6 +15803,7 @@
       <w:spacing w:after="0" w:line="240" w:lineRule="auto"/>
     </w:pPr>
     <w:rPr>
+      <w:rFonts w:eastAsia="黑体"/>
       <w:color w:themeColor="text1" w:val="000000"/>
     </w:rPr>
     <w:tblPr>
@@ -15130,6 +15822,7 @@
     </w:tcPr>
     <w:tblStylePr w:type="firstRow">
       <w:rPr>
+        <w:rFonts w:eastAsia="黑体"/>
         <w:b/>
         <w:bCs/>
         <w:color w:themeColor="background1" w:val="FFFFFF"/>
@@ -15144,6 +15837,7 @@
     </w:tblStylePr>
     <w:tblStylePr w:type="lastRow">
       <w:rPr>
+        <w:rFonts w:eastAsia="黑体"/>
         <w:b/>
         <w:bCs/>
         <w:color w:themeColor="accent2" w:themeShade="CC" w:val="9E3A38"/>
@@ -15158,12 +15852,14 @@
     </w:tblStylePr>
     <w:tblStylePr w:type="firstCol">
       <w:rPr>
+        <w:rFonts w:eastAsia="黑体"/>
         <w:b/>
         <w:bCs/>
       </w:rPr>
     </w:tblStylePr>
     <w:tblStylePr w:type="lastCol">
       <w:rPr>
+        <w:rFonts w:eastAsia="黑体"/>
         <w:b/>
         <w:bCs/>
       </w:rPr>
@@ -15198,6 +15894,7 @@
       <w:spacing w:after="0" w:line="240" w:lineRule="auto"/>
     </w:pPr>
     <w:rPr>
+      <w:rFonts w:eastAsia="黑体"/>
       <w:color w:themeColor="text1" w:val="000000"/>
     </w:rPr>
     <w:tblPr>
@@ -15216,6 +15913,7 @@
     </w:tcPr>
     <w:tblStylePr w:type="firstRow">
       <w:rPr>
+        <w:rFonts w:eastAsia="黑体"/>
         <w:b/>
         <w:bCs/>
         <w:color w:themeColor="background1" w:val="FFFFFF"/>
@@ -15230,6 +15928,7 @@
     </w:tblStylePr>
     <w:tblStylePr w:type="lastRow">
       <w:rPr>
+        <w:rFonts w:eastAsia="黑体"/>
         <w:b/>
         <w:bCs/>
         <w:color w:themeColor="accent2" w:themeShade="CC" w:val="9E3A38"/>
@@ -15244,12 +15943,14 @@
     </w:tblStylePr>
     <w:tblStylePr w:type="firstCol">
       <w:rPr>
+        <w:rFonts w:eastAsia="黑体"/>
         <w:b/>
         <w:bCs/>
       </w:rPr>
     </w:tblStylePr>
     <w:tblStylePr w:type="lastCol">
       <w:rPr>
+        <w:rFonts w:eastAsia="黑体"/>
         <w:b/>
         <w:bCs/>
       </w:rPr>
@@ -15284,6 +15985,7 @@
       <w:spacing w:after="0" w:line="240" w:lineRule="auto"/>
     </w:pPr>
     <w:rPr>
+      <w:rFonts w:eastAsia="黑体"/>
       <w:color w:themeColor="text1" w:val="000000"/>
     </w:rPr>
     <w:tblPr>
@@ -15302,6 +16004,7 @@
     </w:tcPr>
     <w:tblStylePr w:type="firstRow">
       <w:rPr>
+        <w:rFonts w:eastAsia="黑体"/>
         <w:b/>
         <w:bCs/>
         <w:color w:themeColor="background1" w:val="FFFFFF"/>
@@ -15316,6 +16019,7 @@
     </w:tblStylePr>
     <w:tblStylePr w:type="lastRow">
       <w:rPr>
+        <w:rFonts w:eastAsia="黑体"/>
         <w:b/>
         <w:bCs/>
         <w:color w:themeColor="accent4" w:themeShade="CC" w:val="664E82"/>
@@ -15330,12 +16034,14 @@
     </w:tblStylePr>
     <w:tblStylePr w:type="firstCol">
       <w:rPr>
+        <w:rFonts w:eastAsia="黑体"/>
         <w:b/>
         <w:bCs/>
       </w:rPr>
     </w:tblStylePr>
     <w:tblStylePr w:type="lastCol">
       <w:rPr>
+        <w:rFonts w:eastAsia="黑体"/>
         <w:b/>
         <w:bCs/>
       </w:rPr>
@@ -15370,6 +16076,7 @@
       <w:spacing w:after="0" w:line="240" w:lineRule="auto"/>
     </w:pPr>
     <w:rPr>
+      <w:rFonts w:eastAsia="黑体"/>
       <w:color w:themeColor="text1" w:val="000000"/>
     </w:rPr>
     <w:tblPr>
@@ -15388,6 +16095,7 @@
     </w:tcPr>
     <w:tblStylePr w:type="firstRow">
       <w:rPr>
+        <w:rFonts w:eastAsia="黑体"/>
         <w:b/>
         <w:bCs/>
         <w:color w:themeColor="background1" w:val="FFFFFF"/>
@@ -15402,6 +16110,7 @@
     </w:tblStylePr>
     <w:tblStylePr w:type="lastRow">
       <w:rPr>
+        <w:rFonts w:eastAsia="黑体"/>
         <w:b/>
         <w:bCs/>
         <w:color w:themeColor="accent3" w:themeShade="CC" w:val="7E9C40"/>
@@ -15416,12 +16125,14 @@
     </w:tblStylePr>
     <w:tblStylePr w:type="firstCol">
       <w:rPr>
+        <w:rFonts w:eastAsia="黑体"/>
         <w:b/>
         <w:bCs/>
       </w:rPr>
     </w:tblStylePr>
     <w:tblStylePr w:type="lastCol">
       <w:rPr>
+        <w:rFonts w:eastAsia="黑体"/>
         <w:b/>
         <w:bCs/>
       </w:rPr>
@@ -15456,6 +16167,7 @@
       <w:spacing w:after="0" w:line="240" w:lineRule="auto"/>
     </w:pPr>
     <w:rPr>
+      <w:rFonts w:eastAsia="黑体"/>
       <w:color w:themeColor="text1" w:val="000000"/>
     </w:rPr>
     <w:tblPr>
@@ -15474,6 +16186,7 @@
     </w:tcPr>
     <w:tblStylePr w:type="firstRow">
       <w:rPr>
+        <w:rFonts w:eastAsia="黑体"/>
         <w:b/>
         <w:bCs/>
         <w:color w:themeColor="background1" w:val="FFFFFF"/>
@@ -15488,6 +16201,7 @@
     </w:tblStylePr>
     <w:tblStylePr w:type="lastRow">
       <w:rPr>
+        <w:rFonts w:eastAsia="黑体"/>
         <w:b/>
         <w:bCs/>
         <w:color w:themeColor="accent6" w:themeShade="CC" w:val="F2730A"/>
@@ -15502,12 +16216,14 @@
     </w:tblStylePr>
     <w:tblStylePr w:type="firstCol">
       <w:rPr>
+        <w:rFonts w:eastAsia="黑体"/>
         <w:b/>
         <w:bCs/>
       </w:rPr>
     </w:tblStylePr>
     <w:tblStylePr w:type="lastCol">
       <w:rPr>
+        <w:rFonts w:eastAsia="黑体"/>
         <w:b/>
         <w:bCs/>
       </w:rPr>
@@ -15542,6 +16258,7 @@
       <w:spacing w:after="0" w:line="240" w:lineRule="auto"/>
     </w:pPr>
     <w:rPr>
+      <w:rFonts w:eastAsia="黑体"/>
       <w:color w:themeColor="text1" w:val="000000"/>
     </w:rPr>
     <w:tblPr>
@@ -15560,6 +16277,7 @@
     </w:tcPr>
     <w:tblStylePr w:type="firstRow">
       <w:rPr>
+        <w:rFonts w:eastAsia="黑体"/>
         <w:b/>
         <w:bCs/>
         <w:color w:themeColor="background1" w:val="FFFFFF"/>
@@ -15574,6 +16292,7 @@
     </w:tblStylePr>
     <w:tblStylePr w:type="lastRow">
       <w:rPr>
+        <w:rFonts w:eastAsia="黑体"/>
         <w:b/>
         <w:bCs/>
         <w:color w:themeColor="accent5" w:themeShade="CC" w:val="348DA5"/>
@@ -15588,12 +16307,14 @@
     </w:tblStylePr>
     <w:tblStylePr w:type="firstCol">
       <w:rPr>
+        <w:rFonts w:eastAsia="黑体"/>
         <w:b/>
         <w:bCs/>
       </w:rPr>
     </w:tblStylePr>
     <w:tblStylePr w:type="lastCol">
       <w:rPr>
+        <w:rFonts w:eastAsia="黑体"/>
         <w:b/>
         <w:bCs/>
       </w:rPr>
@@ -15628,6 +16349,7 @@
       <w:spacing w:after="0" w:line="240" w:lineRule="auto"/>
     </w:pPr>
     <w:rPr>
+      <w:rFonts w:eastAsia="黑体"/>
       <w:color w:themeColor="text1" w:val="000000"/>
     </w:rPr>
     <w:tblPr>
@@ -15649,6 +16371,7 @@
     </w:tcPr>
     <w:tblStylePr w:type="firstRow">
       <w:rPr>
+        <w:rFonts w:eastAsia="黑体"/>
         <w:b/>
         <w:bCs/>
       </w:rPr>
@@ -15659,6 +16382,7 @@
     </w:tblStylePr>
     <w:tblStylePr w:type="lastRow">
       <w:rPr>
+        <w:rFonts w:eastAsia="黑体"/>
         <w:b/>
         <w:bCs/>
         <w:color w:themeColor="text1" w:val="000000"/>
@@ -15670,6 +16394,7 @@
     </w:tblStylePr>
     <w:tblStylePr w:type="firstCol">
       <w:rPr>
+        <w:rFonts w:eastAsia="黑体"/>
         <w:color w:themeColor="background1" w:val="FFFFFF"/>
       </w:rPr>
       <w:tblPr/>
@@ -15679,6 +16404,7 @@
     </w:tblStylePr>
     <w:tblStylePr w:type="lastCol">
       <w:rPr>
+        <w:rFonts w:eastAsia="黑体"/>
         <w:color w:themeColor="background1" w:val="FFFFFF"/>
       </w:rPr>
       <w:tblPr/>
@@ -15708,6 +16434,7 @@
       <w:spacing w:after="0" w:line="240" w:lineRule="auto"/>
     </w:pPr>
     <w:rPr>
+      <w:rFonts w:eastAsia="黑体"/>
       <w:color w:themeColor="text1" w:val="000000"/>
     </w:rPr>
     <w:tblPr>
@@ -15729,6 +16456,7 @@
     </w:tcPr>
     <w:tblStylePr w:type="firstRow">
       <w:rPr>
+        <w:rFonts w:eastAsia="黑体"/>
         <w:b/>
         <w:bCs/>
       </w:rPr>
@@ -15739,6 +16467,7 @@
     </w:tblStylePr>
     <w:tblStylePr w:type="lastRow">
       <w:rPr>
+        <w:rFonts w:eastAsia="黑体"/>
         <w:b/>
         <w:bCs/>
         <w:color w:themeColor="text1" w:val="000000"/>
@@ -15750,6 +16479,7 @@
     </w:tblStylePr>
     <w:tblStylePr w:type="firstCol">
       <w:rPr>
+        <w:rFonts w:eastAsia="黑体"/>
         <w:color w:themeColor="background1" w:val="FFFFFF"/>
       </w:rPr>
       <w:tblPr/>
@@ -15759,6 +16489,7 @@
     </w:tblStylePr>
     <w:tblStylePr w:type="lastCol">
       <w:rPr>
+        <w:rFonts w:eastAsia="黑体"/>
         <w:color w:themeColor="background1" w:val="FFFFFF"/>
       </w:rPr>
       <w:tblPr/>
@@ -15788,6 +16519,7 @@
       <w:spacing w:after="0" w:line="240" w:lineRule="auto"/>
     </w:pPr>
     <w:rPr>
+      <w:rFonts w:eastAsia="黑体"/>
       <w:color w:themeColor="text1" w:val="000000"/>
     </w:rPr>
     <w:tblPr>
@@ -15809,6 +16541,7 @@
     </w:tcPr>
     <w:tblStylePr w:type="firstRow">
       <w:rPr>
+        <w:rFonts w:eastAsia="黑体"/>
         <w:b/>
         <w:bCs/>
       </w:rPr>
@@ -15819,6 +16552,7 @@
     </w:tblStylePr>
     <w:tblStylePr w:type="lastRow">
       <w:rPr>
+        <w:rFonts w:eastAsia="黑体"/>
         <w:b/>
         <w:bCs/>
         <w:color w:themeColor="text1" w:val="000000"/>
@@ -15830,6 +16564,7 @@
     </w:tblStylePr>
     <w:tblStylePr w:type="firstCol">
       <w:rPr>
+        <w:rFonts w:eastAsia="黑体"/>
         <w:color w:themeColor="background1" w:val="FFFFFF"/>
       </w:rPr>
       <w:tblPr/>
@@ -15839,6 +16574,7 @@
     </w:tblStylePr>
     <w:tblStylePr w:type="lastCol">
       <w:rPr>
+        <w:rFonts w:eastAsia="黑体"/>
         <w:color w:themeColor="background1" w:val="FFFFFF"/>
       </w:rPr>
       <w:tblPr/>
@@ -15868,6 +16604,7 @@
       <w:spacing w:after="0" w:line="240" w:lineRule="auto"/>
     </w:pPr>
     <w:rPr>
+      <w:rFonts w:eastAsia="黑体"/>
       <w:color w:themeColor="text1" w:val="000000"/>
     </w:rPr>
     <w:tblPr>
@@ -15889,6 +16626,7 @@
     </w:tcPr>
     <w:tblStylePr w:type="firstRow">
       <w:rPr>
+        <w:rFonts w:eastAsia="黑体"/>
         <w:b/>
         <w:bCs/>
       </w:rPr>
@@ -15899,6 +16637,7 @@
     </w:tblStylePr>
     <w:tblStylePr w:type="lastRow">
       <w:rPr>
+        <w:rFonts w:eastAsia="黑体"/>
         <w:b/>
         <w:bCs/>
         <w:color w:themeColor="text1" w:val="000000"/>
@@ -15910,6 +16649,7 @@
     </w:tblStylePr>
     <w:tblStylePr w:type="firstCol">
       <w:rPr>
+        <w:rFonts w:eastAsia="黑体"/>
         <w:color w:themeColor="background1" w:val="FFFFFF"/>
       </w:rPr>
       <w:tblPr/>
@@ -15919,6 +16659,7 @@
     </w:tblStylePr>
     <w:tblStylePr w:type="lastCol">
       <w:rPr>
+        <w:rFonts w:eastAsia="黑体"/>
         <w:color w:themeColor="background1" w:val="FFFFFF"/>
       </w:rPr>
       <w:tblPr/>
@@ -15948,6 +16689,7 @@
       <w:spacing w:after="0" w:line="240" w:lineRule="auto"/>
     </w:pPr>
     <w:rPr>
+      <w:rFonts w:eastAsia="黑体"/>
       <w:color w:themeColor="text1" w:val="000000"/>
     </w:rPr>
     <w:tblPr>
@@ -15969,6 +16711,7 @@
     </w:tcPr>
     <w:tblStylePr w:type="firstRow">
       <w:rPr>
+        <w:rFonts w:eastAsia="黑体"/>
         <w:b/>
         <w:bCs/>
       </w:rPr>
@@ -15979,6 +16722,7 @@
     </w:tblStylePr>
     <w:tblStylePr w:type="lastRow">
       <w:rPr>
+        <w:rFonts w:eastAsia="黑体"/>
         <w:b/>
         <w:bCs/>
         <w:color w:themeColor="text1" w:val="000000"/>
@@ -15990,6 +16734,7 @@
     </w:tblStylePr>
     <w:tblStylePr w:type="firstCol">
       <w:rPr>
+        <w:rFonts w:eastAsia="黑体"/>
         <w:color w:themeColor="background1" w:val="FFFFFF"/>
       </w:rPr>
       <w:tblPr/>
@@ -15999,6 +16744,7 @@
     </w:tblStylePr>
     <w:tblStylePr w:type="lastCol">
       <w:rPr>
+        <w:rFonts w:eastAsia="黑体"/>
         <w:color w:themeColor="background1" w:val="FFFFFF"/>
       </w:rPr>
       <w:tblPr/>
@@ -16028,6 +16774,7 @@
       <w:spacing w:after="0" w:line="240" w:lineRule="auto"/>
     </w:pPr>
     <w:rPr>
+      <w:rFonts w:eastAsia="黑体"/>
       <w:color w:themeColor="text1" w:val="000000"/>
     </w:rPr>
     <w:tblPr>
@@ -16049,6 +16796,7 @@
     </w:tcPr>
     <w:tblStylePr w:type="firstRow">
       <w:rPr>
+        <w:rFonts w:eastAsia="黑体"/>
         <w:b/>
         <w:bCs/>
       </w:rPr>
@@ -16059,6 +16807,7 @@
     </w:tblStylePr>
     <w:tblStylePr w:type="lastRow">
       <w:rPr>
+        <w:rFonts w:eastAsia="黑体"/>
         <w:b/>
         <w:bCs/>
         <w:color w:themeColor="text1" w:val="000000"/>
@@ -16070,6 +16819,7 @@
     </w:tblStylePr>
     <w:tblStylePr w:type="firstCol">
       <w:rPr>
+        <w:rFonts w:eastAsia="黑体"/>
         <w:color w:themeColor="background1" w:val="FFFFFF"/>
       </w:rPr>
       <w:tblPr/>
@@ -16079,6 +16829,7 @@
     </w:tblStylePr>
     <w:tblStylePr w:type="lastCol">
       <w:rPr>
+        <w:rFonts w:eastAsia="黑体"/>
         <w:color w:themeColor="background1" w:val="FFFFFF"/>
       </w:rPr>
       <w:tblPr/>
@@ -16108,6 +16859,7 @@
       <w:spacing w:after="0" w:line="240" w:lineRule="auto"/>
     </w:pPr>
     <w:rPr>
+      <w:rFonts w:eastAsia="黑体"/>
       <w:color w:themeColor="text1" w:val="000000"/>
     </w:rPr>
     <w:tblPr>
@@ -16129,6 +16881,7 @@
     </w:tcPr>
     <w:tblStylePr w:type="firstRow">
       <w:rPr>
+        <w:rFonts w:eastAsia="黑体"/>
         <w:b/>
         <w:bCs/>
       </w:rPr>
@@ -16139,6 +16892,7 @@
     </w:tblStylePr>
     <w:tblStylePr w:type="lastRow">
       <w:rPr>
+        <w:rFonts w:eastAsia="黑体"/>
         <w:b/>
         <w:bCs/>
         <w:color w:themeColor="text1" w:val="000000"/>
@@ -16150,6 +16904,7 @@
     </w:tblStylePr>
     <w:tblStylePr w:type="firstCol">
       <w:rPr>
+        <w:rFonts w:eastAsia="黑体"/>
         <w:color w:themeColor="background1" w:val="FFFFFF"/>
       </w:rPr>
       <w:tblPr/>
@@ -16159,6 +16914,7 @@
     </w:tblStylePr>
     <w:tblStylePr w:type="lastCol">
       <w:rPr>
+        <w:rFonts w:eastAsia="黑体"/>
         <w:color w:themeColor="background1" w:val="FFFFFF"/>
       </w:rPr>
       <w:tblPr/>
@@ -16191,6 +16947,7 @@
     <w:name w:val="KeywordTok"/>
     <w:basedOn w:val="VerbatimChar"/>
     <w:rPr>
+      <w:rFonts w:eastAsia="黑体"/>
       <w:b/>
       <w:color w:val="007020"/>
     </w:rPr>
@@ -16199,6 +16956,7 @@
     <w:name w:val="DataTypeTok"/>
     <w:basedOn w:val="VerbatimChar"/>
     <w:rPr>
+      <w:rFonts w:eastAsia="黑体"/>
       <w:color w:val="902000"/>
     </w:rPr>
   </w:style>
@@ -16206,6 +16964,7 @@
     <w:name w:val="DecValTok"/>
     <w:basedOn w:val="VerbatimChar"/>
     <w:rPr>
+      <w:rFonts w:eastAsia="黑体"/>
       <w:color w:val="40a070"/>
     </w:rPr>
   </w:style>
@@ -16213,6 +16972,7 @@
     <w:name w:val="BaseNTok"/>
     <w:basedOn w:val="VerbatimChar"/>
     <w:rPr>
+      <w:rFonts w:eastAsia="黑体"/>
       <w:color w:val="40a070"/>
     </w:rPr>
   </w:style>
@@ -16220,6 +16980,7 @@
     <w:name w:val="FloatTok"/>
     <w:basedOn w:val="VerbatimChar"/>
     <w:rPr>
+      <w:rFonts w:eastAsia="黑体"/>
       <w:color w:val="40a070"/>
     </w:rPr>
   </w:style>
@@ -16227,6 +16988,7 @@
     <w:name w:val="ConstantTok"/>
     <w:basedOn w:val="VerbatimChar"/>
     <w:rPr>
+      <w:rFonts w:eastAsia="黑体"/>
       <w:color w:val="880000"/>
     </w:rPr>
   </w:style>
@@ -16234,6 +16996,7 @@
     <w:name w:val="CharTok"/>
     <w:basedOn w:val="VerbatimChar"/>
     <w:rPr>
+      <w:rFonts w:eastAsia="黑体"/>
       <w:color w:val="4070a0"/>
     </w:rPr>
   </w:style>
@@ -16241,6 +17004,7 @@
     <w:name w:val="SpecialCharTok"/>
     <w:basedOn w:val="VerbatimChar"/>
     <w:rPr>
+      <w:rFonts w:eastAsia="黑体"/>
       <w:color w:val="4070a0"/>
     </w:rPr>
   </w:style>
@@ -16248,6 +17012,7 @@
     <w:name w:val="StringTok"/>
     <w:basedOn w:val="VerbatimChar"/>
     <w:rPr>
+      <w:rFonts w:eastAsia="黑体"/>
       <w:color w:val="4070a0"/>
     </w:rPr>
   </w:style>
@@ -16255,6 +17020,7 @@
     <w:name w:val="VerbatimStringTok"/>
     <w:basedOn w:val="VerbatimChar"/>
     <w:rPr>
+      <w:rFonts w:eastAsia="黑体"/>
       <w:color w:val="4070a0"/>
     </w:rPr>
   </w:style>
@@ -16262,6 +17028,7 @@
     <w:name w:val="SpecialStringTok"/>
     <w:basedOn w:val="VerbatimChar"/>
     <w:rPr>
+      <w:rFonts w:eastAsia="黑体"/>
       <w:color w:val="bb6688"/>
     </w:rPr>
   </w:style>
@@ -16269,6 +17036,7 @@
     <w:name w:val="ImportTok"/>
     <w:basedOn w:val="VerbatimChar"/>
     <w:rPr>
+      <w:rFonts w:eastAsia="黑体"/>
       <w:b/>
       <w:color w:val="008000"/>
     </w:rPr>
@@ -16277,6 +17045,7 @@
     <w:name w:val="CommentTok"/>
     <w:basedOn w:val="VerbatimChar"/>
     <w:rPr>
+      <w:rFonts w:eastAsia="黑体"/>
       <w:i/>
       <w:color w:val="60a0b0"/>
     </w:rPr>
@@ -16285,6 +17054,7 @@
     <w:name w:val="DocumentationTok"/>
     <w:basedOn w:val="VerbatimChar"/>
     <w:rPr>
+      <w:rFonts w:eastAsia="黑体"/>
       <w:i/>
       <w:color w:val="ba2121"/>
     </w:rPr>
@@ -16293,6 +17063,7 @@
     <w:name w:val="AnnotationTok"/>
     <w:basedOn w:val="VerbatimChar"/>
     <w:rPr>
+      <w:rFonts w:eastAsia="黑体"/>
       <w:b/>
       <w:i/>
       <w:color w:val="60a0b0"/>
@@ -16302,6 +17073,7 @@
     <w:name w:val="CommentVarTok"/>
     <w:basedOn w:val="VerbatimChar"/>
     <w:rPr>
+      <w:rFonts w:eastAsia="黑体"/>
       <w:b/>
       <w:i/>
       <w:color w:val="60a0b0"/>
@@ -16311,6 +17083,7 @@
     <w:name w:val="OtherTok"/>
     <w:basedOn w:val="VerbatimChar"/>
     <w:rPr>
+      <w:rFonts w:eastAsia="黑体"/>
       <w:color w:val="007020"/>
     </w:rPr>
   </w:style>
@@ -16318,6 +17091,7 @@
     <w:name w:val="FunctionTok"/>
     <w:basedOn w:val="VerbatimChar"/>
     <w:rPr>
+      <w:rFonts w:eastAsia="黑体"/>
       <w:color w:val="06287e"/>
     </w:rPr>
   </w:style>
@@ -16325,6 +17099,7 @@
     <w:name w:val="VariableTok"/>
     <w:basedOn w:val="VerbatimChar"/>
     <w:rPr>
+      <w:rFonts w:eastAsia="黑体"/>
       <w:color w:val="19177c"/>
     </w:rPr>
   </w:style>
@@ -16332,6 +17107,7 @@
     <w:name w:val="ControlFlowTok"/>
     <w:basedOn w:val="VerbatimChar"/>
     <w:rPr>
+      <w:rFonts w:eastAsia="黑体"/>
       <w:b/>
       <w:color w:val="007020"/>
     </w:rPr>
@@ -16340,6 +17116,7 @@
     <w:name w:val="OperatorTok"/>
     <w:basedOn w:val="VerbatimChar"/>
     <w:rPr>
+      <w:rFonts w:eastAsia="黑体"/>
       <w:color w:val="666666"/>
     </w:rPr>
   </w:style>
@@ -16347,18 +17124,22 @@
     <w:name w:val="BuiltInTok"/>
     <w:basedOn w:val="VerbatimChar"/>
     <w:rPr>
+      <w:rFonts w:eastAsia="黑体"/>
       <w:color w:val="008000"/>
     </w:rPr>
   </w:style>
   <w:style w:type="character" w:customStyle="1" w:styleId="ExtensionTok">
     <w:name w:val="ExtensionTok"/>
     <w:basedOn w:val="VerbatimChar"/>
-    <w:rPr/>
+    <w:rPr>
+      <w:rFonts w:eastAsia="黑体"/>
+    </w:rPr>
   </w:style>
   <w:style w:type="character" w:customStyle="1" w:styleId="PreprocessorTok">
     <w:name w:val="PreprocessorTok"/>
     <w:basedOn w:val="VerbatimChar"/>
     <w:rPr>
+      <w:rFonts w:eastAsia="黑体"/>
       <w:color w:val="bc7a00"/>
     </w:rPr>
   </w:style>
@@ -16366,18 +17147,22 @@
     <w:name w:val="AttributeTok"/>
     <w:basedOn w:val="VerbatimChar"/>
     <w:rPr>
+      <w:rFonts w:eastAsia="黑体"/>
       <w:color w:val="7d9029"/>
     </w:rPr>
   </w:style>
   <w:style w:type="character" w:customStyle="1" w:styleId="RegionMarkerTok">
     <w:name w:val="RegionMarkerTok"/>
     <w:basedOn w:val="VerbatimChar"/>
-    <w:rPr/>
+    <w:rPr>
+      <w:rFonts w:eastAsia="黑体"/>
+    </w:rPr>
   </w:style>
   <w:style w:type="character" w:customStyle="1" w:styleId="InformationTok">
     <w:name w:val="InformationTok"/>
     <w:basedOn w:val="VerbatimChar"/>
     <w:rPr>
+      <w:rFonts w:eastAsia="黑体"/>
       <w:b/>
       <w:i/>
       <w:color w:val="60a0b0"/>
@@ -16387,6 +17172,7 @@
     <w:name w:val="WarningTok"/>
     <w:basedOn w:val="VerbatimChar"/>
     <w:rPr>
+      <w:rFonts w:eastAsia="黑体"/>
       <w:b/>
       <w:i/>
       <w:color w:val="60a0b0"/>
@@ -16396,6 +17182,7 @@
     <w:name w:val="AlertTok"/>
     <w:basedOn w:val="VerbatimChar"/>
     <w:rPr>
+      <w:rFonts w:eastAsia="黑体"/>
       <w:b/>
       <w:color w:val="ff0000"/>
     </w:rPr>
@@ -16404,6 +17191,7 @@
     <w:name w:val="ErrorTok"/>
     <w:basedOn w:val="VerbatimChar"/>
     <w:rPr>
+      <w:rFonts w:eastAsia="黑体"/>
       <w:b/>
       <w:color w:val="ff0000"/>
     </w:rPr>
@@ -16411,7 +17199,9 @@
   <w:style w:type="character" w:customStyle="1" w:styleId="NormalTok">
     <w:name w:val="NormalTok"/>
     <w:basedOn w:val="VerbatimChar"/>
-    <w:rPr/>
+    <w:rPr>
+      <w:rFonts w:eastAsia="黑体"/>
+    </w:rPr>
   </w:style>
 </w:styles>
 </file>
@@ -16460,12 +17250,12 @@
     <a:fontScheme name="Office">
       <a:majorFont>
         <a:latin typeface="Calibri"/>
-        <a:ea typeface=""/>
+        <a:ea typeface="黑体"/>
         <a:cs typeface=""/>
         <a:font script="Jpan" typeface="ＭＳ ゴシック"/>
         <a:font script="Hang" typeface="맑은 고딕"/>
-        <a:font script="Hans" typeface="宋体"/>
-        <a:font script="Hant" typeface="新細明體"/>
+        <a:font script="Hans" typeface="黑体"/>
+        <a:font script="Hant" typeface="黑体"/>
         <a:font script="Arab" typeface="Times New Roman"/>
         <a:font script="Hebr" typeface="Times New Roman"/>
         <a:font script="Thai" typeface="Angsana New"/>
@@ -16495,12 +17285,12 @@
       </a:majorFont>
       <a:minorFont>
         <a:latin typeface="Cambria"/>
-        <a:ea typeface=""/>
+        <a:ea typeface="黑体"/>
         <a:cs typeface=""/>
         <a:font script="Jpan" typeface="ＭＳ 明朝"/>
         <a:font script="Hang" typeface="맑은 고딕"/>
-        <a:font script="Hans" typeface="宋体"/>
-        <a:font script="Hant" typeface="新細明體"/>
+        <a:font script="Hans" typeface="黑体"/>
+        <a:font script="Hant" typeface="黑体"/>
         <a:font script="Arab" typeface="Arial"/>
         <a:font script="Hebr" typeface="Arial"/>
         <a:font script="Thai" typeface="Cordia New"/>

--- a/01-电源电路/02-开关电源/全桥/全桥LLC电路/全桥LLC电路.docx
+++ b/01-电源电路/02-开关电源/全桥/全桥LLC电路/全桥LLC电路.docx
@@ -4179,7 +4179,7 @@
           <w:color w:val="555555"/>
           <w:sz w:val="21"/>
         </w:rPr>
-        <w:t>材料收集者：杜文杰，WX手机：19519196569，QQ:3478827729</w:t>
+        <w:t>材料收集者：杜文杰，微信/手机：19519196569，QQ:3478827729</w:t>
       </w:r>
     </w:p>
     <w:sectPr>
